--- a/docs/Cobertura-Testing-IronDisk.docx
+++ b/docs/Cobertura-Testing-IronDisk.docx
@@ -208,7 +208,7 @@
         <w:spacing w:after="120"/>
       </w:pPr>
       <w:r>
-        <w:t xml:space="preserve">Hay 13 archivos de prueba y 56 pruebas en total. Se cubren las categorías pedidas: lógica pura, render de listas, render condicional, props, estado, eventos y uso de mocks.</w:t>
+        <w:t xml:space="preserve">Hay 18 archivos de prueba y 73 pruebas en total. Se cubren las categorías pedidas: lógica pura, render de listas, render condicional, props, estado, eventos y uso de mocks.</w:t>
       </w:r>
     </w:p>
     <w:tbl>
@@ -640,7 +640,7 @@
                 <w:sz w:val="20"/>
                 <w:szCs w:val="20"/>
               </w:rPr>
-              <w:t xml:space="preserve">3</w:t>
+              <w:t xml:space="preserve">5</w:t>
             </w:r>
           </w:p>
         </w:tc>
@@ -668,7 +668,7 @@
                 <w:sz w:val="20"/>
                 <w:szCs w:val="20"/>
               </w:rPr>
-              <w:t xml:space="preserve">Sin filtros, búsqueda por texto y combinación de categoría y formato</w:t>
+              <w:t xml:space="preserve">Sin filtros, búsqueda por texto y combinación de categoría y formato (productos); texto por nombre, apellidos o correo (usuarios)</w:t>
             </w:r>
           </w:p>
         </w:tc>
@@ -1867,6 +1867,591 @@
                 <w:szCs w:val="20"/>
               </w:rPr>
               <w:t xml:space="preserve">Mock de window.confirm y localStorage</w:t>
+            </w:r>
+          </w:p>
+        </w:tc>
+      </w:tr>
+      <w:tr>
+        <w:trPr>
+          <w:tblHeader w:val="off"/>
+        </w:trPr>
+        <w:tc>
+          <w:tcPr>
+            <w:tcW w:type="dxa" w:w="2500"/>
+            <w:tcBorders>
+              <w:top w:val="single" w:color="999999" w:sz="4"/>
+              <w:left w:val="single" w:color="999999" w:sz="4"/>
+              <w:bottom w:val="single" w:color="999999" w:sz="4"/>
+              <w:right w:val="single" w:color="999999" w:sz="4"/>
+            </w:tcBorders>
+            <w:tcMar>
+              <w:top w:type="dxa" w:w="60"/>
+              <w:left w:type="dxa" w:w="100"/>
+              <w:bottom w:type="dxa" w:w="60"/>
+              <w:right w:type="dxa" w:w="100"/>
+            </w:tcMar>
+          </w:tcPr>
+          <w:p>
+            <w:r>
+              <w:rPr>
+                <w:b w:val="false"/>
+                <w:bCs w:val="false"/>
+                <w:sz w:val="20"/>
+                <w:szCs w:val="20"/>
+              </w:rPr>
+              <w:t xml:space="preserve">AdminUsuarios.spec.js</w:t>
+            </w:r>
+          </w:p>
+        </w:tc>
+        <w:tc>
+          <w:tcPr>
+            <w:tcW w:type="dxa" w:w="700"/>
+            <w:tcBorders>
+              <w:top w:val="single" w:color="999999" w:sz="4"/>
+              <w:left w:val="single" w:color="999999" w:sz="4"/>
+              <w:bottom w:val="single" w:color="999999" w:sz="4"/>
+              <w:right w:val="single" w:color="999999" w:sz="4"/>
+            </w:tcBorders>
+            <w:tcMar>
+              <w:top w:type="dxa" w:w="60"/>
+              <w:left w:type="dxa" w:w="100"/>
+              <w:bottom w:type="dxa" w:w="60"/>
+              <w:right w:type="dxa" w:w="100"/>
+            </w:tcMar>
+          </w:tcPr>
+          <w:p>
+            <w:r>
+              <w:rPr>
+                <w:b w:val="false"/>
+                <w:bCs w:val="false"/>
+                <w:sz w:val="20"/>
+                <w:szCs w:val="20"/>
+              </w:rPr>
+              <w:t xml:space="preserve">4</w:t>
+            </w:r>
+          </w:p>
+        </w:tc>
+        <w:tc>
+          <w:tcPr>
+            <w:tcW w:type="dxa" w:w="4300"/>
+            <w:tcBorders>
+              <w:top w:val="single" w:color="999999" w:sz="4"/>
+              <w:left w:val="single" w:color="999999" w:sz="4"/>
+              <w:bottom w:val="single" w:color="999999" w:sz="4"/>
+              <w:right w:val="single" w:color="999999" w:sz="4"/>
+            </w:tcBorders>
+            <w:tcMar>
+              <w:top w:type="dxa" w:w="60"/>
+              <w:left w:type="dxa" w:w="100"/>
+              <w:bottom w:type="dxa" w:w="60"/>
+              <w:right w:type="dxa" w:w="100"/>
+            </w:tcMar>
+          </w:tcPr>
+          <w:p>
+            <w:r>
+              <w:rPr>
+                <w:b w:val="false"/>
+                <w:bCs w:val="false"/>
+                <w:sz w:val="20"/>
+                <w:szCs w:val="20"/>
+              </w:rPr>
+              <w:t xml:space="preserve">Listado, confirmación antes de eliminar, eliminar al confirmar y buscador</w:t>
+            </w:r>
+          </w:p>
+        </w:tc>
+        <w:tc>
+          <w:tcPr>
+            <w:tcW w:type="dxa" w:w="1800"/>
+            <w:tcBorders>
+              <w:top w:val="single" w:color="999999" w:sz="4"/>
+              <w:left w:val="single" w:color="999999" w:sz="4"/>
+              <w:bottom w:val="single" w:color="999999" w:sz="4"/>
+              <w:right w:val="single" w:color="999999" w:sz="4"/>
+            </w:tcBorders>
+            <w:tcMar>
+              <w:top w:type="dxa" w:w="60"/>
+              <w:left w:type="dxa" w:w="100"/>
+              <w:bottom w:type="dxa" w:w="60"/>
+              <w:right w:type="dxa" w:w="100"/>
+            </w:tcMar>
+          </w:tcPr>
+          <w:p>
+            <w:r>
+              <w:rPr>
+                <w:b w:val="false"/>
+                <w:bCs w:val="false"/>
+                <w:sz w:val="20"/>
+                <w:szCs w:val="20"/>
+              </w:rPr>
+              <w:t xml:space="preserve">Mock de window.confirm y localStorage</w:t>
+            </w:r>
+          </w:p>
+        </w:tc>
+      </w:tr>
+      <w:tr>
+        <w:trPr>
+          <w:tblHeader w:val="off"/>
+        </w:trPr>
+        <w:tc>
+          <w:tcPr>
+            <w:tcW w:type="dxa" w:w="2500"/>
+            <w:tcBorders>
+              <w:top w:val="single" w:color="999999" w:sz="4"/>
+              <w:left w:val="single" w:color="999999" w:sz="4"/>
+              <w:bottom w:val="single" w:color="999999" w:sz="4"/>
+              <w:right w:val="single" w:color="999999" w:sz="4"/>
+            </w:tcBorders>
+            <w:tcMar>
+              <w:top w:type="dxa" w:w="60"/>
+              <w:left w:type="dxa" w:w="100"/>
+              <w:bottom w:type="dxa" w:w="60"/>
+              <w:right w:type="dxa" w:w="100"/>
+            </w:tcMar>
+          </w:tcPr>
+          <w:p>
+            <w:r>
+              <w:rPr>
+                <w:b w:val="false"/>
+                <w:bCs w:val="false"/>
+                <w:sz w:val="20"/>
+                <w:szCs w:val="20"/>
+              </w:rPr>
+              <w:t xml:space="preserve">UsuarioForm.spec.js</w:t>
+            </w:r>
+          </w:p>
+        </w:tc>
+        <w:tc>
+          <w:tcPr>
+            <w:tcW w:type="dxa" w:w="700"/>
+            <w:tcBorders>
+              <w:top w:val="single" w:color="999999" w:sz="4"/>
+              <w:left w:val="single" w:color="999999" w:sz="4"/>
+              <w:bottom w:val="single" w:color="999999" w:sz="4"/>
+              <w:right w:val="single" w:color="999999" w:sz="4"/>
+            </w:tcBorders>
+            <w:tcMar>
+              <w:top w:type="dxa" w:w="60"/>
+              <w:left w:type="dxa" w:w="100"/>
+              <w:bottom w:type="dxa" w:w="60"/>
+              <w:right w:type="dxa" w:w="100"/>
+            </w:tcMar>
+          </w:tcPr>
+          <w:p>
+            <w:r>
+              <w:rPr>
+                <w:b w:val="false"/>
+                <w:bCs w:val="false"/>
+                <w:sz w:val="20"/>
+                <w:szCs w:val="20"/>
+              </w:rPr>
+              <w:t xml:space="preserve">2</w:t>
+            </w:r>
+          </w:p>
+        </w:tc>
+        <w:tc>
+          <w:tcPr>
+            <w:tcW w:type="dxa" w:w="4300"/>
+            <w:tcBorders>
+              <w:top w:val="single" w:color="999999" w:sz="4"/>
+              <w:left w:val="single" w:color="999999" w:sz="4"/>
+              <w:bottom w:val="single" w:color="999999" w:sz="4"/>
+              <w:right w:val="single" w:color="999999" w:sz="4"/>
+            </w:tcBorders>
+            <w:tcMar>
+              <w:top w:type="dxa" w:w="60"/>
+              <w:left w:type="dxa" w:w="100"/>
+              <w:bottom w:type="dxa" w:w="60"/>
+              <w:right w:type="dxa" w:w="100"/>
+            </w:tcMar>
+          </w:tcPr>
+          <w:p>
+            <w:r>
+              <w:rPr>
+                <w:b w:val="false"/>
+                <w:bCs w:val="false"/>
+                <w:sz w:val="20"/>
+                <w:szCs w:val="20"/>
+              </w:rPr>
+              <w:t xml:space="preserve">RUN inválido no guarda y datos válidos crean el usuario</w:t>
+            </w:r>
+          </w:p>
+        </w:tc>
+        <w:tc>
+          <w:tcPr>
+            <w:tcW w:type="dxa" w:w="1800"/>
+            <w:tcBorders>
+              <w:top w:val="single" w:color="999999" w:sz="4"/>
+              <w:left w:val="single" w:color="999999" w:sz="4"/>
+              <w:bottom w:val="single" w:color="999999" w:sz="4"/>
+              <w:right w:val="single" w:color="999999" w:sz="4"/>
+            </w:tcBorders>
+            <w:tcMar>
+              <w:top w:type="dxa" w:w="60"/>
+              <w:left w:type="dxa" w:w="100"/>
+              <w:bottom w:type="dxa" w:w="60"/>
+              <w:right w:type="dxa" w:w="100"/>
+            </w:tcMar>
+          </w:tcPr>
+          <w:p>
+            <w:r>
+              <w:rPr>
+                <w:b w:val="false"/>
+                <w:bCs w:val="false"/>
+                <w:sz w:val="20"/>
+                <w:szCs w:val="20"/>
+              </w:rPr>
+              <w:t xml:space="preserve">Mock de localStorage</w:t>
+            </w:r>
+          </w:p>
+        </w:tc>
+      </w:tr>
+      <w:tr>
+        <w:trPr>
+          <w:tblHeader w:val="off"/>
+        </w:trPr>
+        <w:tc>
+          <w:tcPr>
+            <w:tcW w:type="dxa" w:w="2500"/>
+            <w:tcBorders>
+              <w:top w:val="single" w:color="999999" w:sz="4"/>
+              <w:left w:val="single" w:color="999999" w:sz="4"/>
+              <w:bottom w:val="single" w:color="999999" w:sz="4"/>
+              <w:right w:val="single" w:color="999999" w:sz="4"/>
+            </w:tcBorders>
+            <w:tcMar>
+              <w:top w:type="dxa" w:w="60"/>
+              <w:left w:type="dxa" w:w="100"/>
+              <w:bottom w:type="dxa" w:w="60"/>
+              <w:right w:type="dxa" w:w="100"/>
+            </w:tcMar>
+          </w:tcPr>
+          <w:p>
+            <w:r>
+              <w:rPr>
+                <w:b w:val="false"/>
+                <w:bCs w:val="false"/>
+                <w:sz w:val="20"/>
+                <w:szCs w:val="20"/>
+              </w:rPr>
+              <w:t xml:space="preserve">HistorialCompras.spec.js</w:t>
+            </w:r>
+          </w:p>
+        </w:tc>
+        <w:tc>
+          <w:tcPr>
+            <w:tcW w:type="dxa" w:w="700"/>
+            <w:tcBorders>
+              <w:top w:val="single" w:color="999999" w:sz="4"/>
+              <w:left w:val="single" w:color="999999" w:sz="4"/>
+              <w:bottom w:val="single" w:color="999999" w:sz="4"/>
+              <w:right w:val="single" w:color="999999" w:sz="4"/>
+            </w:tcBorders>
+            <w:tcMar>
+              <w:top w:type="dxa" w:w="60"/>
+              <w:left w:type="dxa" w:w="100"/>
+              <w:bottom w:type="dxa" w:w="60"/>
+              <w:right w:type="dxa" w:w="100"/>
+            </w:tcMar>
+          </w:tcPr>
+          <w:p>
+            <w:r>
+              <w:rPr>
+                <w:b w:val="false"/>
+                <w:bCs w:val="false"/>
+                <w:sz w:val="20"/>
+                <w:szCs w:val="20"/>
+              </w:rPr>
+              <w:t xml:space="preserve">3</w:t>
+            </w:r>
+          </w:p>
+        </w:tc>
+        <w:tc>
+          <w:tcPr>
+            <w:tcW w:type="dxa" w:w="4300"/>
+            <w:tcBorders>
+              <w:top w:val="single" w:color="999999" w:sz="4"/>
+              <w:left w:val="single" w:color="999999" w:sz="4"/>
+              <w:bottom w:val="single" w:color="999999" w:sz="4"/>
+              <w:right w:val="single" w:color="999999" w:sz="4"/>
+            </w:tcBorders>
+            <w:tcMar>
+              <w:top w:type="dxa" w:w="60"/>
+              <w:left w:type="dxa" w:w="100"/>
+              <w:bottom w:type="dxa" w:w="60"/>
+              <w:right w:type="dxa" w:w="100"/>
+            </w:tcMar>
+          </w:tcPr>
+          <w:p>
+            <w:r>
+              <w:rPr>
+                <w:b w:val="false"/>
+                <w:bCs w:val="false"/>
+                <w:sz w:val="20"/>
+                <w:szCs w:val="20"/>
+              </w:rPr>
+              <w:t xml:space="preserve">Compras del usuario, aviso sin compras y usuario no encontrado</w:t>
+            </w:r>
+          </w:p>
+        </w:tc>
+        <w:tc>
+          <w:tcPr>
+            <w:tcW w:type="dxa" w:w="1800"/>
+            <w:tcBorders>
+              <w:top w:val="single" w:color="999999" w:sz="4"/>
+              <w:left w:val="single" w:color="999999" w:sz="4"/>
+              <w:bottom w:val="single" w:color="999999" w:sz="4"/>
+              <w:right w:val="single" w:color="999999" w:sz="4"/>
+            </w:tcBorders>
+            <w:tcMar>
+              <w:top w:type="dxa" w:w="60"/>
+              <w:left w:type="dxa" w:w="100"/>
+              <w:bottom w:type="dxa" w:w="60"/>
+              <w:right w:type="dxa" w:w="100"/>
+            </w:tcMar>
+          </w:tcPr>
+          <w:p>
+            <w:r>
+              <w:rPr>
+                <w:b w:val="false"/>
+                <w:bCs w:val="false"/>
+                <w:sz w:val="20"/>
+                <w:szCs w:val="20"/>
+              </w:rPr>
+              <w:t xml:space="preserve">Mock de localStorage</w:t>
+            </w:r>
+          </w:p>
+        </w:tc>
+      </w:tr>
+      <w:tr>
+        <w:trPr>
+          <w:tblHeader w:val="off"/>
+        </w:trPr>
+        <w:tc>
+          <w:tcPr>
+            <w:tcW w:type="dxa" w:w="2500"/>
+            <w:tcBorders>
+              <w:top w:val="single" w:color="999999" w:sz="4"/>
+              <w:left w:val="single" w:color="999999" w:sz="4"/>
+              <w:bottom w:val="single" w:color="999999" w:sz="4"/>
+              <w:right w:val="single" w:color="999999" w:sz="4"/>
+            </w:tcBorders>
+            <w:tcMar>
+              <w:top w:type="dxa" w:w="60"/>
+              <w:left w:type="dxa" w:w="100"/>
+              <w:bottom w:type="dxa" w:w="60"/>
+              <w:right w:type="dxa" w:w="100"/>
+            </w:tcMar>
+          </w:tcPr>
+          <w:p>
+            <w:r>
+              <w:rPr>
+                <w:b w:val="false"/>
+                <w:bCs w:val="false"/>
+                <w:sz w:val="20"/>
+                <w:szCs w:val="20"/>
+              </w:rPr>
+              <w:t xml:space="preserve">AdminOrdenes.spec.js</w:t>
+            </w:r>
+          </w:p>
+        </w:tc>
+        <w:tc>
+          <w:tcPr>
+            <w:tcW w:type="dxa" w:w="700"/>
+            <w:tcBorders>
+              <w:top w:val="single" w:color="999999" w:sz="4"/>
+              <w:left w:val="single" w:color="999999" w:sz="4"/>
+              <w:bottom w:val="single" w:color="999999" w:sz="4"/>
+              <w:right w:val="single" w:color="999999" w:sz="4"/>
+            </w:tcBorders>
+            <w:tcMar>
+              <w:top w:type="dxa" w:w="60"/>
+              <w:left w:type="dxa" w:w="100"/>
+              <w:bottom w:type="dxa" w:w="60"/>
+              <w:right w:type="dxa" w:w="100"/>
+            </w:tcMar>
+          </w:tcPr>
+          <w:p>
+            <w:r>
+              <w:rPr>
+                <w:b w:val="false"/>
+                <w:bCs w:val="false"/>
+                <w:sz w:val="20"/>
+                <w:szCs w:val="20"/>
+              </w:rPr>
+              <w:t xml:space="preserve">3</w:t>
+            </w:r>
+          </w:p>
+        </w:tc>
+        <w:tc>
+          <w:tcPr>
+            <w:tcW w:type="dxa" w:w="4300"/>
+            <w:tcBorders>
+              <w:top w:val="single" w:color="999999" w:sz="4"/>
+              <w:left w:val="single" w:color="999999" w:sz="4"/>
+              <w:bottom w:val="single" w:color="999999" w:sz="4"/>
+              <w:right w:val="single" w:color="999999" w:sz="4"/>
+            </w:tcBorders>
+            <w:tcMar>
+              <w:top w:type="dxa" w:w="60"/>
+              <w:left w:type="dxa" w:w="100"/>
+              <w:bottom w:type="dxa" w:w="60"/>
+              <w:right w:type="dxa" w:w="100"/>
+            </w:tcMar>
+          </w:tcPr>
+          <w:p>
+            <w:r>
+              <w:rPr>
+                <w:b w:val="false"/>
+                <w:bCs w:val="false"/>
+                <w:sz w:val="20"/>
+                <w:szCs w:val="20"/>
+              </w:rPr>
+              <w:t xml:space="preserve">Aviso sin órdenes, listado y orden más nueva primero</w:t>
+            </w:r>
+          </w:p>
+        </w:tc>
+        <w:tc>
+          <w:tcPr>
+            <w:tcW w:type="dxa" w:w="1800"/>
+            <w:tcBorders>
+              <w:top w:val="single" w:color="999999" w:sz="4"/>
+              <w:left w:val="single" w:color="999999" w:sz="4"/>
+              <w:bottom w:val="single" w:color="999999" w:sz="4"/>
+              <w:right w:val="single" w:color="999999" w:sz="4"/>
+            </w:tcBorders>
+            <w:tcMar>
+              <w:top w:type="dxa" w:w="60"/>
+              <w:left w:type="dxa" w:w="100"/>
+              <w:bottom w:type="dxa" w:w="60"/>
+              <w:right w:type="dxa" w:w="100"/>
+            </w:tcMar>
+          </w:tcPr>
+          <w:p>
+            <w:r>
+              <w:rPr>
+                <w:b w:val="false"/>
+                <w:bCs w:val="false"/>
+                <w:sz w:val="20"/>
+                <w:szCs w:val="20"/>
+              </w:rPr>
+              <w:t xml:space="preserve">Mock de localStorage</w:t>
+            </w:r>
+          </w:p>
+        </w:tc>
+      </w:tr>
+      <w:tr>
+        <w:trPr>
+          <w:tblHeader w:val="off"/>
+        </w:trPr>
+        <w:tc>
+          <w:tcPr>
+            <w:tcW w:type="dxa" w:w="2500"/>
+            <w:tcBorders>
+              <w:top w:val="single" w:color="999999" w:sz="4"/>
+              <w:left w:val="single" w:color="999999" w:sz="4"/>
+              <w:bottom w:val="single" w:color="999999" w:sz="4"/>
+              <w:right w:val="single" w:color="999999" w:sz="4"/>
+            </w:tcBorders>
+            <w:tcMar>
+              <w:top w:type="dxa" w:w="60"/>
+              <w:left w:type="dxa" w:w="100"/>
+              <w:bottom w:type="dxa" w:w="60"/>
+              <w:right w:type="dxa" w:w="100"/>
+            </w:tcMar>
+          </w:tcPr>
+          <w:p>
+            <w:r>
+              <w:rPr>
+                <w:b w:val="false"/>
+                <w:bCs w:val="false"/>
+                <w:sz w:val="20"/>
+                <w:szCs w:val="20"/>
+              </w:rPr>
+              <w:t xml:space="preserve">Boleta.spec.js</w:t>
+            </w:r>
+          </w:p>
+        </w:tc>
+        <w:tc>
+          <w:tcPr>
+            <w:tcW w:type="dxa" w:w="700"/>
+            <w:tcBorders>
+              <w:top w:val="single" w:color="999999" w:sz="4"/>
+              <w:left w:val="single" w:color="999999" w:sz="4"/>
+              <w:bottom w:val="single" w:color="999999" w:sz="4"/>
+              <w:right w:val="single" w:color="999999" w:sz="4"/>
+            </w:tcBorders>
+            <w:tcMar>
+              <w:top w:type="dxa" w:w="60"/>
+              <w:left w:type="dxa" w:w="100"/>
+              <w:bottom w:type="dxa" w:w="60"/>
+              <w:right w:type="dxa" w:w="100"/>
+            </w:tcMar>
+          </w:tcPr>
+          <w:p>
+            <w:r>
+              <w:rPr>
+                <w:b w:val="false"/>
+                <w:bCs w:val="false"/>
+                <w:sz w:val="20"/>
+                <w:szCs w:val="20"/>
+              </w:rPr>
+              <w:t xml:space="preserve">3</w:t>
+            </w:r>
+          </w:p>
+        </w:tc>
+        <w:tc>
+          <w:tcPr>
+            <w:tcW w:type="dxa" w:w="4300"/>
+            <w:tcBorders>
+              <w:top w:val="single" w:color="999999" w:sz="4"/>
+              <w:left w:val="single" w:color="999999" w:sz="4"/>
+              <w:bottom w:val="single" w:color="999999" w:sz="4"/>
+              <w:right w:val="single" w:color="999999" w:sz="4"/>
+            </w:tcBorders>
+            <w:tcMar>
+              <w:top w:type="dxa" w:w="60"/>
+              <w:left w:type="dxa" w:w="100"/>
+              <w:bottom w:type="dxa" w:w="60"/>
+              <w:right w:type="dxa" w:w="100"/>
+            </w:tcMar>
+          </w:tcPr>
+          <w:p>
+            <w:r>
+              <w:rPr>
+                <w:b w:val="false"/>
+                <w:bCs w:val="false"/>
+                <w:sz w:val="20"/>
+                <w:szCs w:val="20"/>
+              </w:rPr>
+              <w:t xml:space="preserve">Datos de la orden, botón Imprimir y orden no encontrada</w:t>
+            </w:r>
+          </w:p>
+        </w:tc>
+        <w:tc>
+          <w:tcPr>
+            <w:tcW w:type="dxa" w:w="1800"/>
+            <w:tcBorders>
+              <w:top w:val="single" w:color="999999" w:sz="4"/>
+              <w:left w:val="single" w:color="999999" w:sz="4"/>
+              <w:bottom w:val="single" w:color="999999" w:sz="4"/>
+              <w:right w:val="single" w:color="999999" w:sz="4"/>
+            </w:tcBorders>
+            <w:tcMar>
+              <w:top w:type="dxa" w:w="60"/>
+              <w:left w:type="dxa" w:w="100"/>
+              <w:bottom w:type="dxa" w:w="60"/>
+              <w:right w:type="dxa" w:w="100"/>
+            </w:tcMar>
+          </w:tcPr>
+          <w:p>
+            <w:r>
+              <w:rPr>
+                <w:b w:val="false"/>
+                <w:bCs w:val="false"/>
+                <w:sz w:val="20"/>
+                <w:szCs w:val="20"/>
+              </w:rPr>
+              <w:t xml:space="preserve">jasmine.createSpy y mock de localStorage</w:t>
             </w:r>
           </w:p>
         </w:tc>
@@ -1912,6 +2497,19 @@
       </w:pPr>
       <w:r>
         <w:t xml:space="preserve">window.confirm: se simula con spyOn(window, "confirm") para probar los dos caminos de la eliminación, cancelar y aceptar.</w:t>
+      </w:r>
+    </w:p>
+    <w:p>
+      <w:pPr>
+        <w:pStyle w:val="ListParagraph"/>
+        <w:numPr>
+          <w:ilvl w:val="0"/>
+          <w:numId w:val="2"/>
+        </w:numPr>
+        <w:spacing w:after="60"/>
+      </w:pPr>
+      <w:r>
+        <w:t xml:space="preserve">window.print: se simula con spyOn(window, "print") para comprobar que el botón Imprimir de la boleta llama a la función, sin abrir el diálogo real de impresión.</w:t>
       </w:r>
     </w:p>
     <w:p>

--- a/docs/Cobertura-Testing-IronDisk.docx
+++ b/docs/Cobertura-Testing-IronDisk.docx
@@ -2668,7 +2668,7 @@
                 <w:sz w:val="20"/>
                 <w:szCs w:val="20"/>
               </w:rPr>
-              <w:t xml:space="preserve">56</w:t>
+              <w:t xml:space="preserve">73</w:t>
             </w:r>
           </w:p>
         </w:tc>
@@ -2729,7 +2729,7 @@
                 <w:sz w:val="20"/>
                 <w:szCs w:val="20"/>
               </w:rPr>
-              <w:t xml:space="preserve">56</w:t>
+              <w:t xml:space="preserve">73</w:t>
             </w:r>
           </w:p>
         </w:tc>
@@ -2851,7 +2851,7 @@
                 <w:sz w:val="20"/>
                 <w:szCs w:val="20"/>
               </w:rPr>
-              <w:t xml:space="preserve">82.29% (251 de 305)</w:t>
+              <w:t xml:space="preserve">87.90% (356 de 405)</w:t>
             </w:r>
           </w:p>
         </w:tc>
@@ -2912,7 +2912,7 @@
                 <w:sz w:val="20"/>
                 <w:szCs w:val="20"/>
               </w:rPr>
-              <w:t xml:space="preserve">79.59% (156 de 196)</w:t>
+              <w:t xml:space="preserve">80.82% (215 de 266)</w:t>
             </w:r>
           </w:p>
         </w:tc>
@@ -2973,7 +2973,7 @@
                 <w:sz w:val="20"/>
                 <w:szCs w:val="20"/>
               </w:rPr>
-              <w:t xml:space="preserve">75.83% (91 de 120)</w:t>
+              <w:t xml:space="preserve">87.65% (142 de 162)</w:t>
             </w:r>
           </w:p>
         </w:tc>
@@ -3034,7 +3034,7 @@
                 <w:sz w:val="20"/>
                 <w:szCs w:val="20"/>
               </w:rPr>
-              <w:t xml:space="preserve">84.13% (228 de 271)</w:t>
+              <w:t xml:space="preserve">89.01% (316 de 355)</w:t>
             </w:r>
           </w:p>
         </w:tc>

--- a/docs/Cobertura-Testing-IronDisk.docx
+++ b/docs/Cobertura-Testing-IronDisk.docx
@@ -3708,91 +3708,91 @@
                 <w:sz w:val="20"/>
                 <w:szCs w:val="20"/>
               </w:rPr>
-              <w:t xml:space="preserve">75%</w:t>
-            </w:r>
-          </w:p>
-        </w:tc>
-        <w:tc>
-          <w:tcPr>
-            <w:tcW w:type="dxa" w:w="1200"/>
-            <w:tcBorders>
-              <w:top w:val="single" w:color="999999" w:sz="4"/>
-              <w:left w:val="single" w:color="999999" w:sz="4"/>
-              <w:bottom w:val="single" w:color="999999" w:sz="4"/>
-              <w:right w:val="single" w:color="999999" w:sz="4"/>
-            </w:tcBorders>
-            <w:tcMar>
-              <w:top w:type="dxa" w:w="60"/>
-              <w:left w:type="dxa" w:w="100"/>
-              <w:bottom w:type="dxa" w:w="60"/>
-              <w:right w:type="dxa" w:w="100"/>
-            </w:tcMar>
-          </w:tcPr>
-          <w:p>
-            <w:r>
-              <w:rPr>
-                <w:b w:val="false"/>
-                <w:bCs w:val="false"/>
-                <w:sz w:val="20"/>
-                <w:szCs w:val="20"/>
-              </w:rPr>
-              <w:t xml:space="preserve">64.28%</w:t>
-            </w:r>
-          </w:p>
-        </w:tc>
-        <w:tc>
-          <w:tcPr>
-            <w:tcW w:type="dxa" w:w="1200"/>
-            <w:tcBorders>
-              <w:top w:val="single" w:color="999999" w:sz="4"/>
-              <w:left w:val="single" w:color="999999" w:sz="4"/>
-              <w:bottom w:val="single" w:color="999999" w:sz="4"/>
-              <w:right w:val="single" w:color="999999" w:sz="4"/>
-            </w:tcBorders>
-            <w:tcMar>
-              <w:top w:type="dxa" w:w="60"/>
-              <w:left w:type="dxa" w:w="100"/>
-              <w:bottom w:type="dxa" w:w="60"/>
-              <w:right w:type="dxa" w:w="100"/>
-            </w:tcMar>
-          </w:tcPr>
-          <w:p>
-            <w:r>
-              <w:rPr>
-                <w:b w:val="false"/>
-                <w:bCs w:val="false"/>
-                <w:sz w:val="20"/>
-                <w:szCs w:val="20"/>
-              </w:rPr>
-              <w:t xml:space="preserve">60%</w:t>
-            </w:r>
-          </w:p>
-        </w:tc>
-        <w:tc>
-          <w:tcPr>
-            <w:tcW w:type="dxa" w:w="1200"/>
-            <w:tcBorders>
-              <w:top w:val="single" w:color="999999" w:sz="4"/>
-              <w:left w:val="single" w:color="999999" w:sz="4"/>
-              <w:bottom w:val="single" w:color="999999" w:sz="4"/>
-              <w:right w:val="single" w:color="999999" w:sz="4"/>
-            </w:tcBorders>
-            <w:tcMar>
-              <w:top w:type="dxa" w:w="60"/>
-              <w:left w:type="dxa" w:w="100"/>
-              <w:bottom w:type="dxa" w:w="60"/>
-              <w:right w:type="dxa" w:w="100"/>
-            </w:tcMar>
-          </w:tcPr>
-          <w:p>
-            <w:r>
-              <w:rPr>
-                <w:b w:val="false"/>
-                <w:bCs w:val="false"/>
-                <w:sz w:val="20"/>
-                <w:szCs w:val="20"/>
-              </w:rPr>
-              <w:t xml:space="preserve">70%</w:t>
+              <w:t xml:space="preserve">100%</w:t>
+            </w:r>
+          </w:p>
+        </w:tc>
+        <w:tc>
+          <w:tcPr>
+            <w:tcW w:type="dxa" w:w="1200"/>
+            <w:tcBorders>
+              <w:top w:val="single" w:color="999999" w:sz="4"/>
+              <w:left w:val="single" w:color="999999" w:sz="4"/>
+              <w:bottom w:val="single" w:color="999999" w:sz="4"/>
+              <w:right w:val="single" w:color="999999" w:sz="4"/>
+            </w:tcBorders>
+            <w:tcMar>
+              <w:top w:type="dxa" w:w="60"/>
+              <w:left w:type="dxa" w:w="100"/>
+              <w:bottom w:type="dxa" w:w="60"/>
+              <w:right w:type="dxa" w:w="100"/>
+            </w:tcMar>
+          </w:tcPr>
+          <w:p>
+            <w:r>
+              <w:rPr>
+                <w:b w:val="false"/>
+                <w:bCs w:val="false"/>
+                <w:sz w:val="20"/>
+                <w:szCs w:val="20"/>
+              </w:rPr>
+              <w:t xml:space="preserve">100%</w:t>
+            </w:r>
+          </w:p>
+        </w:tc>
+        <w:tc>
+          <w:tcPr>
+            <w:tcW w:type="dxa" w:w="1200"/>
+            <w:tcBorders>
+              <w:top w:val="single" w:color="999999" w:sz="4"/>
+              <w:left w:val="single" w:color="999999" w:sz="4"/>
+              <w:bottom w:val="single" w:color="999999" w:sz="4"/>
+              <w:right w:val="single" w:color="999999" w:sz="4"/>
+            </w:tcBorders>
+            <w:tcMar>
+              <w:top w:type="dxa" w:w="60"/>
+              <w:left w:type="dxa" w:w="100"/>
+              <w:bottom w:type="dxa" w:w="60"/>
+              <w:right w:type="dxa" w:w="100"/>
+            </w:tcMar>
+          </w:tcPr>
+          <w:p>
+            <w:r>
+              <w:rPr>
+                <w:b w:val="false"/>
+                <w:bCs w:val="false"/>
+                <w:sz w:val="20"/>
+                <w:szCs w:val="20"/>
+              </w:rPr>
+              <w:t xml:space="preserve">100%</w:t>
+            </w:r>
+          </w:p>
+        </w:tc>
+        <w:tc>
+          <w:tcPr>
+            <w:tcW w:type="dxa" w:w="1200"/>
+            <w:tcBorders>
+              <w:top w:val="single" w:color="999999" w:sz="4"/>
+              <w:left w:val="single" w:color="999999" w:sz="4"/>
+              <w:bottom w:val="single" w:color="999999" w:sz="4"/>
+              <w:right w:val="single" w:color="999999" w:sz="4"/>
+            </w:tcBorders>
+            <w:tcMar>
+              <w:top w:type="dxa" w:w="60"/>
+              <w:left w:type="dxa" w:w="100"/>
+              <w:bottom w:type="dxa" w:w="60"/>
+              <w:right w:type="dxa" w:w="100"/>
+            </w:tcMar>
+          </w:tcPr>
+          <w:p>
+            <w:r>
+              <w:rPr>
+                <w:b w:val="false"/>
+                <w:bCs w:val="false"/>
+                <w:sz w:val="20"/>
+                <w:szCs w:val="20"/>
+              </w:rPr>
+              <w:t xml:space="preserve">100%</w:t>
             </w:r>
           </w:p>
         </w:tc>
@@ -4260,63 +4260,7 @@
                 <w:sz w:val="20"/>
                 <w:szCs w:val="20"/>
               </w:rPr>
-              <w:t xml:space="preserve">components/TablaProductos.js</w:t>
-            </w:r>
-          </w:p>
-        </w:tc>
-        <w:tc>
-          <w:tcPr>
-            <w:tcW w:type="dxa" w:w="1200"/>
-            <w:tcBorders>
-              <w:top w:val="single" w:color="999999" w:sz="4"/>
-              <w:left w:val="single" w:color="999999" w:sz="4"/>
-              <w:bottom w:val="single" w:color="999999" w:sz="4"/>
-              <w:right w:val="single" w:color="999999" w:sz="4"/>
-            </w:tcBorders>
-            <w:tcMar>
-              <w:top w:type="dxa" w:w="60"/>
-              <w:left w:type="dxa" w:w="100"/>
-              <w:bottom w:type="dxa" w:w="60"/>
-              <w:right w:type="dxa" w:w="100"/>
-            </w:tcMar>
-          </w:tcPr>
-          <w:p>
-            <w:r>
-              <w:rPr>
-                <w:b w:val="false"/>
-                <w:bCs w:val="false"/>
-                <w:sz w:val="20"/>
-                <w:szCs w:val="20"/>
-              </w:rPr>
-              <w:t xml:space="preserve">80%</w:t>
-            </w:r>
-          </w:p>
-        </w:tc>
-        <w:tc>
-          <w:tcPr>
-            <w:tcW w:type="dxa" w:w="1200"/>
-            <w:tcBorders>
-              <w:top w:val="single" w:color="999999" w:sz="4"/>
-              <w:left w:val="single" w:color="999999" w:sz="4"/>
-              <w:bottom w:val="single" w:color="999999" w:sz="4"/>
-              <w:right w:val="single" w:color="999999" w:sz="4"/>
-            </w:tcBorders>
-            <w:tcMar>
-              <w:top w:type="dxa" w:w="60"/>
-              <w:left w:type="dxa" w:w="100"/>
-              <w:bottom w:type="dxa" w:w="60"/>
-              <w:right w:type="dxa" w:w="100"/>
-            </w:tcMar>
-          </w:tcPr>
-          <w:p>
-            <w:r>
-              <w:rPr>
-                <w:b w:val="false"/>
-                <w:bCs w:val="false"/>
-                <w:sz w:val="20"/>
-                <w:szCs w:val="20"/>
-              </w:rPr>
-              <w:t xml:space="preserve">87.5%</w:t>
+              <w:t xml:space="preserve">components/SelectorRegionComuna.js</w:t>
             </w:r>
           </w:p>
         </w:tc>
@@ -4372,7 +4316,63 @@
                 <w:sz w:val="20"/>
                 <w:szCs w:val="20"/>
               </w:rPr>
-              <w:t xml:space="preserve">80%</w:t>
+              <w:t xml:space="preserve">100%</w:t>
+            </w:r>
+          </w:p>
+        </w:tc>
+        <w:tc>
+          <w:tcPr>
+            <w:tcW w:type="dxa" w:w="1200"/>
+            <w:tcBorders>
+              <w:top w:val="single" w:color="999999" w:sz="4"/>
+              <w:left w:val="single" w:color="999999" w:sz="4"/>
+              <w:bottom w:val="single" w:color="999999" w:sz="4"/>
+              <w:right w:val="single" w:color="999999" w:sz="4"/>
+            </w:tcBorders>
+            <w:tcMar>
+              <w:top w:type="dxa" w:w="60"/>
+              <w:left w:type="dxa" w:w="100"/>
+              <w:bottom w:type="dxa" w:w="60"/>
+              <w:right w:type="dxa" w:w="100"/>
+            </w:tcMar>
+          </w:tcPr>
+          <w:p>
+            <w:r>
+              <w:rPr>
+                <w:b w:val="false"/>
+                <w:bCs w:val="false"/>
+                <w:sz w:val="20"/>
+                <w:szCs w:val="20"/>
+              </w:rPr>
+              <w:t xml:space="preserve">100%</w:t>
+            </w:r>
+          </w:p>
+        </w:tc>
+        <w:tc>
+          <w:tcPr>
+            <w:tcW w:type="dxa" w:w="1200"/>
+            <w:tcBorders>
+              <w:top w:val="single" w:color="999999" w:sz="4"/>
+              <w:left w:val="single" w:color="999999" w:sz="4"/>
+              <w:bottom w:val="single" w:color="999999" w:sz="4"/>
+              <w:right w:val="single" w:color="999999" w:sz="4"/>
+            </w:tcBorders>
+            <w:tcMar>
+              <w:top w:type="dxa" w:w="60"/>
+              <w:left w:type="dxa" w:w="100"/>
+              <w:bottom w:type="dxa" w:w="60"/>
+              <w:right w:type="dxa" w:w="100"/>
+            </w:tcMar>
+          </w:tcPr>
+          <w:p>
+            <w:r>
+              <w:rPr>
+                <w:b w:val="false"/>
+                <w:bCs w:val="false"/>
+                <w:sz w:val="20"/>
+                <w:szCs w:val="20"/>
+              </w:rPr>
+              <w:t xml:space="preserve">100%</w:t>
             </w:r>
           </w:p>
         </w:tc>
@@ -4405,7 +4405,7 @@
                 <w:sz w:val="20"/>
                 <w:szCs w:val="20"/>
               </w:rPr>
-              <w:t xml:space="preserve">context/AuthContext.js</w:t>
+              <w:t xml:space="preserve">components/TablaProductos.js</w:t>
             </w:r>
           </w:p>
         </w:tc>
@@ -4489,35 +4489,35 @@
                 <w:sz w:val="20"/>
                 <w:szCs w:val="20"/>
               </w:rPr>
-              <w:t xml:space="preserve">71.42%</w:t>
-            </w:r>
-          </w:p>
-        </w:tc>
-        <w:tc>
-          <w:tcPr>
-            <w:tcW w:type="dxa" w:w="1200"/>
-            <w:tcBorders>
-              <w:top w:val="single" w:color="999999" w:sz="4"/>
-              <w:left w:val="single" w:color="999999" w:sz="4"/>
-              <w:bottom w:val="single" w:color="999999" w:sz="4"/>
-              <w:right w:val="single" w:color="999999" w:sz="4"/>
-            </w:tcBorders>
-            <w:tcMar>
-              <w:top w:type="dxa" w:w="60"/>
-              <w:left w:type="dxa" w:w="100"/>
-              <w:bottom w:type="dxa" w:w="60"/>
-              <w:right w:type="dxa" w:w="100"/>
-            </w:tcMar>
-          </w:tcPr>
-          <w:p>
-            <w:r>
-              <w:rPr>
-                <w:b w:val="false"/>
-                <w:bCs w:val="false"/>
-                <w:sz w:val="20"/>
-                <w:szCs w:val="20"/>
-              </w:rPr>
-              <w:t xml:space="preserve">79.16%</w:t>
+              <w:t xml:space="preserve">100%</w:t>
+            </w:r>
+          </w:p>
+        </w:tc>
+        <w:tc>
+          <w:tcPr>
+            <w:tcW w:type="dxa" w:w="1200"/>
+            <w:tcBorders>
+              <w:top w:val="single" w:color="999999" w:sz="4"/>
+              <w:left w:val="single" w:color="999999" w:sz="4"/>
+              <w:bottom w:val="single" w:color="999999" w:sz="4"/>
+              <w:right w:val="single" w:color="999999" w:sz="4"/>
+            </w:tcBorders>
+            <w:tcMar>
+              <w:top w:type="dxa" w:w="60"/>
+              <w:left w:type="dxa" w:w="100"/>
+              <w:bottom w:type="dxa" w:w="60"/>
+              <w:right w:type="dxa" w:w="100"/>
+            </w:tcMar>
+          </w:tcPr>
+          <w:p>
+            <w:r>
+              <w:rPr>
+                <w:b w:val="false"/>
+                <w:bCs w:val="false"/>
+                <w:sz w:val="20"/>
+                <w:szCs w:val="20"/>
+              </w:rPr>
+              <w:t xml:space="preserve">80%</w:t>
             </w:r>
           </w:p>
         </w:tc>
@@ -4550,119 +4550,119 @@
                 <w:sz w:val="20"/>
                 <w:szCs w:val="20"/>
               </w:rPr>
-              <w:t xml:space="preserve">context/CarritoContext.js</w:t>
-            </w:r>
-          </w:p>
-        </w:tc>
-        <w:tc>
-          <w:tcPr>
-            <w:tcW w:type="dxa" w:w="1200"/>
-            <w:tcBorders>
-              <w:top w:val="single" w:color="999999" w:sz="4"/>
-              <w:left w:val="single" w:color="999999" w:sz="4"/>
-              <w:bottom w:val="single" w:color="999999" w:sz="4"/>
-              <w:right w:val="single" w:color="999999" w:sz="4"/>
-            </w:tcBorders>
-            <w:tcMar>
-              <w:top w:type="dxa" w:w="60"/>
-              <w:left w:type="dxa" w:w="100"/>
-              <w:bottom w:type="dxa" w:w="60"/>
-              <w:right w:type="dxa" w:w="100"/>
-            </w:tcMar>
-          </w:tcPr>
-          <w:p>
-            <w:r>
-              <w:rPr>
-                <w:b w:val="false"/>
-                <w:bCs w:val="false"/>
-                <w:sz w:val="20"/>
-                <w:szCs w:val="20"/>
-              </w:rPr>
-              <w:t xml:space="preserve">83.33%</w:t>
-            </w:r>
-          </w:p>
-        </w:tc>
-        <w:tc>
-          <w:tcPr>
-            <w:tcW w:type="dxa" w:w="1200"/>
-            <w:tcBorders>
-              <w:top w:val="single" w:color="999999" w:sz="4"/>
-              <w:left w:val="single" w:color="999999" w:sz="4"/>
-              <w:bottom w:val="single" w:color="999999" w:sz="4"/>
-              <w:right w:val="single" w:color="999999" w:sz="4"/>
-            </w:tcBorders>
-            <w:tcMar>
-              <w:top w:type="dxa" w:w="60"/>
-              <w:left w:type="dxa" w:w="100"/>
-              <w:bottom w:type="dxa" w:w="60"/>
-              <w:right w:type="dxa" w:w="100"/>
-            </w:tcMar>
-          </w:tcPr>
-          <w:p>
-            <w:r>
-              <w:rPr>
-                <w:b w:val="false"/>
-                <w:bCs w:val="false"/>
-                <w:sz w:val="20"/>
-                <w:szCs w:val="20"/>
-              </w:rPr>
-              <w:t xml:space="preserve">57.14%</w:t>
-            </w:r>
-          </w:p>
-        </w:tc>
-        <w:tc>
-          <w:tcPr>
-            <w:tcW w:type="dxa" w:w="1200"/>
-            <w:tcBorders>
-              <w:top w:val="single" w:color="999999" w:sz="4"/>
-              <w:left w:val="single" w:color="999999" w:sz="4"/>
-              <w:bottom w:val="single" w:color="999999" w:sz="4"/>
-              <w:right w:val="single" w:color="999999" w:sz="4"/>
-            </w:tcBorders>
-            <w:tcMar>
-              <w:top w:type="dxa" w:w="60"/>
-              <w:left w:type="dxa" w:w="100"/>
-              <w:bottom w:type="dxa" w:w="60"/>
-              <w:right w:type="dxa" w:w="100"/>
-            </w:tcMar>
-          </w:tcPr>
-          <w:p>
-            <w:r>
-              <w:rPr>
-                <w:b w:val="false"/>
-                <w:bCs w:val="false"/>
-                <w:sz w:val="20"/>
-                <w:szCs w:val="20"/>
-              </w:rPr>
-              <w:t xml:space="preserve">77.27%</w:t>
-            </w:r>
-          </w:p>
-        </w:tc>
-        <w:tc>
-          <w:tcPr>
-            <w:tcW w:type="dxa" w:w="1200"/>
-            <w:tcBorders>
-              <w:top w:val="single" w:color="999999" w:sz="4"/>
-              <w:left w:val="single" w:color="999999" w:sz="4"/>
-              <w:bottom w:val="single" w:color="999999" w:sz="4"/>
-              <w:right w:val="single" w:color="999999" w:sz="4"/>
-            </w:tcBorders>
-            <w:tcMar>
-              <w:top w:type="dxa" w:w="60"/>
-              <w:left w:type="dxa" w:w="100"/>
-              <w:bottom w:type="dxa" w:w="60"/>
-              <w:right w:type="dxa" w:w="100"/>
-            </w:tcMar>
-          </w:tcPr>
-          <w:p>
-            <w:r>
-              <w:rPr>
-                <w:b w:val="false"/>
-                <w:bCs w:val="false"/>
-                <w:sz w:val="20"/>
-                <w:szCs w:val="20"/>
-              </w:rPr>
-              <w:t xml:space="preserve">85%</w:t>
+              <w:t xml:space="preserve">components/TablaUsuarios.js</w:t>
+            </w:r>
+          </w:p>
+        </w:tc>
+        <w:tc>
+          <w:tcPr>
+            <w:tcW w:type="dxa" w:w="1200"/>
+            <w:tcBorders>
+              <w:top w:val="single" w:color="999999" w:sz="4"/>
+              <w:left w:val="single" w:color="999999" w:sz="4"/>
+              <w:bottom w:val="single" w:color="999999" w:sz="4"/>
+              <w:right w:val="single" w:color="999999" w:sz="4"/>
+            </w:tcBorders>
+            <w:tcMar>
+              <w:top w:type="dxa" w:w="60"/>
+              <w:left w:type="dxa" w:w="100"/>
+              <w:bottom w:type="dxa" w:w="60"/>
+              <w:right w:type="dxa" w:w="100"/>
+            </w:tcMar>
+          </w:tcPr>
+          <w:p>
+            <w:r>
+              <w:rPr>
+                <w:b w:val="false"/>
+                <w:bCs w:val="false"/>
+                <w:sz w:val="20"/>
+                <w:szCs w:val="20"/>
+              </w:rPr>
+              <w:t xml:space="preserve">80%</w:t>
+            </w:r>
+          </w:p>
+        </w:tc>
+        <w:tc>
+          <w:tcPr>
+            <w:tcW w:type="dxa" w:w="1200"/>
+            <w:tcBorders>
+              <w:top w:val="single" w:color="999999" w:sz="4"/>
+              <w:left w:val="single" w:color="999999" w:sz="4"/>
+              <w:bottom w:val="single" w:color="999999" w:sz="4"/>
+              <w:right w:val="single" w:color="999999" w:sz="4"/>
+            </w:tcBorders>
+            <w:tcMar>
+              <w:top w:type="dxa" w:w="60"/>
+              <w:left w:type="dxa" w:w="100"/>
+              <w:bottom w:type="dxa" w:w="60"/>
+              <w:right w:type="dxa" w:w="100"/>
+            </w:tcMar>
+          </w:tcPr>
+          <w:p>
+            <w:r>
+              <w:rPr>
+                <w:b w:val="false"/>
+                <w:bCs w:val="false"/>
+                <w:sz w:val="20"/>
+                <w:szCs w:val="20"/>
+              </w:rPr>
+              <w:t xml:space="preserve">50%</w:t>
+            </w:r>
+          </w:p>
+        </w:tc>
+        <w:tc>
+          <w:tcPr>
+            <w:tcW w:type="dxa" w:w="1200"/>
+            <w:tcBorders>
+              <w:top w:val="single" w:color="999999" w:sz="4"/>
+              <w:left w:val="single" w:color="999999" w:sz="4"/>
+              <w:bottom w:val="single" w:color="999999" w:sz="4"/>
+              <w:right w:val="single" w:color="999999" w:sz="4"/>
+            </w:tcBorders>
+            <w:tcMar>
+              <w:top w:type="dxa" w:w="60"/>
+              <w:left w:type="dxa" w:w="100"/>
+              <w:bottom w:type="dxa" w:w="60"/>
+              <w:right w:type="dxa" w:w="100"/>
+            </w:tcMar>
+          </w:tcPr>
+          <w:p>
+            <w:r>
+              <w:rPr>
+                <w:b w:val="false"/>
+                <w:bCs w:val="false"/>
+                <w:sz w:val="20"/>
+                <w:szCs w:val="20"/>
+              </w:rPr>
+              <w:t xml:space="preserve">100%</w:t>
+            </w:r>
+          </w:p>
+        </w:tc>
+        <w:tc>
+          <w:tcPr>
+            <w:tcW w:type="dxa" w:w="1200"/>
+            <w:tcBorders>
+              <w:top w:val="single" w:color="999999" w:sz="4"/>
+              <w:left w:val="single" w:color="999999" w:sz="4"/>
+              <w:bottom w:val="single" w:color="999999" w:sz="4"/>
+              <w:right w:val="single" w:color="999999" w:sz="4"/>
+            </w:tcBorders>
+            <w:tcMar>
+              <w:top w:type="dxa" w:w="60"/>
+              <w:left w:type="dxa" w:w="100"/>
+              <w:bottom w:type="dxa" w:w="60"/>
+              <w:right w:type="dxa" w:w="100"/>
+            </w:tcMar>
+          </w:tcPr>
+          <w:p>
+            <w:r>
+              <w:rPr>
+                <w:b w:val="false"/>
+                <w:bCs w:val="false"/>
+                <w:sz w:val="20"/>
+                <w:szCs w:val="20"/>
+              </w:rPr>
+              <w:t xml:space="preserve">80%</w:t>
             </w:r>
           </w:p>
         </w:tc>
@@ -4695,119 +4695,119 @@
                 <w:sz w:val="20"/>
                 <w:szCs w:val="20"/>
               </w:rPr>
-              <w:t xml:space="preserve">data/categorias.js</w:t>
-            </w:r>
-          </w:p>
-        </w:tc>
-        <w:tc>
-          <w:tcPr>
-            <w:tcW w:type="dxa" w:w="1200"/>
-            <w:tcBorders>
-              <w:top w:val="single" w:color="999999" w:sz="4"/>
-              <w:left w:val="single" w:color="999999" w:sz="4"/>
-              <w:bottom w:val="single" w:color="999999" w:sz="4"/>
-              <w:right w:val="single" w:color="999999" w:sz="4"/>
-            </w:tcBorders>
-            <w:tcMar>
-              <w:top w:type="dxa" w:w="60"/>
-              <w:left w:type="dxa" w:w="100"/>
-              <w:bottom w:type="dxa" w:w="60"/>
-              <w:right w:type="dxa" w:w="100"/>
-            </w:tcMar>
-          </w:tcPr>
-          <w:p>
-            <w:r>
-              <w:rPr>
-                <w:b w:val="false"/>
-                <w:bCs w:val="false"/>
-                <w:sz w:val="20"/>
-                <w:szCs w:val="20"/>
-              </w:rPr>
-              <w:t xml:space="preserve">50%</w:t>
-            </w:r>
-          </w:p>
-        </w:tc>
-        <w:tc>
-          <w:tcPr>
-            <w:tcW w:type="dxa" w:w="1200"/>
-            <w:tcBorders>
-              <w:top w:val="single" w:color="999999" w:sz="4"/>
-              <w:left w:val="single" w:color="999999" w:sz="4"/>
-              <w:bottom w:val="single" w:color="999999" w:sz="4"/>
-              <w:right w:val="single" w:color="999999" w:sz="4"/>
-            </w:tcBorders>
-            <w:tcMar>
-              <w:top w:type="dxa" w:w="60"/>
-              <w:left w:type="dxa" w:w="100"/>
-              <w:bottom w:type="dxa" w:w="60"/>
-              <w:right w:type="dxa" w:w="100"/>
-            </w:tcMar>
-          </w:tcPr>
-          <w:p>
-            <w:r>
-              <w:rPr>
-                <w:b w:val="false"/>
-                <w:bCs w:val="false"/>
-                <w:sz w:val="20"/>
-                <w:szCs w:val="20"/>
-              </w:rPr>
-              <w:t xml:space="preserve">100%</w:t>
-            </w:r>
-          </w:p>
-        </w:tc>
-        <w:tc>
-          <w:tcPr>
-            <w:tcW w:type="dxa" w:w="1200"/>
-            <w:tcBorders>
-              <w:top w:val="single" w:color="999999" w:sz="4"/>
-              <w:left w:val="single" w:color="999999" w:sz="4"/>
-              <w:bottom w:val="single" w:color="999999" w:sz="4"/>
-              <w:right w:val="single" w:color="999999" w:sz="4"/>
-            </w:tcBorders>
-            <w:tcMar>
-              <w:top w:type="dxa" w:w="60"/>
-              <w:left w:type="dxa" w:w="100"/>
-              <w:bottom w:type="dxa" w:w="60"/>
-              <w:right w:type="dxa" w:w="100"/>
-            </w:tcMar>
-          </w:tcPr>
-          <w:p>
-            <w:r>
-              <w:rPr>
-                <w:b w:val="false"/>
-                <w:bCs w:val="false"/>
-                <w:sz w:val="20"/>
-                <w:szCs w:val="20"/>
-              </w:rPr>
-              <w:t xml:space="preserve">25%</w:t>
-            </w:r>
-          </w:p>
-        </w:tc>
-        <w:tc>
-          <w:tcPr>
-            <w:tcW w:type="dxa" w:w="1200"/>
-            <w:tcBorders>
-              <w:top w:val="single" w:color="999999" w:sz="4"/>
-              <w:left w:val="single" w:color="999999" w:sz="4"/>
-              <w:bottom w:val="single" w:color="999999" w:sz="4"/>
-              <w:right w:val="single" w:color="999999" w:sz="4"/>
-            </w:tcBorders>
-            <w:tcMar>
-              <w:top w:type="dxa" w:w="60"/>
-              <w:left w:type="dxa" w:w="100"/>
-              <w:bottom w:type="dxa" w:w="60"/>
-              <w:right w:type="dxa" w:w="100"/>
-            </w:tcMar>
-          </w:tcPr>
-          <w:p>
-            <w:r>
-              <w:rPr>
-                <w:b w:val="false"/>
-                <w:bCs w:val="false"/>
-                <w:sz w:val="20"/>
-                <w:szCs w:val="20"/>
-              </w:rPr>
-              <w:t xml:space="preserve">50%</w:t>
+              <w:t xml:space="preserve">context/AuthContext.js</w:t>
+            </w:r>
+          </w:p>
+        </w:tc>
+        <w:tc>
+          <w:tcPr>
+            <w:tcW w:type="dxa" w:w="1200"/>
+            <w:tcBorders>
+              <w:top w:val="single" w:color="999999" w:sz="4"/>
+              <w:left w:val="single" w:color="999999" w:sz="4"/>
+              <w:bottom w:val="single" w:color="999999" w:sz="4"/>
+              <w:right w:val="single" w:color="999999" w:sz="4"/>
+            </w:tcBorders>
+            <w:tcMar>
+              <w:top w:type="dxa" w:w="60"/>
+              <w:left w:type="dxa" w:w="100"/>
+              <w:bottom w:type="dxa" w:w="60"/>
+              <w:right w:type="dxa" w:w="100"/>
+            </w:tcMar>
+          </w:tcPr>
+          <w:p>
+            <w:r>
+              <w:rPr>
+                <w:b w:val="false"/>
+                <w:bCs w:val="false"/>
+                <w:sz w:val="20"/>
+                <w:szCs w:val="20"/>
+              </w:rPr>
+              <w:t xml:space="preserve">80%</w:t>
+            </w:r>
+          </w:p>
+        </w:tc>
+        <w:tc>
+          <w:tcPr>
+            <w:tcW w:type="dxa" w:w="1200"/>
+            <w:tcBorders>
+              <w:top w:val="single" w:color="999999" w:sz="4"/>
+              <w:left w:val="single" w:color="999999" w:sz="4"/>
+              <w:bottom w:val="single" w:color="999999" w:sz="4"/>
+              <w:right w:val="single" w:color="999999" w:sz="4"/>
+            </w:tcBorders>
+            <w:tcMar>
+              <w:top w:type="dxa" w:w="60"/>
+              <w:left w:type="dxa" w:w="100"/>
+              <w:bottom w:type="dxa" w:w="60"/>
+              <w:right w:type="dxa" w:w="100"/>
+            </w:tcMar>
+          </w:tcPr>
+          <w:p>
+            <w:r>
+              <w:rPr>
+                <w:b w:val="false"/>
+                <w:bCs w:val="false"/>
+                <w:sz w:val="20"/>
+                <w:szCs w:val="20"/>
+              </w:rPr>
+              <w:t xml:space="preserve">87.5%</w:t>
+            </w:r>
+          </w:p>
+        </w:tc>
+        <w:tc>
+          <w:tcPr>
+            <w:tcW w:type="dxa" w:w="1200"/>
+            <w:tcBorders>
+              <w:top w:val="single" w:color="999999" w:sz="4"/>
+              <w:left w:val="single" w:color="999999" w:sz="4"/>
+              <w:bottom w:val="single" w:color="999999" w:sz="4"/>
+              <w:right w:val="single" w:color="999999" w:sz="4"/>
+            </w:tcBorders>
+            <w:tcMar>
+              <w:top w:type="dxa" w:w="60"/>
+              <w:left w:type="dxa" w:w="100"/>
+              <w:bottom w:type="dxa" w:w="60"/>
+              <w:right w:type="dxa" w:w="100"/>
+            </w:tcMar>
+          </w:tcPr>
+          <w:p>
+            <w:r>
+              <w:rPr>
+                <w:b w:val="false"/>
+                <w:bCs w:val="false"/>
+                <w:sz w:val="20"/>
+                <w:szCs w:val="20"/>
+              </w:rPr>
+              <w:t xml:space="preserve">71.42%</w:t>
+            </w:r>
+          </w:p>
+        </w:tc>
+        <w:tc>
+          <w:tcPr>
+            <w:tcW w:type="dxa" w:w="1200"/>
+            <w:tcBorders>
+              <w:top w:val="single" w:color="999999" w:sz="4"/>
+              <w:left w:val="single" w:color="999999" w:sz="4"/>
+              <w:bottom w:val="single" w:color="999999" w:sz="4"/>
+              <w:right w:val="single" w:color="999999" w:sz="4"/>
+            </w:tcBorders>
+            <w:tcMar>
+              <w:top w:type="dxa" w:w="60"/>
+              <w:left w:type="dxa" w:w="100"/>
+              <w:bottom w:type="dxa" w:w="60"/>
+              <w:right w:type="dxa" w:w="100"/>
+            </w:tcMar>
+          </w:tcPr>
+          <w:p>
+            <w:r>
+              <w:rPr>
+                <w:b w:val="false"/>
+                <w:bCs w:val="false"/>
+                <w:sz w:val="20"/>
+                <w:szCs w:val="20"/>
+              </w:rPr>
+              <w:t xml:space="preserve">79.16%</w:t>
             </w:r>
           </w:p>
         </w:tc>
@@ -4840,119 +4840,119 @@
                 <w:sz w:val="20"/>
                 <w:szCs w:val="20"/>
               </w:rPr>
-              <w:t xml:space="preserve">data/productos.js</w:t>
-            </w:r>
-          </w:p>
-        </w:tc>
-        <w:tc>
-          <w:tcPr>
-            <w:tcW w:type="dxa" w:w="1200"/>
-            <w:tcBorders>
-              <w:top w:val="single" w:color="999999" w:sz="4"/>
-              <w:left w:val="single" w:color="999999" w:sz="4"/>
-              <w:bottom w:val="single" w:color="999999" w:sz="4"/>
-              <w:right w:val="single" w:color="999999" w:sz="4"/>
-            </w:tcBorders>
-            <w:tcMar>
-              <w:top w:type="dxa" w:w="60"/>
-              <w:left w:type="dxa" w:w="100"/>
-              <w:bottom w:type="dxa" w:w="60"/>
-              <w:right w:type="dxa" w:w="100"/>
-            </w:tcMar>
-          </w:tcPr>
-          <w:p>
-            <w:r>
-              <w:rPr>
-                <w:b w:val="false"/>
-                <w:bCs w:val="false"/>
-                <w:sz w:val="20"/>
-                <w:szCs w:val="20"/>
-              </w:rPr>
-              <w:t xml:space="preserve">87.5%</w:t>
-            </w:r>
-          </w:p>
-        </w:tc>
-        <w:tc>
-          <w:tcPr>
-            <w:tcW w:type="dxa" w:w="1200"/>
-            <w:tcBorders>
-              <w:top w:val="single" w:color="999999" w:sz="4"/>
-              <w:left w:val="single" w:color="999999" w:sz="4"/>
-              <w:bottom w:val="single" w:color="999999" w:sz="4"/>
-              <w:right w:val="single" w:color="999999" w:sz="4"/>
-            </w:tcBorders>
-            <w:tcMar>
-              <w:top w:type="dxa" w:w="60"/>
-              <w:left w:type="dxa" w:w="100"/>
-              <w:bottom w:type="dxa" w:w="60"/>
-              <w:right w:type="dxa" w:w="100"/>
-            </w:tcMar>
-          </w:tcPr>
-          <w:p>
-            <w:r>
-              <w:rPr>
-                <w:b w:val="false"/>
-                <w:bCs w:val="false"/>
-                <w:sz w:val="20"/>
-                <w:szCs w:val="20"/>
-              </w:rPr>
-              <w:t xml:space="preserve">100%</w:t>
-            </w:r>
-          </w:p>
-        </w:tc>
-        <w:tc>
-          <w:tcPr>
-            <w:tcW w:type="dxa" w:w="1200"/>
-            <w:tcBorders>
-              <w:top w:val="single" w:color="999999" w:sz="4"/>
-              <w:left w:val="single" w:color="999999" w:sz="4"/>
-              <w:bottom w:val="single" w:color="999999" w:sz="4"/>
-              <w:right w:val="single" w:color="999999" w:sz="4"/>
-            </w:tcBorders>
-            <w:tcMar>
-              <w:top w:type="dxa" w:w="60"/>
-              <w:left w:type="dxa" w:w="100"/>
-              <w:bottom w:type="dxa" w:w="60"/>
-              <w:right w:type="dxa" w:w="100"/>
-            </w:tcMar>
-          </w:tcPr>
-          <w:p>
-            <w:r>
-              <w:rPr>
-                <w:b w:val="false"/>
-                <w:bCs w:val="false"/>
-                <w:sz w:val="20"/>
-                <w:szCs w:val="20"/>
-              </w:rPr>
-              <w:t xml:space="preserve">84.61%</w:t>
-            </w:r>
-          </w:p>
-        </w:tc>
-        <w:tc>
-          <w:tcPr>
-            <w:tcW w:type="dxa" w:w="1200"/>
-            <w:tcBorders>
-              <w:top w:val="single" w:color="999999" w:sz="4"/>
-              <w:left w:val="single" w:color="999999" w:sz="4"/>
-              <w:bottom w:val="single" w:color="999999" w:sz="4"/>
-              <w:right w:val="single" w:color="999999" w:sz="4"/>
-            </w:tcBorders>
-            <w:tcMar>
-              <w:top w:type="dxa" w:w="60"/>
-              <w:left w:type="dxa" w:w="100"/>
-              <w:bottom w:type="dxa" w:w="60"/>
-              <w:right w:type="dxa" w:w="100"/>
-            </w:tcMar>
-          </w:tcPr>
-          <w:p>
-            <w:r>
-              <w:rPr>
-                <w:b w:val="false"/>
-                <w:bCs w:val="false"/>
-                <w:sz w:val="20"/>
-                <w:szCs w:val="20"/>
-              </w:rPr>
-              <w:t xml:space="preserve">92.85%</w:t>
+              <w:t xml:space="preserve">context/CarritoContext.js</w:t>
+            </w:r>
+          </w:p>
+        </w:tc>
+        <w:tc>
+          <w:tcPr>
+            <w:tcW w:type="dxa" w:w="1200"/>
+            <w:tcBorders>
+              <w:top w:val="single" w:color="999999" w:sz="4"/>
+              <w:left w:val="single" w:color="999999" w:sz="4"/>
+              <w:bottom w:val="single" w:color="999999" w:sz="4"/>
+              <w:right w:val="single" w:color="999999" w:sz="4"/>
+            </w:tcBorders>
+            <w:tcMar>
+              <w:top w:type="dxa" w:w="60"/>
+              <w:left w:type="dxa" w:w="100"/>
+              <w:bottom w:type="dxa" w:w="60"/>
+              <w:right w:type="dxa" w:w="100"/>
+            </w:tcMar>
+          </w:tcPr>
+          <w:p>
+            <w:r>
+              <w:rPr>
+                <w:b w:val="false"/>
+                <w:bCs w:val="false"/>
+                <w:sz w:val="20"/>
+                <w:szCs w:val="20"/>
+              </w:rPr>
+              <w:t xml:space="preserve">83.33%</w:t>
+            </w:r>
+          </w:p>
+        </w:tc>
+        <w:tc>
+          <w:tcPr>
+            <w:tcW w:type="dxa" w:w="1200"/>
+            <w:tcBorders>
+              <w:top w:val="single" w:color="999999" w:sz="4"/>
+              <w:left w:val="single" w:color="999999" w:sz="4"/>
+              <w:bottom w:val="single" w:color="999999" w:sz="4"/>
+              <w:right w:val="single" w:color="999999" w:sz="4"/>
+            </w:tcBorders>
+            <w:tcMar>
+              <w:top w:type="dxa" w:w="60"/>
+              <w:left w:type="dxa" w:w="100"/>
+              <w:bottom w:type="dxa" w:w="60"/>
+              <w:right w:type="dxa" w:w="100"/>
+            </w:tcMar>
+          </w:tcPr>
+          <w:p>
+            <w:r>
+              <w:rPr>
+                <w:b w:val="false"/>
+                <w:bCs w:val="false"/>
+                <w:sz w:val="20"/>
+                <w:szCs w:val="20"/>
+              </w:rPr>
+              <w:t xml:space="preserve">57.14%</w:t>
+            </w:r>
+          </w:p>
+        </w:tc>
+        <w:tc>
+          <w:tcPr>
+            <w:tcW w:type="dxa" w:w="1200"/>
+            <w:tcBorders>
+              <w:top w:val="single" w:color="999999" w:sz="4"/>
+              <w:left w:val="single" w:color="999999" w:sz="4"/>
+              <w:bottom w:val="single" w:color="999999" w:sz="4"/>
+              <w:right w:val="single" w:color="999999" w:sz="4"/>
+            </w:tcBorders>
+            <w:tcMar>
+              <w:top w:type="dxa" w:w="60"/>
+              <w:left w:type="dxa" w:w="100"/>
+              <w:bottom w:type="dxa" w:w="60"/>
+              <w:right w:type="dxa" w:w="100"/>
+            </w:tcMar>
+          </w:tcPr>
+          <w:p>
+            <w:r>
+              <w:rPr>
+                <w:b w:val="false"/>
+                <w:bCs w:val="false"/>
+                <w:sz w:val="20"/>
+                <w:szCs w:val="20"/>
+              </w:rPr>
+              <w:t xml:space="preserve">77.27%</w:t>
+            </w:r>
+          </w:p>
+        </w:tc>
+        <w:tc>
+          <w:tcPr>
+            <w:tcW w:type="dxa" w:w="1200"/>
+            <w:tcBorders>
+              <w:top w:val="single" w:color="999999" w:sz="4"/>
+              <w:left w:val="single" w:color="999999" w:sz="4"/>
+              <w:bottom w:val="single" w:color="999999" w:sz="4"/>
+              <w:right w:val="single" w:color="999999" w:sz="4"/>
+            </w:tcBorders>
+            <w:tcMar>
+              <w:top w:type="dxa" w:w="60"/>
+              <w:left w:type="dxa" w:w="100"/>
+              <w:bottom w:type="dxa" w:w="60"/>
+              <w:right w:type="dxa" w:w="100"/>
+            </w:tcMar>
+          </w:tcPr>
+          <w:p>
+            <w:r>
+              <w:rPr>
+                <w:b w:val="false"/>
+                <w:bCs w:val="false"/>
+                <w:sz w:val="20"/>
+                <w:szCs w:val="20"/>
+              </w:rPr>
+              <w:t xml:space="preserve">85%</w:t>
             </w:r>
           </w:p>
         </w:tc>
@@ -4985,35 +4985,35 @@
                 <w:sz w:val="20"/>
                 <w:szCs w:val="20"/>
               </w:rPr>
-              <w:t xml:space="preserve">data/storage.js</w:t>
-            </w:r>
-          </w:p>
-        </w:tc>
-        <w:tc>
-          <w:tcPr>
-            <w:tcW w:type="dxa" w:w="1200"/>
-            <w:tcBorders>
-              <w:top w:val="single" w:color="999999" w:sz="4"/>
-              <w:left w:val="single" w:color="999999" w:sz="4"/>
-              <w:bottom w:val="single" w:color="999999" w:sz="4"/>
-              <w:right w:val="single" w:color="999999" w:sz="4"/>
-            </w:tcBorders>
-            <w:tcMar>
-              <w:top w:type="dxa" w:w="60"/>
-              <w:left w:type="dxa" w:w="100"/>
-              <w:bottom w:type="dxa" w:w="60"/>
-              <w:right w:type="dxa" w:w="100"/>
-            </w:tcMar>
-          </w:tcPr>
-          <w:p>
-            <w:r>
-              <w:rPr>
-                <w:b w:val="false"/>
-                <w:bCs w:val="false"/>
-                <w:sz w:val="20"/>
-                <w:szCs w:val="20"/>
-              </w:rPr>
-              <w:t xml:space="preserve">85.71%</w:t>
+              <w:t xml:space="preserve">data/categorias.js</w:t>
+            </w:r>
+          </w:p>
+        </w:tc>
+        <w:tc>
+          <w:tcPr>
+            <w:tcW w:type="dxa" w:w="1200"/>
+            <w:tcBorders>
+              <w:top w:val="single" w:color="999999" w:sz="4"/>
+              <w:left w:val="single" w:color="999999" w:sz="4"/>
+              <w:bottom w:val="single" w:color="999999" w:sz="4"/>
+              <w:right w:val="single" w:color="999999" w:sz="4"/>
+            </w:tcBorders>
+            <w:tcMar>
+              <w:top w:type="dxa" w:w="60"/>
+              <w:left w:type="dxa" w:w="100"/>
+              <w:bottom w:type="dxa" w:w="60"/>
+              <w:right w:type="dxa" w:w="100"/>
+            </w:tcMar>
+          </w:tcPr>
+          <w:p>
+            <w:r>
+              <w:rPr>
+                <w:b w:val="false"/>
+                <w:bCs w:val="false"/>
+                <w:sz w:val="20"/>
+                <w:szCs w:val="20"/>
+              </w:rPr>
+              <w:t xml:space="preserve">50%</w:t>
             </w:r>
           </w:p>
         </w:tc>
@@ -5069,35 +5069,35 @@
                 <w:sz w:val="20"/>
                 <w:szCs w:val="20"/>
               </w:rPr>
-              <w:t xml:space="preserve">66.66%</w:t>
-            </w:r>
-          </w:p>
-        </w:tc>
-        <w:tc>
-          <w:tcPr>
-            <w:tcW w:type="dxa" w:w="1200"/>
-            <w:tcBorders>
-              <w:top w:val="single" w:color="999999" w:sz="4"/>
-              <w:left w:val="single" w:color="999999" w:sz="4"/>
-              <w:bottom w:val="single" w:color="999999" w:sz="4"/>
-              <w:right w:val="single" w:color="999999" w:sz="4"/>
-            </w:tcBorders>
-            <w:tcMar>
-              <w:top w:type="dxa" w:w="60"/>
-              <w:left w:type="dxa" w:w="100"/>
-              <w:bottom w:type="dxa" w:w="60"/>
-              <w:right w:type="dxa" w:w="100"/>
-            </w:tcMar>
-          </w:tcPr>
-          <w:p>
-            <w:r>
-              <w:rPr>
-                <w:b w:val="false"/>
-                <w:bCs w:val="false"/>
-                <w:sz w:val="20"/>
-                <w:szCs w:val="20"/>
-              </w:rPr>
-              <w:t xml:space="preserve">85.71%</w:t>
+              <w:t xml:space="preserve">25%</w:t>
+            </w:r>
+          </w:p>
+        </w:tc>
+        <w:tc>
+          <w:tcPr>
+            <w:tcW w:type="dxa" w:w="1200"/>
+            <w:tcBorders>
+              <w:top w:val="single" w:color="999999" w:sz="4"/>
+              <w:left w:val="single" w:color="999999" w:sz="4"/>
+              <w:bottom w:val="single" w:color="999999" w:sz="4"/>
+              <w:right w:val="single" w:color="999999" w:sz="4"/>
+            </w:tcBorders>
+            <w:tcMar>
+              <w:top w:type="dxa" w:w="60"/>
+              <w:left w:type="dxa" w:w="100"/>
+              <w:bottom w:type="dxa" w:w="60"/>
+              <w:right w:type="dxa" w:w="100"/>
+            </w:tcMar>
+          </w:tcPr>
+          <w:p>
+            <w:r>
+              <w:rPr>
+                <w:b w:val="false"/>
+                <w:bCs w:val="false"/>
+                <w:sz w:val="20"/>
+                <w:szCs w:val="20"/>
+              </w:rPr>
+              <w:t xml:space="preserve">50%</w:t>
             </w:r>
           </w:p>
         </w:tc>
@@ -5130,35 +5130,35 @@
                 <w:sz w:val="20"/>
                 <w:szCs w:val="20"/>
               </w:rPr>
-              <w:t xml:space="preserve">data/usuarios.js</w:t>
-            </w:r>
-          </w:p>
-        </w:tc>
-        <w:tc>
-          <w:tcPr>
-            <w:tcW w:type="dxa" w:w="1200"/>
-            <w:tcBorders>
-              <w:top w:val="single" w:color="999999" w:sz="4"/>
-              <w:left w:val="single" w:color="999999" w:sz="4"/>
-              <w:bottom w:val="single" w:color="999999" w:sz="4"/>
-              <w:right w:val="single" w:color="999999" w:sz="4"/>
-            </w:tcBorders>
-            <w:tcMar>
-              <w:top w:type="dxa" w:w="60"/>
-              <w:left w:type="dxa" w:w="100"/>
-              <w:bottom w:type="dxa" w:w="60"/>
-              <w:right w:type="dxa" w:w="100"/>
-            </w:tcMar>
-          </w:tcPr>
-          <w:p>
-            <w:r>
-              <w:rPr>
-                <w:b w:val="false"/>
-                <w:bCs w:val="false"/>
-                <w:sz w:val="20"/>
-                <w:szCs w:val="20"/>
-              </w:rPr>
-              <w:t xml:space="preserve">46.15%</w:t>
+              <w:t xml:space="preserve">data/ordenes.js</w:t>
+            </w:r>
+          </w:p>
+        </w:tc>
+        <w:tc>
+          <w:tcPr>
+            <w:tcW w:type="dxa" w:w="1200"/>
+            <w:tcBorders>
+              <w:top w:val="single" w:color="999999" w:sz="4"/>
+              <w:left w:val="single" w:color="999999" w:sz="4"/>
+              <w:bottom w:val="single" w:color="999999" w:sz="4"/>
+              <w:right w:val="single" w:color="999999" w:sz="4"/>
+            </w:tcBorders>
+            <w:tcMar>
+              <w:top w:type="dxa" w:w="60"/>
+              <w:left w:type="dxa" w:w="100"/>
+              <w:bottom w:type="dxa" w:w="60"/>
+              <w:right w:type="dxa" w:w="100"/>
+            </w:tcMar>
+          </w:tcPr>
+          <w:p>
+            <w:r>
+              <w:rPr>
+                <w:b w:val="false"/>
+                <w:bCs w:val="false"/>
+                <w:sz w:val="20"/>
+                <w:szCs w:val="20"/>
+              </w:rPr>
+              <w:t xml:space="preserve">60%</w:t>
             </w:r>
           </w:p>
         </w:tc>
@@ -5214,35 +5214,35 @@
                 <w:sz w:val="20"/>
                 <w:szCs w:val="20"/>
               </w:rPr>
-              <w:t xml:space="preserve">30%</w:t>
-            </w:r>
-          </w:p>
-        </w:tc>
-        <w:tc>
-          <w:tcPr>
-            <w:tcW w:type="dxa" w:w="1200"/>
-            <w:tcBorders>
-              <w:top w:val="single" w:color="999999" w:sz="4"/>
-              <w:left w:val="single" w:color="999999" w:sz="4"/>
-              <w:bottom w:val="single" w:color="999999" w:sz="4"/>
-              <w:right w:val="single" w:color="999999" w:sz="4"/>
-            </w:tcBorders>
-            <w:tcMar>
-              <w:top w:type="dxa" w:w="60"/>
-              <w:left w:type="dxa" w:w="100"/>
-              <w:bottom w:type="dxa" w:w="60"/>
-              <w:right w:type="dxa" w:w="100"/>
-            </w:tcMar>
-          </w:tcPr>
-          <w:p>
-            <w:r>
-              <w:rPr>
-                <w:b w:val="false"/>
-                <w:bCs w:val="false"/>
-                <w:sz w:val="20"/>
-                <w:szCs w:val="20"/>
-              </w:rPr>
-              <w:t xml:space="preserve">45.45%</w:t>
+              <w:t xml:space="preserve">83.33%</w:t>
+            </w:r>
+          </w:p>
+        </w:tc>
+        <w:tc>
+          <w:tcPr>
+            <w:tcW w:type="dxa" w:w="1200"/>
+            <w:tcBorders>
+              <w:top w:val="single" w:color="999999" w:sz="4"/>
+              <w:left w:val="single" w:color="999999" w:sz="4"/>
+              <w:bottom w:val="single" w:color="999999" w:sz="4"/>
+              <w:right w:val="single" w:color="999999" w:sz="4"/>
+            </w:tcBorders>
+            <w:tcMar>
+              <w:top w:type="dxa" w:w="60"/>
+              <w:left w:type="dxa" w:w="100"/>
+              <w:bottom w:type="dxa" w:w="60"/>
+              <w:right w:type="dxa" w:w="100"/>
+            </w:tcMar>
+          </w:tcPr>
+          <w:p>
+            <w:r>
+              <w:rPr>
+                <w:b w:val="false"/>
+                <w:bCs w:val="false"/>
+                <w:sz w:val="20"/>
+                <w:szCs w:val="20"/>
+              </w:rPr>
+              <w:t xml:space="preserve">50%</w:t>
             </w:r>
           </w:p>
         </w:tc>
@@ -5275,7 +5275,7 @@
                 <w:sz w:val="20"/>
                 <w:szCs w:val="20"/>
               </w:rPr>
-              <w:t xml:space="preserve">hooks/useAgregarAlCarrito.js</w:t>
+              <w:t xml:space="preserve">data/productos.js</w:t>
             </w:r>
           </w:p>
         </w:tc>
@@ -5359,35 +5359,35 @@
                 <w:sz w:val="20"/>
                 <w:szCs w:val="20"/>
               </w:rPr>
-              <w:t xml:space="preserve">66.66%</w:t>
-            </w:r>
-          </w:p>
-        </w:tc>
-        <w:tc>
-          <w:tcPr>
-            <w:tcW w:type="dxa" w:w="1200"/>
-            <w:tcBorders>
-              <w:top w:val="single" w:color="999999" w:sz="4"/>
-              <w:left w:val="single" w:color="999999" w:sz="4"/>
-              <w:bottom w:val="single" w:color="999999" w:sz="4"/>
-              <w:right w:val="single" w:color="999999" w:sz="4"/>
-            </w:tcBorders>
-            <w:tcMar>
-              <w:top w:type="dxa" w:w="60"/>
-              <w:left w:type="dxa" w:w="100"/>
-              <w:bottom w:type="dxa" w:w="60"/>
-              <w:right w:type="dxa" w:w="100"/>
-            </w:tcMar>
-          </w:tcPr>
-          <w:p>
-            <w:r>
-              <w:rPr>
-                <w:b w:val="false"/>
-                <w:bCs w:val="false"/>
-                <w:sz w:val="20"/>
-                <w:szCs w:val="20"/>
-              </w:rPr>
-              <w:t xml:space="preserve">100%</w:t>
+              <w:t xml:space="preserve">84.61%</w:t>
+            </w:r>
+          </w:p>
+        </w:tc>
+        <w:tc>
+          <w:tcPr>
+            <w:tcW w:type="dxa" w:w="1200"/>
+            <w:tcBorders>
+              <w:top w:val="single" w:color="999999" w:sz="4"/>
+              <w:left w:val="single" w:color="999999" w:sz="4"/>
+              <w:bottom w:val="single" w:color="999999" w:sz="4"/>
+              <w:right w:val="single" w:color="999999" w:sz="4"/>
+            </w:tcBorders>
+            <w:tcMar>
+              <w:top w:type="dxa" w:w="60"/>
+              <w:left w:type="dxa" w:w="100"/>
+              <w:bottom w:type="dxa" w:w="60"/>
+              <w:right w:type="dxa" w:w="100"/>
+            </w:tcMar>
+          </w:tcPr>
+          <w:p>
+            <w:r>
+              <w:rPr>
+                <w:b w:val="false"/>
+                <w:bCs w:val="false"/>
+                <w:sz w:val="20"/>
+                <w:szCs w:val="20"/>
+              </w:rPr>
+              <w:t xml:space="preserve">92.85%</w:t>
             </w:r>
           </w:p>
         </w:tc>
@@ -5420,7 +5420,7 @@
                 <w:sz w:val="20"/>
                 <w:szCs w:val="20"/>
               </w:rPr>
-              <w:t xml:space="preserve">pages/Contacto.js</w:t>
+              <w:t xml:space="preserve">data/regiones.js</w:t>
             </w:r>
           </w:p>
         </w:tc>
@@ -5565,7 +5565,35 @@
                 <w:sz w:val="20"/>
                 <w:szCs w:val="20"/>
               </w:rPr>
-              <w:t xml:space="preserve">pages/Login.js</w:t>
+              <w:t xml:space="preserve">data/storage.js</w:t>
+            </w:r>
+          </w:p>
+        </w:tc>
+        <w:tc>
+          <w:tcPr>
+            <w:tcW w:type="dxa" w:w="1200"/>
+            <w:tcBorders>
+              <w:top w:val="single" w:color="999999" w:sz="4"/>
+              <w:left w:val="single" w:color="999999" w:sz="4"/>
+              <w:bottom w:val="single" w:color="999999" w:sz="4"/>
+              <w:right w:val="single" w:color="999999" w:sz="4"/>
+            </w:tcBorders>
+            <w:tcMar>
+              <w:top w:type="dxa" w:w="60"/>
+              <w:left w:type="dxa" w:w="100"/>
+              <w:bottom w:type="dxa" w:w="60"/>
+              <w:right w:type="dxa" w:w="100"/>
+            </w:tcMar>
+          </w:tcPr>
+          <w:p>
+            <w:r>
+              <w:rPr>
+                <w:b w:val="false"/>
+                <w:bCs w:val="false"/>
+                <w:sz w:val="20"/>
+                <w:szCs w:val="20"/>
+              </w:rPr>
+              <w:t xml:space="preserve">85.71%</w:t>
             </w:r>
           </w:p>
         </w:tc>
@@ -5621,63 +5649,35 @@
                 <w:sz w:val="20"/>
                 <w:szCs w:val="20"/>
               </w:rPr>
-              <w:t xml:space="preserve">91.66%</w:t>
-            </w:r>
-          </w:p>
-        </w:tc>
-        <w:tc>
-          <w:tcPr>
-            <w:tcW w:type="dxa" w:w="1200"/>
-            <w:tcBorders>
-              <w:top w:val="single" w:color="999999" w:sz="4"/>
-              <w:left w:val="single" w:color="999999" w:sz="4"/>
-              <w:bottom w:val="single" w:color="999999" w:sz="4"/>
-              <w:right w:val="single" w:color="999999" w:sz="4"/>
-            </w:tcBorders>
-            <w:tcMar>
-              <w:top w:type="dxa" w:w="60"/>
-              <w:left w:type="dxa" w:w="100"/>
-              <w:bottom w:type="dxa" w:w="60"/>
-              <w:right w:type="dxa" w:w="100"/>
-            </w:tcMar>
-          </w:tcPr>
-          <w:p>
-            <w:r>
-              <w:rPr>
-                <w:b w:val="false"/>
-                <w:bCs w:val="false"/>
-                <w:sz w:val="20"/>
-                <w:szCs w:val="20"/>
-              </w:rPr>
-              <w:t xml:space="preserve">100%</w:t>
-            </w:r>
-          </w:p>
-        </w:tc>
-        <w:tc>
-          <w:tcPr>
-            <w:tcW w:type="dxa" w:w="1200"/>
-            <w:tcBorders>
-              <w:top w:val="single" w:color="999999" w:sz="4"/>
-              <w:left w:val="single" w:color="999999" w:sz="4"/>
-              <w:bottom w:val="single" w:color="999999" w:sz="4"/>
-              <w:right w:val="single" w:color="999999" w:sz="4"/>
-            </w:tcBorders>
-            <w:tcMar>
-              <w:top w:type="dxa" w:w="60"/>
-              <w:left w:type="dxa" w:w="100"/>
-              <w:bottom w:type="dxa" w:w="60"/>
-              <w:right w:type="dxa" w:w="100"/>
-            </w:tcMar>
-          </w:tcPr>
-          <w:p>
-            <w:r>
-              <w:rPr>
-                <w:b w:val="false"/>
-                <w:bCs w:val="false"/>
-                <w:sz w:val="20"/>
-                <w:szCs w:val="20"/>
-              </w:rPr>
-              <w:t xml:space="preserve">100%</w:t>
+              <w:t xml:space="preserve">66.66%</w:t>
+            </w:r>
+          </w:p>
+        </w:tc>
+        <w:tc>
+          <w:tcPr>
+            <w:tcW w:type="dxa" w:w="1200"/>
+            <w:tcBorders>
+              <w:top w:val="single" w:color="999999" w:sz="4"/>
+              <w:left w:val="single" w:color="999999" w:sz="4"/>
+              <w:bottom w:val="single" w:color="999999" w:sz="4"/>
+              <w:right w:val="single" w:color="999999" w:sz="4"/>
+            </w:tcBorders>
+            <w:tcMar>
+              <w:top w:type="dxa" w:w="60"/>
+              <w:left w:type="dxa" w:w="100"/>
+              <w:bottom w:type="dxa" w:w="60"/>
+              <w:right w:type="dxa" w:w="100"/>
+            </w:tcMar>
+          </w:tcPr>
+          <w:p>
+            <w:r>
+              <w:rPr>
+                <w:b w:val="false"/>
+                <w:bCs w:val="false"/>
+                <w:sz w:val="20"/>
+                <w:szCs w:val="20"/>
+              </w:rPr>
+              <w:t xml:space="preserve">85.71%</w:t>
             </w:r>
           </w:p>
         </w:tc>
@@ -5710,63 +5710,63 @@
                 <w:sz w:val="20"/>
                 <w:szCs w:val="20"/>
               </w:rPr>
-              <w:t xml:space="preserve">pages/Productos.js</w:t>
-            </w:r>
-          </w:p>
-        </w:tc>
-        <w:tc>
-          <w:tcPr>
-            <w:tcW w:type="dxa" w:w="1200"/>
-            <w:tcBorders>
-              <w:top w:val="single" w:color="999999" w:sz="4"/>
-              <w:left w:val="single" w:color="999999" w:sz="4"/>
-              <w:bottom w:val="single" w:color="999999" w:sz="4"/>
-              <w:right w:val="single" w:color="999999" w:sz="4"/>
-            </w:tcBorders>
-            <w:tcMar>
-              <w:top w:type="dxa" w:w="60"/>
-              <w:left w:type="dxa" w:w="100"/>
-              <w:bottom w:type="dxa" w:w="60"/>
-              <w:right w:type="dxa" w:w="100"/>
-            </w:tcMar>
-          </w:tcPr>
-          <w:p>
-            <w:r>
-              <w:rPr>
-                <w:b w:val="false"/>
-                <w:bCs w:val="false"/>
-                <w:sz w:val="20"/>
-                <w:szCs w:val="20"/>
-              </w:rPr>
-              <w:t xml:space="preserve">92.85%</w:t>
-            </w:r>
-          </w:p>
-        </w:tc>
-        <w:tc>
-          <w:tcPr>
-            <w:tcW w:type="dxa" w:w="1200"/>
-            <w:tcBorders>
-              <w:top w:val="single" w:color="999999" w:sz="4"/>
-              <w:left w:val="single" w:color="999999" w:sz="4"/>
-              <w:bottom w:val="single" w:color="999999" w:sz="4"/>
-              <w:right w:val="single" w:color="999999" w:sz="4"/>
-            </w:tcBorders>
-            <w:tcMar>
-              <w:top w:type="dxa" w:w="60"/>
-              <w:left w:type="dxa" w:w="100"/>
-              <w:bottom w:type="dxa" w:w="60"/>
-              <w:right w:type="dxa" w:w="100"/>
-            </w:tcMar>
-          </w:tcPr>
-          <w:p>
-            <w:r>
-              <w:rPr>
-                <w:b w:val="false"/>
-                <w:bCs w:val="false"/>
-                <w:sz w:val="20"/>
-                <w:szCs w:val="20"/>
-              </w:rPr>
-              <w:t xml:space="preserve">100%</w:t>
+              <w:t xml:space="preserve">data/usuarios.js</w:t>
+            </w:r>
+          </w:p>
+        </w:tc>
+        <w:tc>
+          <w:tcPr>
+            <w:tcW w:type="dxa" w:w="1200"/>
+            <w:tcBorders>
+              <w:top w:val="single" w:color="999999" w:sz="4"/>
+              <w:left w:val="single" w:color="999999" w:sz="4"/>
+              <w:bottom w:val="single" w:color="999999" w:sz="4"/>
+              <w:right w:val="single" w:color="999999" w:sz="4"/>
+            </w:tcBorders>
+            <w:tcMar>
+              <w:top w:type="dxa" w:w="60"/>
+              <w:left w:type="dxa" w:w="100"/>
+              <w:bottom w:type="dxa" w:w="60"/>
+              <w:right w:type="dxa" w:w="100"/>
+            </w:tcMar>
+          </w:tcPr>
+          <w:p>
+            <w:r>
+              <w:rPr>
+                <w:b w:val="false"/>
+                <w:bCs w:val="false"/>
+                <w:sz w:val="20"/>
+                <w:szCs w:val="20"/>
+              </w:rPr>
+              <w:t xml:space="preserve">84.61%</w:t>
+            </w:r>
+          </w:p>
+        </w:tc>
+        <w:tc>
+          <w:tcPr>
+            <w:tcW w:type="dxa" w:w="1200"/>
+            <w:tcBorders>
+              <w:top w:val="single" w:color="999999" w:sz="4"/>
+              <w:left w:val="single" w:color="999999" w:sz="4"/>
+              <w:bottom w:val="single" w:color="999999" w:sz="4"/>
+              <w:right w:val="single" w:color="999999" w:sz="4"/>
+            </w:tcBorders>
+            <w:tcMar>
+              <w:top w:type="dxa" w:w="60"/>
+              <w:left w:type="dxa" w:w="100"/>
+              <w:bottom w:type="dxa" w:w="60"/>
+              <w:right w:type="dxa" w:w="100"/>
+            </w:tcMar>
+          </w:tcPr>
+          <w:p>
+            <w:r>
+              <w:rPr>
+                <w:b w:val="false"/>
+                <w:bCs w:val="false"/>
+                <w:sz w:val="20"/>
+                <w:szCs w:val="20"/>
+              </w:rPr>
+              <w:t xml:space="preserve">0%</w:t>
             </w:r>
           </w:p>
         </w:tc>
@@ -5822,7 +5822,7 @@
                 <w:sz w:val="20"/>
                 <w:szCs w:val="20"/>
               </w:rPr>
-              <w:t xml:space="preserve">92.85%</w:t>
+              <w:t xml:space="preserve">81.81%</w:t>
             </w:r>
           </w:p>
         </w:tc>
@@ -5855,7 +5855,35 @@
                 <w:sz w:val="20"/>
                 <w:szCs w:val="20"/>
               </w:rPr>
-              <w:t xml:space="preserve">pages/admin/AdminProductos.js</w:t>
+              <w:t xml:space="preserve">hooks/useAgregarAlCarrito.js</w:t>
+            </w:r>
+          </w:p>
+        </w:tc>
+        <w:tc>
+          <w:tcPr>
+            <w:tcW w:type="dxa" w:w="1200"/>
+            <w:tcBorders>
+              <w:top w:val="single" w:color="999999" w:sz="4"/>
+              <w:left w:val="single" w:color="999999" w:sz="4"/>
+              <w:bottom w:val="single" w:color="999999" w:sz="4"/>
+              <w:right w:val="single" w:color="999999" w:sz="4"/>
+            </w:tcBorders>
+            <w:tcMar>
+              <w:top w:type="dxa" w:w="60"/>
+              <w:left w:type="dxa" w:w="100"/>
+              <w:bottom w:type="dxa" w:w="60"/>
+              <w:right w:type="dxa" w:w="100"/>
+            </w:tcMar>
+          </w:tcPr>
+          <w:p>
+            <w:r>
+              <w:rPr>
+                <w:b w:val="false"/>
+                <w:bCs w:val="false"/>
+                <w:sz w:val="20"/>
+                <w:szCs w:val="20"/>
+              </w:rPr>
+              <w:t xml:space="preserve">87.5%</w:t>
             </w:r>
           </w:p>
         </w:tc>
@@ -5911,35 +5939,7 @@
                 <w:sz w:val="20"/>
                 <w:szCs w:val="20"/>
               </w:rPr>
-              <w:t xml:space="preserve">100%</w:t>
-            </w:r>
-          </w:p>
-        </w:tc>
-        <w:tc>
-          <w:tcPr>
-            <w:tcW w:type="dxa" w:w="1200"/>
-            <w:tcBorders>
-              <w:top w:val="single" w:color="999999" w:sz="4"/>
-              <w:left w:val="single" w:color="999999" w:sz="4"/>
-              <w:bottom w:val="single" w:color="999999" w:sz="4"/>
-              <w:right w:val="single" w:color="999999" w:sz="4"/>
-            </w:tcBorders>
-            <w:tcMar>
-              <w:top w:type="dxa" w:w="60"/>
-              <w:left w:type="dxa" w:w="100"/>
-              <w:bottom w:type="dxa" w:w="60"/>
-              <w:right w:type="dxa" w:w="100"/>
-            </w:tcMar>
-          </w:tcPr>
-          <w:p>
-            <w:r>
-              <w:rPr>
-                <w:b w:val="false"/>
-                <w:bCs w:val="false"/>
-                <w:sz w:val="20"/>
-                <w:szCs w:val="20"/>
-              </w:rPr>
-              <w:t xml:space="preserve">100%</w:t>
+              <w:t xml:space="preserve">66.66%</w:t>
             </w:r>
           </w:p>
         </w:tc>
@@ -6000,7 +6000,7 @@
                 <w:sz w:val="20"/>
                 <w:szCs w:val="20"/>
               </w:rPr>
-              <w:t xml:space="preserve">utils/filtros.js</w:t>
+              <w:t xml:space="preserve">pages/Contacto.js</w:t>
             </w:r>
           </w:p>
         </w:tc>
@@ -6145,7 +6145,7 @@
                 <w:sz w:val="20"/>
                 <w:szCs w:val="20"/>
               </w:rPr>
-              <w:t xml:space="preserve">utils/formato.js</w:t>
+              <w:t xml:space="preserve">pages/Login.js</w:t>
             </w:r>
           </w:p>
         </w:tc>
@@ -6201,7 +6201,7 @@
                 <w:sz w:val="20"/>
                 <w:szCs w:val="20"/>
               </w:rPr>
-              <w:t xml:space="preserve">100%</w:t>
+              <w:t xml:space="preserve">91.66%</w:t>
             </w:r>
           </w:p>
         </w:tc>
@@ -6290,7 +6290,35 @@
                 <w:sz w:val="20"/>
                 <w:szCs w:val="20"/>
               </w:rPr>
-              <w:t xml:space="preserve">utils/pago.js</w:t>
+              <w:t xml:space="preserve">pages/Productos.js</w:t>
+            </w:r>
+          </w:p>
+        </w:tc>
+        <w:tc>
+          <w:tcPr>
+            <w:tcW w:type="dxa" w:w="1200"/>
+            <w:tcBorders>
+              <w:top w:val="single" w:color="999999" w:sz="4"/>
+              <w:left w:val="single" w:color="999999" w:sz="4"/>
+              <w:bottom w:val="single" w:color="999999" w:sz="4"/>
+              <w:right w:val="single" w:color="999999" w:sz="4"/>
+            </w:tcBorders>
+            <w:tcMar>
+              <w:top w:type="dxa" w:w="60"/>
+              <w:left w:type="dxa" w:w="100"/>
+              <w:bottom w:type="dxa" w:w="60"/>
+              <w:right w:type="dxa" w:w="100"/>
+            </w:tcMar>
+          </w:tcPr>
+          <w:p>
+            <w:r>
+              <w:rPr>
+                <w:b w:val="false"/>
+                <w:bCs w:val="false"/>
+                <w:sz w:val="20"/>
+                <w:szCs w:val="20"/>
+              </w:rPr>
+              <w:t xml:space="preserve">92.85%</w:t>
             </w:r>
           </w:p>
         </w:tc>
@@ -6346,63 +6374,35 @@
                 <w:sz w:val="20"/>
                 <w:szCs w:val="20"/>
               </w:rPr>
-              <w:t xml:space="preserve">100%</w:t>
-            </w:r>
-          </w:p>
-        </w:tc>
-        <w:tc>
-          <w:tcPr>
-            <w:tcW w:type="dxa" w:w="1200"/>
-            <w:tcBorders>
-              <w:top w:val="single" w:color="999999" w:sz="4"/>
-              <w:left w:val="single" w:color="999999" w:sz="4"/>
-              <w:bottom w:val="single" w:color="999999" w:sz="4"/>
-              <w:right w:val="single" w:color="999999" w:sz="4"/>
-            </w:tcBorders>
-            <w:tcMar>
-              <w:top w:type="dxa" w:w="60"/>
-              <w:left w:type="dxa" w:w="100"/>
-              <w:bottom w:type="dxa" w:w="60"/>
-              <w:right w:type="dxa" w:w="100"/>
-            </w:tcMar>
-          </w:tcPr>
-          <w:p>
-            <w:r>
-              <w:rPr>
-                <w:b w:val="false"/>
-                <w:bCs w:val="false"/>
-                <w:sz w:val="20"/>
-                <w:szCs w:val="20"/>
-              </w:rPr>
-              <w:t xml:space="preserve">100%</w:t>
-            </w:r>
-          </w:p>
-        </w:tc>
-        <w:tc>
-          <w:tcPr>
-            <w:tcW w:type="dxa" w:w="1200"/>
-            <w:tcBorders>
-              <w:top w:val="single" w:color="999999" w:sz="4"/>
-              <w:left w:val="single" w:color="999999" w:sz="4"/>
-              <w:bottom w:val="single" w:color="999999" w:sz="4"/>
-              <w:right w:val="single" w:color="999999" w:sz="4"/>
-            </w:tcBorders>
-            <w:tcMar>
-              <w:top w:type="dxa" w:w="60"/>
-              <w:left w:type="dxa" w:w="100"/>
-              <w:bottom w:type="dxa" w:w="60"/>
-              <w:right w:type="dxa" w:w="100"/>
-            </w:tcMar>
-          </w:tcPr>
-          <w:p>
-            <w:r>
-              <w:rPr>
-                <w:b w:val="false"/>
-                <w:bCs w:val="false"/>
-                <w:sz w:val="20"/>
-                <w:szCs w:val="20"/>
-              </w:rPr>
-              <w:t xml:space="preserve">100%</w:t>
+              <w:t xml:space="preserve">80%</w:t>
+            </w:r>
+          </w:p>
+        </w:tc>
+        <w:tc>
+          <w:tcPr>
+            <w:tcW w:type="dxa" w:w="1200"/>
+            <w:tcBorders>
+              <w:top w:val="single" w:color="999999" w:sz="4"/>
+              <w:left w:val="single" w:color="999999" w:sz="4"/>
+              <w:bottom w:val="single" w:color="999999" w:sz="4"/>
+              <w:right w:val="single" w:color="999999" w:sz="4"/>
+            </w:tcBorders>
+            <w:tcMar>
+              <w:top w:type="dxa" w:w="60"/>
+              <w:left w:type="dxa" w:w="100"/>
+              <w:bottom w:type="dxa" w:w="60"/>
+              <w:right w:type="dxa" w:w="100"/>
+            </w:tcMar>
+          </w:tcPr>
+          <w:p>
+            <w:r>
+              <w:rPr>
+                <w:b w:val="false"/>
+                <w:bCs w:val="false"/>
+                <w:sz w:val="20"/>
+                <w:szCs w:val="20"/>
+              </w:rPr>
+              <w:t xml:space="preserve">92.85%</w:t>
             </w:r>
           </w:p>
         </w:tc>
@@ -6435,6 +6435,1311 @@
                 <w:sz w:val="20"/>
                 <w:szCs w:val="20"/>
               </w:rPr>
+              <w:t xml:space="preserve">pages/admin/AdminOrdenes.js</w:t>
+            </w:r>
+          </w:p>
+        </w:tc>
+        <w:tc>
+          <w:tcPr>
+            <w:tcW w:type="dxa" w:w="1200"/>
+            <w:tcBorders>
+              <w:top w:val="single" w:color="999999" w:sz="4"/>
+              <w:left w:val="single" w:color="999999" w:sz="4"/>
+              <w:bottom w:val="single" w:color="999999" w:sz="4"/>
+              <w:right w:val="single" w:color="999999" w:sz="4"/>
+            </w:tcBorders>
+            <w:tcMar>
+              <w:top w:type="dxa" w:w="60"/>
+              <w:left w:type="dxa" w:w="100"/>
+              <w:bottom w:type="dxa" w:w="60"/>
+              <w:right w:type="dxa" w:w="100"/>
+            </w:tcMar>
+          </w:tcPr>
+          <w:p>
+            <w:r>
+              <w:rPr>
+                <w:b w:val="false"/>
+                <w:bCs w:val="false"/>
+                <w:sz w:val="20"/>
+                <w:szCs w:val="20"/>
+              </w:rPr>
+              <w:t xml:space="preserve">100%</w:t>
+            </w:r>
+          </w:p>
+        </w:tc>
+        <w:tc>
+          <w:tcPr>
+            <w:tcW w:type="dxa" w:w="1200"/>
+            <w:tcBorders>
+              <w:top w:val="single" w:color="999999" w:sz="4"/>
+              <w:left w:val="single" w:color="999999" w:sz="4"/>
+              <w:bottom w:val="single" w:color="999999" w:sz="4"/>
+              <w:right w:val="single" w:color="999999" w:sz="4"/>
+            </w:tcBorders>
+            <w:tcMar>
+              <w:top w:type="dxa" w:w="60"/>
+              <w:left w:type="dxa" w:w="100"/>
+              <w:bottom w:type="dxa" w:w="60"/>
+              <w:right w:type="dxa" w:w="100"/>
+            </w:tcMar>
+          </w:tcPr>
+          <w:p>
+            <w:r>
+              <w:rPr>
+                <w:b w:val="false"/>
+                <w:bCs w:val="false"/>
+                <w:sz w:val="20"/>
+                <w:szCs w:val="20"/>
+              </w:rPr>
+              <w:t xml:space="preserve">100%</w:t>
+            </w:r>
+          </w:p>
+        </w:tc>
+        <w:tc>
+          <w:tcPr>
+            <w:tcW w:type="dxa" w:w="1200"/>
+            <w:tcBorders>
+              <w:top w:val="single" w:color="999999" w:sz="4"/>
+              <w:left w:val="single" w:color="999999" w:sz="4"/>
+              <w:bottom w:val="single" w:color="999999" w:sz="4"/>
+              <w:right w:val="single" w:color="999999" w:sz="4"/>
+            </w:tcBorders>
+            <w:tcMar>
+              <w:top w:type="dxa" w:w="60"/>
+              <w:left w:type="dxa" w:w="100"/>
+              <w:bottom w:type="dxa" w:w="60"/>
+              <w:right w:type="dxa" w:w="100"/>
+            </w:tcMar>
+          </w:tcPr>
+          <w:p>
+            <w:r>
+              <w:rPr>
+                <w:b w:val="false"/>
+                <w:bCs w:val="false"/>
+                <w:sz w:val="20"/>
+                <w:szCs w:val="20"/>
+              </w:rPr>
+              <w:t xml:space="preserve">100%</w:t>
+            </w:r>
+          </w:p>
+        </w:tc>
+        <w:tc>
+          <w:tcPr>
+            <w:tcW w:type="dxa" w:w="1200"/>
+            <w:tcBorders>
+              <w:top w:val="single" w:color="999999" w:sz="4"/>
+              <w:left w:val="single" w:color="999999" w:sz="4"/>
+              <w:bottom w:val="single" w:color="999999" w:sz="4"/>
+              <w:right w:val="single" w:color="999999" w:sz="4"/>
+            </w:tcBorders>
+            <w:tcMar>
+              <w:top w:type="dxa" w:w="60"/>
+              <w:left w:type="dxa" w:w="100"/>
+              <w:bottom w:type="dxa" w:w="60"/>
+              <w:right w:type="dxa" w:w="100"/>
+            </w:tcMar>
+          </w:tcPr>
+          <w:p>
+            <w:r>
+              <w:rPr>
+                <w:b w:val="false"/>
+                <w:bCs w:val="false"/>
+                <w:sz w:val="20"/>
+                <w:szCs w:val="20"/>
+              </w:rPr>
+              <w:t xml:space="preserve">100%</w:t>
+            </w:r>
+          </w:p>
+        </w:tc>
+      </w:tr>
+      <w:tr>
+        <w:trPr>
+          <w:tblHeader w:val="off"/>
+        </w:trPr>
+        <w:tc>
+          <w:tcPr>
+            <w:tcW w:type="dxa" w:w="3700"/>
+            <w:tcBorders>
+              <w:top w:val="single" w:color="999999" w:sz="4"/>
+              <w:left w:val="single" w:color="999999" w:sz="4"/>
+              <w:bottom w:val="single" w:color="999999" w:sz="4"/>
+              <w:right w:val="single" w:color="999999" w:sz="4"/>
+            </w:tcBorders>
+            <w:tcMar>
+              <w:top w:type="dxa" w:w="60"/>
+              <w:left w:type="dxa" w:w="100"/>
+              <w:bottom w:type="dxa" w:w="60"/>
+              <w:right w:type="dxa" w:w="100"/>
+            </w:tcMar>
+          </w:tcPr>
+          <w:p>
+            <w:r>
+              <w:rPr>
+                <w:b w:val="false"/>
+                <w:bCs w:val="false"/>
+                <w:sz w:val="20"/>
+                <w:szCs w:val="20"/>
+              </w:rPr>
+              <w:t xml:space="preserve">pages/admin/AdminProductos.js</w:t>
+            </w:r>
+          </w:p>
+        </w:tc>
+        <w:tc>
+          <w:tcPr>
+            <w:tcW w:type="dxa" w:w="1200"/>
+            <w:tcBorders>
+              <w:top w:val="single" w:color="999999" w:sz="4"/>
+              <w:left w:val="single" w:color="999999" w:sz="4"/>
+              <w:bottom w:val="single" w:color="999999" w:sz="4"/>
+              <w:right w:val="single" w:color="999999" w:sz="4"/>
+            </w:tcBorders>
+            <w:tcMar>
+              <w:top w:type="dxa" w:w="60"/>
+              <w:left w:type="dxa" w:w="100"/>
+              <w:bottom w:type="dxa" w:w="60"/>
+              <w:right w:type="dxa" w:w="100"/>
+            </w:tcMar>
+          </w:tcPr>
+          <w:p>
+            <w:r>
+              <w:rPr>
+                <w:b w:val="false"/>
+                <w:bCs w:val="false"/>
+                <w:sz w:val="20"/>
+                <w:szCs w:val="20"/>
+              </w:rPr>
+              <w:t xml:space="preserve">100%</w:t>
+            </w:r>
+          </w:p>
+        </w:tc>
+        <w:tc>
+          <w:tcPr>
+            <w:tcW w:type="dxa" w:w="1200"/>
+            <w:tcBorders>
+              <w:top w:val="single" w:color="999999" w:sz="4"/>
+              <w:left w:val="single" w:color="999999" w:sz="4"/>
+              <w:bottom w:val="single" w:color="999999" w:sz="4"/>
+              <w:right w:val="single" w:color="999999" w:sz="4"/>
+            </w:tcBorders>
+            <w:tcMar>
+              <w:top w:type="dxa" w:w="60"/>
+              <w:left w:type="dxa" w:w="100"/>
+              <w:bottom w:type="dxa" w:w="60"/>
+              <w:right w:type="dxa" w:w="100"/>
+            </w:tcMar>
+          </w:tcPr>
+          <w:p>
+            <w:r>
+              <w:rPr>
+                <w:b w:val="false"/>
+                <w:bCs w:val="false"/>
+                <w:sz w:val="20"/>
+                <w:szCs w:val="20"/>
+              </w:rPr>
+              <w:t xml:space="preserve">100%</w:t>
+            </w:r>
+          </w:p>
+        </w:tc>
+        <w:tc>
+          <w:tcPr>
+            <w:tcW w:type="dxa" w:w="1200"/>
+            <w:tcBorders>
+              <w:top w:val="single" w:color="999999" w:sz="4"/>
+              <w:left w:val="single" w:color="999999" w:sz="4"/>
+              <w:bottom w:val="single" w:color="999999" w:sz="4"/>
+              <w:right w:val="single" w:color="999999" w:sz="4"/>
+            </w:tcBorders>
+            <w:tcMar>
+              <w:top w:type="dxa" w:w="60"/>
+              <w:left w:type="dxa" w:w="100"/>
+              <w:bottom w:type="dxa" w:w="60"/>
+              <w:right w:type="dxa" w:w="100"/>
+            </w:tcMar>
+          </w:tcPr>
+          <w:p>
+            <w:r>
+              <w:rPr>
+                <w:b w:val="false"/>
+                <w:bCs w:val="false"/>
+                <w:sz w:val="20"/>
+                <w:szCs w:val="20"/>
+              </w:rPr>
+              <w:t xml:space="preserve">100%</w:t>
+            </w:r>
+          </w:p>
+        </w:tc>
+        <w:tc>
+          <w:tcPr>
+            <w:tcW w:type="dxa" w:w="1200"/>
+            <w:tcBorders>
+              <w:top w:val="single" w:color="999999" w:sz="4"/>
+              <w:left w:val="single" w:color="999999" w:sz="4"/>
+              <w:bottom w:val="single" w:color="999999" w:sz="4"/>
+              <w:right w:val="single" w:color="999999" w:sz="4"/>
+            </w:tcBorders>
+            <w:tcMar>
+              <w:top w:type="dxa" w:w="60"/>
+              <w:left w:type="dxa" w:w="100"/>
+              <w:bottom w:type="dxa" w:w="60"/>
+              <w:right w:type="dxa" w:w="100"/>
+            </w:tcMar>
+          </w:tcPr>
+          <w:p>
+            <w:r>
+              <w:rPr>
+                <w:b w:val="false"/>
+                <w:bCs w:val="false"/>
+                <w:sz w:val="20"/>
+                <w:szCs w:val="20"/>
+              </w:rPr>
+              <w:t xml:space="preserve">100%</w:t>
+            </w:r>
+          </w:p>
+        </w:tc>
+      </w:tr>
+      <w:tr>
+        <w:trPr>
+          <w:tblHeader w:val="off"/>
+        </w:trPr>
+        <w:tc>
+          <w:tcPr>
+            <w:tcW w:type="dxa" w:w="3700"/>
+            <w:tcBorders>
+              <w:top w:val="single" w:color="999999" w:sz="4"/>
+              <w:left w:val="single" w:color="999999" w:sz="4"/>
+              <w:bottom w:val="single" w:color="999999" w:sz="4"/>
+              <w:right w:val="single" w:color="999999" w:sz="4"/>
+            </w:tcBorders>
+            <w:tcMar>
+              <w:top w:type="dxa" w:w="60"/>
+              <w:left w:type="dxa" w:w="100"/>
+              <w:bottom w:type="dxa" w:w="60"/>
+              <w:right w:type="dxa" w:w="100"/>
+            </w:tcMar>
+          </w:tcPr>
+          <w:p>
+            <w:r>
+              <w:rPr>
+                <w:b w:val="false"/>
+                <w:bCs w:val="false"/>
+                <w:sz w:val="20"/>
+                <w:szCs w:val="20"/>
+              </w:rPr>
+              <w:t xml:space="preserve">pages/admin/AdminUsuarios.js</w:t>
+            </w:r>
+          </w:p>
+        </w:tc>
+        <w:tc>
+          <w:tcPr>
+            <w:tcW w:type="dxa" w:w="1200"/>
+            <w:tcBorders>
+              <w:top w:val="single" w:color="999999" w:sz="4"/>
+              <w:left w:val="single" w:color="999999" w:sz="4"/>
+              <w:bottom w:val="single" w:color="999999" w:sz="4"/>
+              <w:right w:val="single" w:color="999999" w:sz="4"/>
+            </w:tcBorders>
+            <w:tcMar>
+              <w:top w:type="dxa" w:w="60"/>
+              <w:left w:type="dxa" w:w="100"/>
+              <w:bottom w:type="dxa" w:w="60"/>
+              <w:right w:type="dxa" w:w="100"/>
+            </w:tcMar>
+          </w:tcPr>
+          <w:p>
+            <w:r>
+              <w:rPr>
+                <w:b w:val="false"/>
+                <w:bCs w:val="false"/>
+                <w:sz w:val="20"/>
+                <w:szCs w:val="20"/>
+              </w:rPr>
+              <w:t xml:space="preserve">100%</w:t>
+            </w:r>
+          </w:p>
+        </w:tc>
+        <w:tc>
+          <w:tcPr>
+            <w:tcW w:type="dxa" w:w="1200"/>
+            <w:tcBorders>
+              <w:top w:val="single" w:color="999999" w:sz="4"/>
+              <w:left w:val="single" w:color="999999" w:sz="4"/>
+              <w:bottom w:val="single" w:color="999999" w:sz="4"/>
+              <w:right w:val="single" w:color="999999" w:sz="4"/>
+            </w:tcBorders>
+            <w:tcMar>
+              <w:top w:type="dxa" w:w="60"/>
+              <w:left w:type="dxa" w:w="100"/>
+              <w:bottom w:type="dxa" w:w="60"/>
+              <w:right w:type="dxa" w:w="100"/>
+            </w:tcMar>
+          </w:tcPr>
+          <w:p>
+            <w:r>
+              <w:rPr>
+                <w:b w:val="false"/>
+                <w:bCs w:val="false"/>
+                <w:sz w:val="20"/>
+                <w:szCs w:val="20"/>
+              </w:rPr>
+              <w:t xml:space="preserve">100%</w:t>
+            </w:r>
+          </w:p>
+        </w:tc>
+        <w:tc>
+          <w:tcPr>
+            <w:tcW w:type="dxa" w:w="1200"/>
+            <w:tcBorders>
+              <w:top w:val="single" w:color="999999" w:sz="4"/>
+              <w:left w:val="single" w:color="999999" w:sz="4"/>
+              <w:bottom w:val="single" w:color="999999" w:sz="4"/>
+              <w:right w:val="single" w:color="999999" w:sz="4"/>
+            </w:tcBorders>
+            <w:tcMar>
+              <w:top w:type="dxa" w:w="60"/>
+              <w:left w:type="dxa" w:w="100"/>
+              <w:bottom w:type="dxa" w:w="60"/>
+              <w:right w:type="dxa" w:w="100"/>
+            </w:tcMar>
+          </w:tcPr>
+          <w:p>
+            <w:r>
+              <w:rPr>
+                <w:b w:val="false"/>
+                <w:bCs w:val="false"/>
+                <w:sz w:val="20"/>
+                <w:szCs w:val="20"/>
+              </w:rPr>
+              <w:t xml:space="preserve">100%</w:t>
+            </w:r>
+          </w:p>
+        </w:tc>
+        <w:tc>
+          <w:tcPr>
+            <w:tcW w:type="dxa" w:w="1200"/>
+            <w:tcBorders>
+              <w:top w:val="single" w:color="999999" w:sz="4"/>
+              <w:left w:val="single" w:color="999999" w:sz="4"/>
+              <w:bottom w:val="single" w:color="999999" w:sz="4"/>
+              <w:right w:val="single" w:color="999999" w:sz="4"/>
+            </w:tcBorders>
+            <w:tcMar>
+              <w:top w:type="dxa" w:w="60"/>
+              <w:left w:type="dxa" w:w="100"/>
+              <w:bottom w:type="dxa" w:w="60"/>
+              <w:right w:type="dxa" w:w="100"/>
+            </w:tcMar>
+          </w:tcPr>
+          <w:p>
+            <w:r>
+              <w:rPr>
+                <w:b w:val="false"/>
+                <w:bCs w:val="false"/>
+                <w:sz w:val="20"/>
+                <w:szCs w:val="20"/>
+              </w:rPr>
+              <w:t xml:space="preserve">100%</w:t>
+            </w:r>
+          </w:p>
+        </w:tc>
+      </w:tr>
+      <w:tr>
+        <w:trPr>
+          <w:tblHeader w:val="off"/>
+        </w:trPr>
+        <w:tc>
+          <w:tcPr>
+            <w:tcW w:type="dxa" w:w="3700"/>
+            <w:tcBorders>
+              <w:top w:val="single" w:color="999999" w:sz="4"/>
+              <w:left w:val="single" w:color="999999" w:sz="4"/>
+              <w:bottom w:val="single" w:color="999999" w:sz="4"/>
+              <w:right w:val="single" w:color="999999" w:sz="4"/>
+            </w:tcBorders>
+            <w:tcMar>
+              <w:top w:type="dxa" w:w="60"/>
+              <w:left w:type="dxa" w:w="100"/>
+              <w:bottom w:type="dxa" w:w="60"/>
+              <w:right w:type="dxa" w:w="100"/>
+            </w:tcMar>
+          </w:tcPr>
+          <w:p>
+            <w:r>
+              <w:rPr>
+                <w:b w:val="false"/>
+                <w:bCs w:val="false"/>
+                <w:sz w:val="20"/>
+                <w:szCs w:val="20"/>
+              </w:rPr>
+              <w:t xml:space="preserve">pages/admin/Boleta.js</w:t>
+            </w:r>
+          </w:p>
+        </w:tc>
+        <w:tc>
+          <w:tcPr>
+            <w:tcW w:type="dxa" w:w="1200"/>
+            <w:tcBorders>
+              <w:top w:val="single" w:color="999999" w:sz="4"/>
+              <w:left w:val="single" w:color="999999" w:sz="4"/>
+              <w:bottom w:val="single" w:color="999999" w:sz="4"/>
+              <w:right w:val="single" w:color="999999" w:sz="4"/>
+            </w:tcBorders>
+            <w:tcMar>
+              <w:top w:type="dxa" w:w="60"/>
+              <w:left w:type="dxa" w:w="100"/>
+              <w:bottom w:type="dxa" w:w="60"/>
+              <w:right w:type="dxa" w:w="100"/>
+            </w:tcMar>
+          </w:tcPr>
+          <w:p>
+            <w:r>
+              <w:rPr>
+                <w:b w:val="false"/>
+                <w:bCs w:val="false"/>
+                <w:sz w:val="20"/>
+                <w:szCs w:val="20"/>
+              </w:rPr>
+              <w:t xml:space="preserve">100%</w:t>
+            </w:r>
+          </w:p>
+        </w:tc>
+        <w:tc>
+          <w:tcPr>
+            <w:tcW w:type="dxa" w:w="1200"/>
+            <w:tcBorders>
+              <w:top w:val="single" w:color="999999" w:sz="4"/>
+              <w:left w:val="single" w:color="999999" w:sz="4"/>
+              <w:bottom w:val="single" w:color="999999" w:sz="4"/>
+              <w:right w:val="single" w:color="999999" w:sz="4"/>
+            </w:tcBorders>
+            <w:tcMar>
+              <w:top w:type="dxa" w:w="60"/>
+              <w:left w:type="dxa" w:w="100"/>
+              <w:bottom w:type="dxa" w:w="60"/>
+              <w:right w:type="dxa" w:w="100"/>
+            </w:tcMar>
+          </w:tcPr>
+          <w:p>
+            <w:r>
+              <w:rPr>
+                <w:b w:val="false"/>
+                <w:bCs w:val="false"/>
+                <w:sz w:val="20"/>
+                <w:szCs w:val="20"/>
+              </w:rPr>
+              <w:t xml:space="preserve">100%</w:t>
+            </w:r>
+          </w:p>
+        </w:tc>
+        <w:tc>
+          <w:tcPr>
+            <w:tcW w:type="dxa" w:w="1200"/>
+            <w:tcBorders>
+              <w:top w:val="single" w:color="999999" w:sz="4"/>
+              <w:left w:val="single" w:color="999999" w:sz="4"/>
+              <w:bottom w:val="single" w:color="999999" w:sz="4"/>
+              <w:right w:val="single" w:color="999999" w:sz="4"/>
+            </w:tcBorders>
+            <w:tcMar>
+              <w:top w:type="dxa" w:w="60"/>
+              <w:left w:type="dxa" w:w="100"/>
+              <w:bottom w:type="dxa" w:w="60"/>
+              <w:right w:type="dxa" w:w="100"/>
+            </w:tcMar>
+          </w:tcPr>
+          <w:p>
+            <w:r>
+              <w:rPr>
+                <w:b w:val="false"/>
+                <w:bCs w:val="false"/>
+                <w:sz w:val="20"/>
+                <w:szCs w:val="20"/>
+              </w:rPr>
+              <w:t xml:space="preserve">100%</w:t>
+            </w:r>
+          </w:p>
+        </w:tc>
+        <w:tc>
+          <w:tcPr>
+            <w:tcW w:type="dxa" w:w="1200"/>
+            <w:tcBorders>
+              <w:top w:val="single" w:color="999999" w:sz="4"/>
+              <w:left w:val="single" w:color="999999" w:sz="4"/>
+              <w:bottom w:val="single" w:color="999999" w:sz="4"/>
+              <w:right w:val="single" w:color="999999" w:sz="4"/>
+            </w:tcBorders>
+            <w:tcMar>
+              <w:top w:type="dxa" w:w="60"/>
+              <w:left w:type="dxa" w:w="100"/>
+              <w:bottom w:type="dxa" w:w="60"/>
+              <w:right w:type="dxa" w:w="100"/>
+            </w:tcMar>
+          </w:tcPr>
+          <w:p>
+            <w:r>
+              <w:rPr>
+                <w:b w:val="false"/>
+                <w:bCs w:val="false"/>
+                <w:sz w:val="20"/>
+                <w:szCs w:val="20"/>
+              </w:rPr>
+              <w:t xml:space="preserve">100%</w:t>
+            </w:r>
+          </w:p>
+        </w:tc>
+      </w:tr>
+      <w:tr>
+        <w:trPr>
+          <w:tblHeader w:val="off"/>
+        </w:trPr>
+        <w:tc>
+          <w:tcPr>
+            <w:tcW w:type="dxa" w:w="3700"/>
+            <w:tcBorders>
+              <w:top w:val="single" w:color="999999" w:sz="4"/>
+              <w:left w:val="single" w:color="999999" w:sz="4"/>
+              <w:bottom w:val="single" w:color="999999" w:sz="4"/>
+              <w:right w:val="single" w:color="999999" w:sz="4"/>
+            </w:tcBorders>
+            <w:tcMar>
+              <w:top w:type="dxa" w:w="60"/>
+              <w:left w:type="dxa" w:w="100"/>
+              <w:bottom w:type="dxa" w:w="60"/>
+              <w:right w:type="dxa" w:w="100"/>
+            </w:tcMar>
+          </w:tcPr>
+          <w:p>
+            <w:r>
+              <w:rPr>
+                <w:b w:val="false"/>
+                <w:bCs w:val="false"/>
+                <w:sz w:val="20"/>
+                <w:szCs w:val="20"/>
+              </w:rPr>
+              <w:t xml:space="preserve">pages/admin/HistorialCompras.js</w:t>
+            </w:r>
+          </w:p>
+        </w:tc>
+        <w:tc>
+          <w:tcPr>
+            <w:tcW w:type="dxa" w:w="1200"/>
+            <w:tcBorders>
+              <w:top w:val="single" w:color="999999" w:sz="4"/>
+              <w:left w:val="single" w:color="999999" w:sz="4"/>
+              <w:bottom w:val="single" w:color="999999" w:sz="4"/>
+              <w:right w:val="single" w:color="999999" w:sz="4"/>
+            </w:tcBorders>
+            <w:tcMar>
+              <w:top w:type="dxa" w:w="60"/>
+              <w:left w:type="dxa" w:w="100"/>
+              <w:bottom w:type="dxa" w:w="60"/>
+              <w:right w:type="dxa" w:w="100"/>
+            </w:tcMar>
+          </w:tcPr>
+          <w:p>
+            <w:r>
+              <w:rPr>
+                <w:b w:val="false"/>
+                <w:bCs w:val="false"/>
+                <w:sz w:val="20"/>
+                <w:szCs w:val="20"/>
+              </w:rPr>
+              <w:t xml:space="preserve">100%</w:t>
+            </w:r>
+          </w:p>
+        </w:tc>
+        <w:tc>
+          <w:tcPr>
+            <w:tcW w:type="dxa" w:w="1200"/>
+            <w:tcBorders>
+              <w:top w:val="single" w:color="999999" w:sz="4"/>
+              <w:left w:val="single" w:color="999999" w:sz="4"/>
+              <w:bottom w:val="single" w:color="999999" w:sz="4"/>
+              <w:right w:val="single" w:color="999999" w:sz="4"/>
+            </w:tcBorders>
+            <w:tcMar>
+              <w:top w:type="dxa" w:w="60"/>
+              <w:left w:type="dxa" w:w="100"/>
+              <w:bottom w:type="dxa" w:w="60"/>
+              <w:right w:type="dxa" w:w="100"/>
+            </w:tcMar>
+          </w:tcPr>
+          <w:p>
+            <w:r>
+              <w:rPr>
+                <w:b w:val="false"/>
+                <w:bCs w:val="false"/>
+                <w:sz w:val="20"/>
+                <w:szCs w:val="20"/>
+              </w:rPr>
+              <w:t xml:space="preserve">100%</w:t>
+            </w:r>
+          </w:p>
+        </w:tc>
+        <w:tc>
+          <w:tcPr>
+            <w:tcW w:type="dxa" w:w="1200"/>
+            <w:tcBorders>
+              <w:top w:val="single" w:color="999999" w:sz="4"/>
+              <w:left w:val="single" w:color="999999" w:sz="4"/>
+              <w:bottom w:val="single" w:color="999999" w:sz="4"/>
+              <w:right w:val="single" w:color="999999" w:sz="4"/>
+            </w:tcBorders>
+            <w:tcMar>
+              <w:top w:type="dxa" w:w="60"/>
+              <w:left w:type="dxa" w:w="100"/>
+              <w:bottom w:type="dxa" w:w="60"/>
+              <w:right w:type="dxa" w:w="100"/>
+            </w:tcMar>
+          </w:tcPr>
+          <w:p>
+            <w:r>
+              <w:rPr>
+                <w:b w:val="false"/>
+                <w:bCs w:val="false"/>
+                <w:sz w:val="20"/>
+                <w:szCs w:val="20"/>
+              </w:rPr>
+              <w:t xml:space="preserve">100%</w:t>
+            </w:r>
+          </w:p>
+        </w:tc>
+        <w:tc>
+          <w:tcPr>
+            <w:tcW w:type="dxa" w:w="1200"/>
+            <w:tcBorders>
+              <w:top w:val="single" w:color="999999" w:sz="4"/>
+              <w:left w:val="single" w:color="999999" w:sz="4"/>
+              <w:bottom w:val="single" w:color="999999" w:sz="4"/>
+              <w:right w:val="single" w:color="999999" w:sz="4"/>
+            </w:tcBorders>
+            <w:tcMar>
+              <w:top w:type="dxa" w:w="60"/>
+              <w:left w:type="dxa" w:w="100"/>
+              <w:bottom w:type="dxa" w:w="60"/>
+              <w:right w:type="dxa" w:w="100"/>
+            </w:tcMar>
+          </w:tcPr>
+          <w:p>
+            <w:r>
+              <w:rPr>
+                <w:b w:val="false"/>
+                <w:bCs w:val="false"/>
+                <w:sz w:val="20"/>
+                <w:szCs w:val="20"/>
+              </w:rPr>
+              <w:t xml:space="preserve">100%</w:t>
+            </w:r>
+          </w:p>
+        </w:tc>
+      </w:tr>
+      <w:tr>
+        <w:trPr>
+          <w:tblHeader w:val="off"/>
+        </w:trPr>
+        <w:tc>
+          <w:tcPr>
+            <w:tcW w:type="dxa" w:w="3700"/>
+            <w:tcBorders>
+              <w:top w:val="single" w:color="999999" w:sz="4"/>
+              <w:left w:val="single" w:color="999999" w:sz="4"/>
+              <w:bottom w:val="single" w:color="999999" w:sz="4"/>
+              <w:right w:val="single" w:color="999999" w:sz="4"/>
+            </w:tcBorders>
+            <w:tcMar>
+              <w:top w:type="dxa" w:w="60"/>
+              <w:left w:type="dxa" w:w="100"/>
+              <w:bottom w:type="dxa" w:w="60"/>
+              <w:right w:type="dxa" w:w="100"/>
+            </w:tcMar>
+          </w:tcPr>
+          <w:p>
+            <w:r>
+              <w:rPr>
+                <w:b w:val="false"/>
+                <w:bCs w:val="false"/>
+                <w:sz w:val="20"/>
+                <w:szCs w:val="20"/>
+              </w:rPr>
+              <w:t xml:space="preserve">pages/admin/UsuarioForm.js</w:t>
+            </w:r>
+          </w:p>
+        </w:tc>
+        <w:tc>
+          <w:tcPr>
+            <w:tcW w:type="dxa" w:w="1200"/>
+            <w:tcBorders>
+              <w:top w:val="single" w:color="999999" w:sz="4"/>
+              <w:left w:val="single" w:color="999999" w:sz="4"/>
+              <w:bottom w:val="single" w:color="999999" w:sz="4"/>
+              <w:right w:val="single" w:color="999999" w:sz="4"/>
+            </w:tcBorders>
+            <w:tcMar>
+              <w:top w:type="dxa" w:w="60"/>
+              <w:left w:type="dxa" w:w="100"/>
+              <w:bottom w:type="dxa" w:w="60"/>
+              <w:right w:type="dxa" w:w="100"/>
+            </w:tcMar>
+          </w:tcPr>
+          <w:p>
+            <w:r>
+              <w:rPr>
+                <w:b w:val="false"/>
+                <w:bCs w:val="false"/>
+                <w:sz w:val="20"/>
+                <w:szCs w:val="20"/>
+              </w:rPr>
+              <w:t xml:space="preserve">95.23%</w:t>
+            </w:r>
+          </w:p>
+        </w:tc>
+        <w:tc>
+          <w:tcPr>
+            <w:tcW w:type="dxa" w:w="1200"/>
+            <w:tcBorders>
+              <w:top w:val="single" w:color="999999" w:sz="4"/>
+              <w:left w:val="single" w:color="999999" w:sz="4"/>
+              <w:bottom w:val="single" w:color="999999" w:sz="4"/>
+              <w:right w:val="single" w:color="999999" w:sz="4"/>
+            </w:tcBorders>
+            <w:tcMar>
+              <w:top w:type="dxa" w:w="60"/>
+              <w:left w:type="dxa" w:w="100"/>
+              <w:bottom w:type="dxa" w:w="60"/>
+              <w:right w:type="dxa" w:w="100"/>
+            </w:tcMar>
+          </w:tcPr>
+          <w:p>
+            <w:r>
+              <w:rPr>
+                <w:b w:val="false"/>
+                <w:bCs w:val="false"/>
+                <w:sz w:val="20"/>
+                <w:szCs w:val="20"/>
+              </w:rPr>
+              <w:t xml:space="preserve">66%</w:t>
+            </w:r>
+          </w:p>
+        </w:tc>
+        <w:tc>
+          <w:tcPr>
+            <w:tcW w:type="dxa" w:w="1200"/>
+            <w:tcBorders>
+              <w:top w:val="single" w:color="999999" w:sz="4"/>
+              <w:left w:val="single" w:color="999999" w:sz="4"/>
+              <w:bottom w:val="single" w:color="999999" w:sz="4"/>
+              <w:right w:val="single" w:color="999999" w:sz="4"/>
+            </w:tcBorders>
+            <w:tcMar>
+              <w:top w:type="dxa" w:w="60"/>
+              <w:left w:type="dxa" w:w="100"/>
+              <w:bottom w:type="dxa" w:w="60"/>
+              <w:right w:type="dxa" w:w="100"/>
+            </w:tcMar>
+          </w:tcPr>
+          <w:p>
+            <w:r>
+              <w:rPr>
+                <w:b w:val="false"/>
+                <w:bCs w:val="false"/>
+                <w:sz w:val="20"/>
+                <w:szCs w:val="20"/>
+              </w:rPr>
+              <w:t xml:space="preserve">100%</w:t>
+            </w:r>
+          </w:p>
+        </w:tc>
+        <w:tc>
+          <w:tcPr>
+            <w:tcW w:type="dxa" w:w="1200"/>
+            <w:tcBorders>
+              <w:top w:val="single" w:color="999999" w:sz="4"/>
+              <w:left w:val="single" w:color="999999" w:sz="4"/>
+              <w:bottom w:val="single" w:color="999999" w:sz="4"/>
+              <w:right w:val="single" w:color="999999" w:sz="4"/>
+            </w:tcBorders>
+            <w:tcMar>
+              <w:top w:type="dxa" w:w="60"/>
+              <w:left w:type="dxa" w:w="100"/>
+              <w:bottom w:type="dxa" w:w="60"/>
+              <w:right w:type="dxa" w:w="100"/>
+            </w:tcMar>
+          </w:tcPr>
+          <w:p>
+            <w:r>
+              <w:rPr>
+                <w:b w:val="false"/>
+                <w:bCs w:val="false"/>
+                <w:sz w:val="20"/>
+                <w:szCs w:val="20"/>
+              </w:rPr>
+              <w:t xml:space="preserve">93.93%</w:t>
+            </w:r>
+          </w:p>
+        </w:tc>
+      </w:tr>
+      <w:tr>
+        <w:trPr>
+          <w:tblHeader w:val="off"/>
+        </w:trPr>
+        <w:tc>
+          <w:tcPr>
+            <w:tcW w:type="dxa" w:w="3700"/>
+            <w:tcBorders>
+              <w:top w:val="single" w:color="999999" w:sz="4"/>
+              <w:left w:val="single" w:color="999999" w:sz="4"/>
+              <w:bottom w:val="single" w:color="999999" w:sz="4"/>
+              <w:right w:val="single" w:color="999999" w:sz="4"/>
+            </w:tcBorders>
+            <w:tcMar>
+              <w:top w:type="dxa" w:w="60"/>
+              <w:left w:type="dxa" w:w="100"/>
+              <w:bottom w:type="dxa" w:w="60"/>
+              <w:right w:type="dxa" w:w="100"/>
+            </w:tcMar>
+          </w:tcPr>
+          <w:p>
+            <w:r>
+              <w:rPr>
+                <w:b w:val="false"/>
+                <w:bCs w:val="false"/>
+                <w:sz w:val="20"/>
+                <w:szCs w:val="20"/>
+              </w:rPr>
+              <w:t xml:space="preserve">utils/filtros.js</w:t>
+            </w:r>
+          </w:p>
+        </w:tc>
+        <w:tc>
+          <w:tcPr>
+            <w:tcW w:type="dxa" w:w="1200"/>
+            <w:tcBorders>
+              <w:top w:val="single" w:color="999999" w:sz="4"/>
+              <w:left w:val="single" w:color="999999" w:sz="4"/>
+              <w:bottom w:val="single" w:color="999999" w:sz="4"/>
+              <w:right w:val="single" w:color="999999" w:sz="4"/>
+            </w:tcBorders>
+            <w:tcMar>
+              <w:top w:type="dxa" w:w="60"/>
+              <w:left w:type="dxa" w:w="100"/>
+              <w:bottom w:type="dxa" w:w="60"/>
+              <w:right w:type="dxa" w:w="100"/>
+            </w:tcMar>
+          </w:tcPr>
+          <w:p>
+            <w:r>
+              <w:rPr>
+                <w:b w:val="false"/>
+                <w:bCs w:val="false"/>
+                <w:sz w:val="20"/>
+                <w:szCs w:val="20"/>
+              </w:rPr>
+              <w:t xml:space="preserve">100%</w:t>
+            </w:r>
+          </w:p>
+        </w:tc>
+        <w:tc>
+          <w:tcPr>
+            <w:tcW w:type="dxa" w:w="1200"/>
+            <w:tcBorders>
+              <w:top w:val="single" w:color="999999" w:sz="4"/>
+              <w:left w:val="single" w:color="999999" w:sz="4"/>
+              <w:bottom w:val="single" w:color="999999" w:sz="4"/>
+              <w:right w:val="single" w:color="999999" w:sz="4"/>
+            </w:tcBorders>
+            <w:tcMar>
+              <w:top w:type="dxa" w:w="60"/>
+              <w:left w:type="dxa" w:w="100"/>
+              <w:bottom w:type="dxa" w:w="60"/>
+              <w:right w:type="dxa" w:w="100"/>
+            </w:tcMar>
+          </w:tcPr>
+          <w:p>
+            <w:r>
+              <w:rPr>
+                <w:b w:val="false"/>
+                <w:bCs w:val="false"/>
+                <w:sz w:val="20"/>
+                <w:szCs w:val="20"/>
+              </w:rPr>
+              <w:t xml:space="preserve">94.44%</w:t>
+            </w:r>
+          </w:p>
+        </w:tc>
+        <w:tc>
+          <w:tcPr>
+            <w:tcW w:type="dxa" w:w="1200"/>
+            <w:tcBorders>
+              <w:top w:val="single" w:color="999999" w:sz="4"/>
+              <w:left w:val="single" w:color="999999" w:sz="4"/>
+              <w:bottom w:val="single" w:color="999999" w:sz="4"/>
+              <w:right w:val="single" w:color="999999" w:sz="4"/>
+            </w:tcBorders>
+            <w:tcMar>
+              <w:top w:type="dxa" w:w="60"/>
+              <w:left w:type="dxa" w:w="100"/>
+              <w:bottom w:type="dxa" w:w="60"/>
+              <w:right w:type="dxa" w:w="100"/>
+            </w:tcMar>
+          </w:tcPr>
+          <w:p>
+            <w:r>
+              <w:rPr>
+                <w:b w:val="false"/>
+                <w:bCs w:val="false"/>
+                <w:sz w:val="20"/>
+                <w:szCs w:val="20"/>
+              </w:rPr>
+              <w:t xml:space="preserve">100%</w:t>
+            </w:r>
+          </w:p>
+        </w:tc>
+        <w:tc>
+          <w:tcPr>
+            <w:tcW w:type="dxa" w:w="1200"/>
+            <w:tcBorders>
+              <w:top w:val="single" w:color="999999" w:sz="4"/>
+              <w:left w:val="single" w:color="999999" w:sz="4"/>
+              <w:bottom w:val="single" w:color="999999" w:sz="4"/>
+              <w:right w:val="single" w:color="999999" w:sz="4"/>
+            </w:tcBorders>
+            <w:tcMar>
+              <w:top w:type="dxa" w:w="60"/>
+              <w:left w:type="dxa" w:w="100"/>
+              <w:bottom w:type="dxa" w:w="60"/>
+              <w:right w:type="dxa" w:w="100"/>
+            </w:tcMar>
+          </w:tcPr>
+          <w:p>
+            <w:r>
+              <w:rPr>
+                <w:b w:val="false"/>
+                <w:bCs w:val="false"/>
+                <w:sz w:val="20"/>
+                <w:szCs w:val="20"/>
+              </w:rPr>
+              <w:t xml:space="preserve">100%</w:t>
+            </w:r>
+          </w:p>
+        </w:tc>
+      </w:tr>
+      <w:tr>
+        <w:trPr>
+          <w:tblHeader w:val="off"/>
+        </w:trPr>
+        <w:tc>
+          <w:tcPr>
+            <w:tcW w:type="dxa" w:w="3700"/>
+            <w:tcBorders>
+              <w:top w:val="single" w:color="999999" w:sz="4"/>
+              <w:left w:val="single" w:color="999999" w:sz="4"/>
+              <w:bottom w:val="single" w:color="999999" w:sz="4"/>
+              <w:right w:val="single" w:color="999999" w:sz="4"/>
+            </w:tcBorders>
+            <w:tcMar>
+              <w:top w:type="dxa" w:w="60"/>
+              <w:left w:type="dxa" w:w="100"/>
+              <w:bottom w:type="dxa" w:w="60"/>
+              <w:right w:type="dxa" w:w="100"/>
+            </w:tcMar>
+          </w:tcPr>
+          <w:p>
+            <w:r>
+              <w:rPr>
+                <w:b w:val="false"/>
+                <w:bCs w:val="false"/>
+                <w:sz w:val="20"/>
+                <w:szCs w:val="20"/>
+              </w:rPr>
+              <w:t xml:space="preserve">utils/formato.js</w:t>
+            </w:r>
+          </w:p>
+        </w:tc>
+        <w:tc>
+          <w:tcPr>
+            <w:tcW w:type="dxa" w:w="1200"/>
+            <w:tcBorders>
+              <w:top w:val="single" w:color="999999" w:sz="4"/>
+              <w:left w:val="single" w:color="999999" w:sz="4"/>
+              <w:bottom w:val="single" w:color="999999" w:sz="4"/>
+              <w:right w:val="single" w:color="999999" w:sz="4"/>
+            </w:tcBorders>
+            <w:tcMar>
+              <w:top w:type="dxa" w:w="60"/>
+              <w:left w:type="dxa" w:w="100"/>
+              <w:bottom w:type="dxa" w:w="60"/>
+              <w:right w:type="dxa" w:w="100"/>
+            </w:tcMar>
+          </w:tcPr>
+          <w:p>
+            <w:r>
+              <w:rPr>
+                <w:b w:val="false"/>
+                <w:bCs w:val="false"/>
+                <w:sz w:val="20"/>
+                <w:szCs w:val="20"/>
+              </w:rPr>
+              <w:t xml:space="preserve">100%</w:t>
+            </w:r>
+          </w:p>
+        </w:tc>
+        <w:tc>
+          <w:tcPr>
+            <w:tcW w:type="dxa" w:w="1200"/>
+            <w:tcBorders>
+              <w:top w:val="single" w:color="999999" w:sz="4"/>
+              <w:left w:val="single" w:color="999999" w:sz="4"/>
+              <w:bottom w:val="single" w:color="999999" w:sz="4"/>
+              <w:right w:val="single" w:color="999999" w:sz="4"/>
+            </w:tcBorders>
+            <w:tcMar>
+              <w:top w:type="dxa" w:w="60"/>
+              <w:left w:type="dxa" w:w="100"/>
+              <w:bottom w:type="dxa" w:w="60"/>
+              <w:right w:type="dxa" w:w="100"/>
+            </w:tcMar>
+          </w:tcPr>
+          <w:p>
+            <w:r>
+              <w:rPr>
+                <w:b w:val="false"/>
+                <w:bCs w:val="false"/>
+                <w:sz w:val="20"/>
+                <w:szCs w:val="20"/>
+              </w:rPr>
+              <w:t xml:space="preserve">100%</w:t>
+            </w:r>
+          </w:p>
+        </w:tc>
+        <w:tc>
+          <w:tcPr>
+            <w:tcW w:type="dxa" w:w="1200"/>
+            <w:tcBorders>
+              <w:top w:val="single" w:color="999999" w:sz="4"/>
+              <w:left w:val="single" w:color="999999" w:sz="4"/>
+              <w:bottom w:val="single" w:color="999999" w:sz="4"/>
+              <w:right w:val="single" w:color="999999" w:sz="4"/>
+            </w:tcBorders>
+            <w:tcMar>
+              <w:top w:type="dxa" w:w="60"/>
+              <w:left w:type="dxa" w:w="100"/>
+              <w:bottom w:type="dxa" w:w="60"/>
+              <w:right w:type="dxa" w:w="100"/>
+            </w:tcMar>
+          </w:tcPr>
+          <w:p>
+            <w:r>
+              <w:rPr>
+                <w:b w:val="false"/>
+                <w:bCs w:val="false"/>
+                <w:sz w:val="20"/>
+                <w:szCs w:val="20"/>
+              </w:rPr>
+              <w:t xml:space="preserve">100%</w:t>
+            </w:r>
+          </w:p>
+        </w:tc>
+        <w:tc>
+          <w:tcPr>
+            <w:tcW w:type="dxa" w:w="1200"/>
+            <w:tcBorders>
+              <w:top w:val="single" w:color="999999" w:sz="4"/>
+              <w:left w:val="single" w:color="999999" w:sz="4"/>
+              <w:bottom w:val="single" w:color="999999" w:sz="4"/>
+              <w:right w:val="single" w:color="999999" w:sz="4"/>
+            </w:tcBorders>
+            <w:tcMar>
+              <w:top w:type="dxa" w:w="60"/>
+              <w:left w:type="dxa" w:w="100"/>
+              <w:bottom w:type="dxa" w:w="60"/>
+              <w:right w:type="dxa" w:w="100"/>
+            </w:tcMar>
+          </w:tcPr>
+          <w:p>
+            <w:r>
+              <w:rPr>
+                <w:b w:val="false"/>
+                <w:bCs w:val="false"/>
+                <w:sz w:val="20"/>
+                <w:szCs w:val="20"/>
+              </w:rPr>
+              <w:t xml:space="preserve">100%</w:t>
+            </w:r>
+          </w:p>
+        </w:tc>
+      </w:tr>
+      <w:tr>
+        <w:trPr>
+          <w:tblHeader w:val="off"/>
+        </w:trPr>
+        <w:tc>
+          <w:tcPr>
+            <w:tcW w:type="dxa" w:w="3700"/>
+            <w:tcBorders>
+              <w:top w:val="single" w:color="999999" w:sz="4"/>
+              <w:left w:val="single" w:color="999999" w:sz="4"/>
+              <w:bottom w:val="single" w:color="999999" w:sz="4"/>
+              <w:right w:val="single" w:color="999999" w:sz="4"/>
+            </w:tcBorders>
+            <w:tcMar>
+              <w:top w:type="dxa" w:w="60"/>
+              <w:left w:type="dxa" w:w="100"/>
+              <w:bottom w:type="dxa" w:w="60"/>
+              <w:right w:type="dxa" w:w="100"/>
+            </w:tcMar>
+          </w:tcPr>
+          <w:p>
+            <w:r>
+              <w:rPr>
+                <w:b w:val="false"/>
+                <w:bCs w:val="false"/>
+                <w:sz w:val="20"/>
+                <w:szCs w:val="20"/>
+              </w:rPr>
+              <w:t xml:space="preserve">utils/pago.js</w:t>
+            </w:r>
+          </w:p>
+        </w:tc>
+        <w:tc>
+          <w:tcPr>
+            <w:tcW w:type="dxa" w:w="1200"/>
+            <w:tcBorders>
+              <w:top w:val="single" w:color="999999" w:sz="4"/>
+              <w:left w:val="single" w:color="999999" w:sz="4"/>
+              <w:bottom w:val="single" w:color="999999" w:sz="4"/>
+              <w:right w:val="single" w:color="999999" w:sz="4"/>
+            </w:tcBorders>
+            <w:tcMar>
+              <w:top w:type="dxa" w:w="60"/>
+              <w:left w:type="dxa" w:w="100"/>
+              <w:bottom w:type="dxa" w:w="60"/>
+              <w:right w:type="dxa" w:w="100"/>
+            </w:tcMar>
+          </w:tcPr>
+          <w:p>
+            <w:r>
+              <w:rPr>
+                <w:b w:val="false"/>
+                <w:bCs w:val="false"/>
+                <w:sz w:val="20"/>
+                <w:szCs w:val="20"/>
+              </w:rPr>
+              <w:t xml:space="preserve">100%</w:t>
+            </w:r>
+          </w:p>
+        </w:tc>
+        <w:tc>
+          <w:tcPr>
+            <w:tcW w:type="dxa" w:w="1200"/>
+            <w:tcBorders>
+              <w:top w:val="single" w:color="999999" w:sz="4"/>
+              <w:left w:val="single" w:color="999999" w:sz="4"/>
+              <w:bottom w:val="single" w:color="999999" w:sz="4"/>
+              <w:right w:val="single" w:color="999999" w:sz="4"/>
+            </w:tcBorders>
+            <w:tcMar>
+              <w:top w:type="dxa" w:w="60"/>
+              <w:left w:type="dxa" w:w="100"/>
+              <w:bottom w:type="dxa" w:w="60"/>
+              <w:right w:type="dxa" w:w="100"/>
+            </w:tcMar>
+          </w:tcPr>
+          <w:p>
+            <w:r>
+              <w:rPr>
+                <w:b w:val="false"/>
+                <w:bCs w:val="false"/>
+                <w:sz w:val="20"/>
+                <w:szCs w:val="20"/>
+              </w:rPr>
+              <w:t xml:space="preserve">100%</w:t>
+            </w:r>
+          </w:p>
+        </w:tc>
+        <w:tc>
+          <w:tcPr>
+            <w:tcW w:type="dxa" w:w="1200"/>
+            <w:tcBorders>
+              <w:top w:val="single" w:color="999999" w:sz="4"/>
+              <w:left w:val="single" w:color="999999" w:sz="4"/>
+              <w:bottom w:val="single" w:color="999999" w:sz="4"/>
+              <w:right w:val="single" w:color="999999" w:sz="4"/>
+            </w:tcBorders>
+            <w:tcMar>
+              <w:top w:type="dxa" w:w="60"/>
+              <w:left w:type="dxa" w:w="100"/>
+              <w:bottom w:type="dxa" w:w="60"/>
+              <w:right w:type="dxa" w:w="100"/>
+            </w:tcMar>
+          </w:tcPr>
+          <w:p>
+            <w:r>
+              <w:rPr>
+                <w:b w:val="false"/>
+                <w:bCs w:val="false"/>
+                <w:sz w:val="20"/>
+                <w:szCs w:val="20"/>
+              </w:rPr>
+              <w:t xml:space="preserve">100%</w:t>
+            </w:r>
+          </w:p>
+        </w:tc>
+        <w:tc>
+          <w:tcPr>
+            <w:tcW w:type="dxa" w:w="1200"/>
+            <w:tcBorders>
+              <w:top w:val="single" w:color="999999" w:sz="4"/>
+              <w:left w:val="single" w:color="999999" w:sz="4"/>
+              <w:bottom w:val="single" w:color="999999" w:sz="4"/>
+              <w:right w:val="single" w:color="999999" w:sz="4"/>
+            </w:tcBorders>
+            <w:tcMar>
+              <w:top w:type="dxa" w:w="60"/>
+              <w:left w:type="dxa" w:w="100"/>
+              <w:bottom w:type="dxa" w:w="60"/>
+              <w:right w:type="dxa" w:w="100"/>
+            </w:tcMar>
+          </w:tcPr>
+          <w:p>
+            <w:r>
+              <w:rPr>
+                <w:b w:val="false"/>
+                <w:bCs w:val="false"/>
+                <w:sz w:val="20"/>
+                <w:szCs w:val="20"/>
+              </w:rPr>
+              <w:t xml:space="preserve">100%</w:t>
+            </w:r>
+          </w:p>
+        </w:tc>
+      </w:tr>
+      <w:tr>
+        <w:trPr>
+          <w:tblHeader w:val="off"/>
+        </w:trPr>
+        <w:tc>
+          <w:tcPr>
+            <w:tcW w:type="dxa" w:w="3700"/>
+            <w:tcBorders>
+              <w:top w:val="single" w:color="999999" w:sz="4"/>
+              <w:left w:val="single" w:color="999999" w:sz="4"/>
+              <w:bottom w:val="single" w:color="999999" w:sz="4"/>
+              <w:right w:val="single" w:color="999999" w:sz="4"/>
+            </w:tcBorders>
+            <w:tcMar>
+              <w:top w:type="dxa" w:w="60"/>
+              <w:left w:type="dxa" w:w="100"/>
+              <w:bottom w:type="dxa" w:w="60"/>
+              <w:right w:type="dxa" w:w="100"/>
+            </w:tcMar>
+          </w:tcPr>
+          <w:p>
+            <w:r>
+              <w:rPr>
+                <w:b w:val="false"/>
+                <w:bCs w:val="false"/>
+                <w:sz w:val="20"/>
+                <w:szCs w:val="20"/>
+              </w:rPr>
               <w:t xml:space="preserve">utils/validaciones.js</w:t>
             </w:r>
           </w:p>
@@ -6463,91 +7768,91 @@
                 <w:sz w:val="20"/>
                 <w:szCs w:val="20"/>
               </w:rPr>
-              <w:t xml:space="preserve">69.87%</w:t>
-            </w:r>
-          </w:p>
-        </w:tc>
-        <w:tc>
-          <w:tcPr>
-            <w:tcW w:type="dxa" w:w="1200"/>
-            <w:tcBorders>
-              <w:top w:val="single" w:color="999999" w:sz="4"/>
-              <w:left w:val="single" w:color="999999" w:sz="4"/>
-              <w:bottom w:val="single" w:color="999999" w:sz="4"/>
-              <w:right w:val="single" w:color="999999" w:sz="4"/>
-            </w:tcBorders>
-            <w:tcMar>
-              <w:top w:type="dxa" w:w="60"/>
-              <w:left w:type="dxa" w:w="100"/>
-              <w:bottom w:type="dxa" w:w="60"/>
-              <w:right w:type="dxa" w:w="100"/>
-            </w:tcMar>
-          </w:tcPr>
-          <w:p>
-            <w:r>
-              <w:rPr>
-                <w:b w:val="false"/>
-                <w:bCs w:val="false"/>
-                <w:sz w:val="20"/>
-                <w:szCs w:val="20"/>
-              </w:rPr>
-              <w:t xml:space="preserve">70.96%</w:t>
-            </w:r>
-          </w:p>
-        </w:tc>
-        <w:tc>
-          <w:tcPr>
-            <w:tcW w:type="dxa" w:w="1200"/>
-            <w:tcBorders>
-              <w:top w:val="single" w:color="999999" w:sz="4"/>
-              <w:left w:val="single" w:color="999999" w:sz="4"/>
-              <w:bottom w:val="single" w:color="999999" w:sz="4"/>
-              <w:right w:val="single" w:color="999999" w:sz="4"/>
-            </w:tcBorders>
-            <w:tcMar>
-              <w:top w:type="dxa" w:w="60"/>
-              <w:left w:type="dxa" w:w="100"/>
-              <w:bottom w:type="dxa" w:w="60"/>
-              <w:right w:type="dxa" w:w="100"/>
-            </w:tcMar>
-          </w:tcPr>
-          <w:p>
-            <w:r>
-              <w:rPr>
-                <w:b w:val="false"/>
-                <w:bCs w:val="false"/>
-                <w:sz w:val="20"/>
-                <w:szCs w:val="20"/>
-              </w:rPr>
-              <w:t xml:space="preserve">66.66%</w:t>
-            </w:r>
-          </w:p>
-        </w:tc>
-        <w:tc>
-          <w:tcPr>
-            <w:tcW w:type="dxa" w:w="1200"/>
-            <w:tcBorders>
-              <w:top w:val="single" w:color="999999" w:sz="4"/>
-              <w:left w:val="single" w:color="999999" w:sz="4"/>
-              <w:bottom w:val="single" w:color="999999" w:sz="4"/>
-              <w:right w:val="single" w:color="999999" w:sz="4"/>
-            </w:tcBorders>
-            <w:tcMar>
-              <w:top w:type="dxa" w:w="60"/>
-              <w:left w:type="dxa" w:w="100"/>
-              <w:bottom w:type="dxa" w:w="60"/>
-              <w:right w:type="dxa" w:w="100"/>
-            </w:tcMar>
-          </w:tcPr>
-          <w:p>
-            <w:r>
-              <w:rPr>
-                <w:b w:val="false"/>
-                <w:bCs w:val="false"/>
-                <w:sz w:val="20"/>
-                <w:szCs w:val="20"/>
-              </w:rPr>
-              <w:t xml:space="preserve">74.32%</w:t>
+              <w:t xml:space="preserve">74.69%</w:t>
+            </w:r>
+          </w:p>
+        </w:tc>
+        <w:tc>
+          <w:tcPr>
+            <w:tcW w:type="dxa" w:w="1200"/>
+            <w:tcBorders>
+              <w:top w:val="single" w:color="999999" w:sz="4"/>
+              <w:left w:val="single" w:color="999999" w:sz="4"/>
+              <w:bottom w:val="single" w:color="999999" w:sz="4"/>
+              <w:right w:val="single" w:color="999999" w:sz="4"/>
+            </w:tcBorders>
+            <w:tcMar>
+              <w:top w:type="dxa" w:w="60"/>
+              <w:left w:type="dxa" w:w="100"/>
+              <w:bottom w:type="dxa" w:w="60"/>
+              <w:right w:type="dxa" w:w="100"/>
+            </w:tcMar>
+          </w:tcPr>
+          <w:p>
+            <w:r>
+              <w:rPr>
+                <w:b w:val="false"/>
+                <w:bCs w:val="false"/>
+                <w:sz w:val="20"/>
+                <w:szCs w:val="20"/>
+              </w:rPr>
+              <w:t xml:space="preserve">75.26%</w:t>
+            </w:r>
+          </w:p>
+        </w:tc>
+        <w:tc>
+          <w:tcPr>
+            <w:tcW w:type="dxa" w:w="1200"/>
+            <w:tcBorders>
+              <w:top w:val="single" w:color="999999" w:sz="4"/>
+              <w:left w:val="single" w:color="999999" w:sz="4"/>
+              <w:bottom w:val="single" w:color="999999" w:sz="4"/>
+              <w:right w:val="single" w:color="999999" w:sz="4"/>
+            </w:tcBorders>
+            <w:tcMar>
+              <w:top w:type="dxa" w:w="60"/>
+              <w:left w:type="dxa" w:w="100"/>
+              <w:bottom w:type="dxa" w:w="60"/>
+              <w:right w:type="dxa" w:w="100"/>
+            </w:tcMar>
+          </w:tcPr>
+          <w:p>
+            <w:r>
+              <w:rPr>
+                <w:b w:val="false"/>
+                <w:bCs w:val="false"/>
+                <w:sz w:val="20"/>
+                <w:szCs w:val="20"/>
+              </w:rPr>
+              <w:t xml:space="preserve">86.66%</w:t>
+            </w:r>
+          </w:p>
+        </w:tc>
+        <w:tc>
+          <w:tcPr>
+            <w:tcW w:type="dxa" w:w="1200"/>
+            <w:tcBorders>
+              <w:top w:val="single" w:color="999999" w:sz="4"/>
+              <w:left w:val="single" w:color="999999" w:sz="4"/>
+              <w:bottom w:val="single" w:color="999999" w:sz="4"/>
+              <w:right w:val="single" w:color="999999" w:sz="4"/>
+            </w:tcBorders>
+            <w:tcMar>
+              <w:top w:type="dxa" w:w="60"/>
+              <w:left w:type="dxa" w:w="100"/>
+              <w:bottom w:type="dxa" w:w="60"/>
+              <w:right w:type="dxa" w:w="100"/>
+            </w:tcMar>
+          </w:tcPr>
+          <w:p>
+            <w:r>
+              <w:rPr>
+                <w:b w:val="false"/>
+                <w:bCs w:val="false"/>
+                <w:sz w:val="20"/>
+                <w:szCs w:val="20"/>
+              </w:rPr>
+              <w:t xml:space="preserve">79.72%</w:t>
             </w:r>
           </w:p>
         </w:tc>
@@ -6610,6 +7915,19 @@
     </w:p>
     <w:p>
       <w:pPr>
+        <w:pStyle w:val="ListParagraph"/>
+        <w:numPr>
+          <w:ilvl w:val="0"/>
+          <w:numId w:val="2"/>
+        </w:numPr>
+        <w:spacing w:after="60"/>
+      </w:pPr>
+      <w:r>
+        <w:t xml:space="preserve">El mantenedor de usuarios, el historial de compras y la boleta de órdenes, todos con 100% de cobertura de sentencias.</w:t>
+      </w:r>
+    </w:p>
+    <w:p>
+      <w:pPr>
         <w:pStyle w:val="Heading2"/>
       </w:pPr>
       <w:r>
@@ -6626,7 +7944,7 @@
         <w:spacing w:after="60"/>
       </w:pPr>
       <w:r>
-        <w:t xml:space="preserve">data/usuarios.js (46%): todavía no se prueban el alta, edición y eliminación de usuarios. Se agregan junto al mantenedor de usuarios.</w:t>
+        <w:t xml:space="preserve">data/usuarios.js (84.61%): ya se prueban el alta, la búsqueda y la eliminación desde el mantenedor; falta cubrir algún caso de actualización parcial.</w:t>
       </w:r>
     </w:p>
     <w:p>
@@ -6652,7 +7970,7 @@
         <w:spacing w:after="60"/>
       </w:pPr>
       <w:r>
-        <w:t xml:space="preserve">utils/validaciones.js (70%): faltan pruebas de las validaciones de dirección, comentario, código y tarjeta de forma directa.</w:t>
+        <w:t xml:space="preserve">utils/validaciones.js (74.69%): faltan pruebas de las validaciones de dirección, comentario y tarjeta de forma directa.</w:t>
       </w:r>
     </w:p>
     <w:p>
@@ -6665,7 +7983,7 @@
         <w:spacing w:after="60"/>
       </w:pPr>
       <w:r>
-        <w:t xml:space="preserve">FormField.js (75%): falta probar los campos de tipo textarea y select directamente.</w:t>
+        <w:t xml:space="preserve">data/ordenes.js (60%): falta probar la creación de órdenes desde el checkout, todavía sin pruebas propias.</w:t>
       </w:r>
     </w:p>
     <w:p>
@@ -6715,7 +8033,7 @@
         <w:spacing w:after="60"/>
       </w:pPr>
       <w:r>
-        <w:t xml:space="preserve">Agregar pruebas del mantenedor de usuarios, del historial de compras y de la boleta, a cargo de Renato.</w:t>
+        <w:t xml:space="preserve">Mantenedor de usuarios, historial de compras y boleta: hecho (R1 y R2), con 17 pruebas nuevas.</w:t>
       </w:r>
     </w:p>
     <w:p>

--- a/docs/Cobertura-Testing-IronDisk.docx
+++ b/docs/Cobertura-Testing-IronDisk.docx
@@ -53,7 +53,7 @@
           <w:sz w:val="24"/>
           <w:szCs w:val="24"/>
         </w:rPr>
-        <w:t xml:space="preserve">20 de octubre de 2026</w:t>
+        <w:t xml:space="preserve">21 de octubre de 2026</w:t>
       </w:r>
     </w:p>
     <w:p>
@@ -208,7 +208,7 @@
         <w:spacing w:after="120"/>
       </w:pPr>
       <w:r>
-        <w:t xml:space="preserve">Hay 18 archivos de prueba y 73 pruebas en total. Se cubren las categorías pedidas: lógica pura, render de listas, render condicional, props, estado, eventos y uso de mocks.</w:t>
+        <w:t xml:space="preserve">Hay 18 archivos de prueba y 20 pruebas en total, 10 por integrante. Se eligieron las pruebas que mejor muestran cómo funciona cada parte y entre todas cubren las categorías pedidas: lógica pura, render de listas, render condicional, props, estado, eventos y uso de mocks.</w:t>
       </w:r>
     </w:p>
     <w:tbl>
@@ -406,7 +406,7 @@
                 <w:sz w:val="20"/>
                 <w:szCs w:val="20"/>
               </w:rPr>
-              <w:t xml:space="preserve">3</w:t>
+              <w:t xml:space="preserve">1</w:t>
             </w:r>
           </w:p>
         </w:tc>
@@ -434,7 +434,7 @@
                 <w:sz w:val="20"/>
                 <w:szCs w:val="20"/>
               </w:rPr>
-              <w:t xml:space="preserve">Muestra la etiqueta, ejecuta onClick y no lo ejecuta si está deshabilitado</w:t>
+              <w:t xml:space="preserve">Ejecuta la función onClick recibida por props al hacer clic</w:t>
             </w:r>
           </w:p>
         </w:tc>
@@ -495,7 +495,7 @@
                 <w:sz w:val="20"/>
                 <w:szCs w:val="20"/>
               </w:rPr>
-              <w:t xml:space="preserve">validaciones.spec.js</w:t>
+              <w:t xml:space="preserve">FormField.spec.js</w:t>
             </w:r>
           </w:p>
         </w:tc>
@@ -523,7 +523,7 @@
                 <w:sz w:val="20"/>
                 <w:szCs w:val="20"/>
               </w:rPr>
-              <w:t xml:space="preserve">11</w:t>
+              <w:t xml:space="preserve">1</w:t>
             </w:r>
           </w:p>
         </w:tc>
@@ -551,7 +551,7 @@
                 <w:sz w:val="20"/>
                 <w:szCs w:val="20"/>
               </w:rPr>
-              <w:t xml:space="preserve">RUN (válido, dígito malo, con puntos), dominios de correo, contraseña, precio, stock y stock crítico</w:t>
+              <w:t xml:space="preserve">Mensaje de error cuando llega por props</w:t>
             </w:r>
           </w:p>
         </w:tc>
@@ -579,7 +579,7 @@
                 <w:sz w:val="20"/>
                 <w:szCs w:val="20"/>
               </w:rPr>
-              <w:t xml:space="preserve">Lógica pura</w:t>
+              <w:t xml:space="preserve">Props y render condicional</w:t>
             </w:r>
           </w:p>
         </w:tc>
@@ -612,7 +612,7 @@
                 <w:sz w:val="20"/>
                 <w:szCs w:val="20"/>
               </w:rPr>
-              <w:t xml:space="preserve">filtros.spec.js</w:t>
+              <w:t xml:space="preserve">ProductGrid.spec.js</w:t>
             </w:r>
           </w:p>
         </w:tc>
@@ -640,7 +640,7 @@
                 <w:sz w:val="20"/>
                 <w:szCs w:val="20"/>
               </w:rPr>
-              <w:t xml:space="preserve">5</w:t>
+              <w:t xml:space="preserve">1</w:t>
             </w:r>
           </w:p>
         </w:tc>
@@ -668,7 +668,7 @@
                 <w:sz w:val="20"/>
                 <w:szCs w:val="20"/>
               </w:rPr>
-              <w:t xml:space="preserve">Sin filtros, búsqueda por texto y combinación de categoría y formato (productos); texto por nombre, apellidos o correo (usuarios)</w:t>
+              <w:t xml:space="preserve">Una tarjeta por cada producto</w:t>
             </w:r>
           </w:p>
         </w:tc>
@@ -696,7 +696,7 @@
                 <w:sz w:val="20"/>
                 <w:szCs w:val="20"/>
               </w:rPr>
-              <w:t xml:space="preserve">Lógica pura</w:t>
+              <w:t xml:space="preserve">Render de listas</w:t>
             </w:r>
           </w:p>
         </w:tc>
@@ -729,7 +729,7 @@
                 <w:sz w:val="20"/>
                 <w:szCs w:val="20"/>
               </w:rPr>
-              <w:t xml:space="preserve">pago.spec.js</w:t>
+              <w:t xml:space="preserve">CarritoContext.spec.js</w:t>
             </w:r>
           </w:p>
         </w:tc>
@@ -757,7 +757,7 @@
                 <w:sz w:val="20"/>
                 <w:szCs w:val="20"/>
               </w:rPr>
-              <w:t xml:space="preserve">2</w:t>
+              <w:t xml:space="preserve">1</w:t>
             </w:r>
           </w:p>
         </w:tc>
@@ -785,7 +785,7 @@
                 <w:sz w:val="20"/>
                 <w:szCs w:val="20"/>
               </w:rPr>
-              <w:t xml:space="preserve">Pago aprobado y tarjeta rechazada (0000)</w:t>
+              <w:t xml:space="preserve">Total y unidades del carrito</w:t>
             </w:r>
           </w:p>
         </w:tc>
@@ -846,7 +846,7 @@
                 <w:sz w:val="20"/>
                 <w:szCs w:val="20"/>
               </w:rPr>
-              <w:t xml:space="preserve">CarritoContext.spec.js</w:t>
+              <w:t xml:space="preserve">productos.spec.js (data)</w:t>
             </w:r>
           </w:p>
         </w:tc>
@@ -874,7 +874,7 @@
                 <w:sz w:val="20"/>
                 <w:szCs w:val="20"/>
               </w:rPr>
-              <w:t xml:space="preserve">5</w:t>
+              <w:t xml:space="preserve">1</w:t>
             </w:r>
           </w:p>
         </w:tc>
@@ -902,7 +902,7 @@
                 <w:sz w:val="20"/>
                 <w:szCs w:val="20"/>
               </w:rPr>
-              <w:t xml:space="preserve">Agregar, sumar cantidad, total y unidades, quitar sin tocar el original, cambiar cantidad</w:t>
+              <w:t xml:space="preserve">Agregar y buscar un producto</w:t>
             </w:r>
           </w:p>
         </w:tc>
@@ -930,7 +930,7 @@
                 <w:sz w:val="20"/>
                 <w:szCs w:val="20"/>
               </w:rPr>
-              <w:t xml:space="preserve">Lógica pura</w:t>
+              <w:t xml:space="preserve">Mock de localStorage</w:t>
             </w:r>
           </w:p>
         </w:tc>
@@ -963,7 +963,7 @@
                 <w:sz w:val="20"/>
                 <w:szCs w:val="20"/>
               </w:rPr>
-              <w:t xml:space="preserve">productos.spec.js (data)</w:t>
+              <w:t xml:space="preserve">Contacto.spec.js</w:t>
             </w:r>
           </w:p>
         </w:tc>
@@ -991,7 +991,7 @@
                 <w:sz w:val="20"/>
                 <w:szCs w:val="20"/>
               </w:rPr>
-              <w:t xml:space="preserve">6</w:t>
+              <w:t xml:space="preserve">1</w:t>
             </w:r>
           </w:p>
         </w:tc>
@@ -1019,7 +1019,7 @@
                 <w:sz w:val="20"/>
                 <w:szCs w:val="20"/>
               </w:rPr>
-              <w:t xml:space="preserve">Carga inicial, agregar, buscar, actualizar, eliminar, precio con oferta y productos críticos</w:t>
+              <w:t xml:space="preserve">Contador de caracteres al escribir el comentario</w:t>
             </w:r>
           </w:p>
         </w:tc>
@@ -1047,7 +1047,7 @@
                 <w:sz w:val="20"/>
                 <w:szCs w:val="20"/>
               </w:rPr>
-              <w:t xml:space="preserve">Mock de localStorage</w:t>
+              <w:t xml:space="preserve">Estado y eventos</w:t>
             </w:r>
           </w:p>
         </w:tc>
@@ -1080,7 +1080,7 @@
                 <w:sz w:val="20"/>
                 <w:szCs w:val="20"/>
               </w:rPr>
-              <w:t xml:space="preserve">FormField.spec.js</w:t>
+              <w:t xml:space="preserve">Login.spec.js</w:t>
             </w:r>
           </w:p>
         </w:tc>
@@ -1108,7 +1108,7 @@
                 <w:sz w:val="20"/>
                 <w:szCs w:val="20"/>
               </w:rPr>
-              <w:t xml:space="preserve">3</w:t>
+              <w:t xml:space="preserve">1</w:t>
             </w:r>
           </w:p>
         </w:tc>
@@ -1136,7 +1136,7 @@
                 <w:sz w:val="20"/>
                 <w:szCs w:val="20"/>
               </w:rPr>
-              <w:t xml:space="preserve">Etiqueta, mensaje de error condicional y aviso del valor escrito</w:t>
+              <w:t xml:space="preserve">Correo inválido muestra el error y no inicia sesión</w:t>
             </w:r>
           </w:p>
         </w:tc>
@@ -1164,7 +1164,7 @@
                 <w:sz w:val="20"/>
                 <w:szCs w:val="20"/>
               </w:rPr>
-              <w:t xml:space="preserve">jasmine.createSpy</w:t>
+              <w:t xml:space="preserve">Mock de localStorage</w:t>
             </w:r>
           </w:p>
         </w:tc>
@@ -1197,7 +1197,7 @@
                 <w:sz w:val="20"/>
                 <w:szCs w:val="20"/>
               </w:rPr>
-              <w:t xml:space="preserve">ProductGrid.spec.js</w:t>
+              <w:t xml:space="preserve">AdminProductos.spec.js</w:t>
             </w:r>
           </w:p>
         </w:tc>
@@ -1225,7 +1225,7 @@
                 <w:sz w:val="20"/>
                 <w:szCs w:val="20"/>
               </w:rPr>
-              <w:t xml:space="preserve">4</w:t>
+              <w:t xml:space="preserve">1</w:t>
             </w:r>
           </w:p>
         </w:tc>
@@ -1253,7 +1253,7 @@
                 <w:sz w:val="20"/>
                 <w:szCs w:val="20"/>
               </w:rPr>
-              <w:t xml:space="preserve">Una tarjeta por producto, mensaje vacío, llamada a onAgregar y botón sin stock</w:t>
+              <w:t xml:space="preserve">Confirmación antes de eliminar un producto</w:t>
             </w:r>
           </w:p>
         </w:tc>
@@ -1281,7 +1281,7 @@
                 <w:sz w:val="20"/>
                 <w:szCs w:val="20"/>
               </w:rPr>
-              <w:t xml:space="preserve">jasmine.createSpy</w:t>
+              <w:t xml:space="preserve">Mock de window.confirm y localStorage</w:t>
             </w:r>
           </w:p>
         </w:tc>
@@ -1314,7 +1314,7 @@
                 <w:sz w:val="20"/>
                 <w:szCs w:val="20"/>
               </w:rPr>
-              <w:t xml:space="preserve">ResumenOrden.spec.js</w:t>
+              <w:t xml:space="preserve">validaciones.spec.js</w:t>
             </w:r>
           </w:p>
         </w:tc>
@@ -1342,7 +1342,7 @@
                 <w:sz w:val="20"/>
                 <w:szCs w:val="20"/>
               </w:rPr>
-              <w:t xml:space="preserve">3</w:t>
+              <w:t xml:space="preserve">1</w:t>
             </w:r>
           </w:p>
         </w:tc>
@@ -1370,7 +1370,7 @@
                 <w:sz w:val="20"/>
                 <w:szCs w:val="20"/>
               </w:rPr>
-              <w:t xml:space="preserve">Datos del cliente, filas de productos con total y dirección de envío</w:t>
+              <w:t xml:space="preserve">RUN con dígito verificador incorrecto</w:t>
             </w:r>
           </w:p>
         </w:tc>
@@ -1398,7 +1398,7 @@
                 <w:sz w:val="20"/>
                 <w:szCs w:val="20"/>
               </w:rPr>
-              <w:t xml:space="preserve">Props</w:t>
+              <w:t xml:space="preserve">Lógica pura</w:t>
             </w:r>
           </w:p>
         </w:tc>
@@ -1431,7 +1431,7 @@
                 <w:sz w:val="20"/>
                 <w:szCs w:val="20"/>
               </w:rPr>
-              <w:t xml:space="preserve">Contacto.spec.js</w:t>
+              <w:t xml:space="preserve">pago.spec.js</w:t>
             </w:r>
           </w:p>
         </w:tc>
@@ -1459,7 +1459,7 @@
                 <w:sz w:val="20"/>
                 <w:szCs w:val="20"/>
               </w:rPr>
-              <w:t xml:space="preserve">4</w:t>
+              <w:t xml:space="preserve">1</w:t>
             </w:r>
           </w:p>
         </w:tc>
@@ -1487,7 +1487,7 @@
                 <w:sz w:val="20"/>
                 <w:szCs w:val="20"/>
               </w:rPr>
-              <w:t xml:space="preserve">Contador de caracteres, error de correo, formulario vacío y envío correcto</w:t>
+              <w:t xml:space="preserve">Tarjeta rechazada (0000)</w:t>
             </w:r>
           </w:p>
         </w:tc>
@@ -1515,7 +1515,7 @@
                 <w:sz w:val="20"/>
                 <w:szCs w:val="20"/>
               </w:rPr>
-              <w:t xml:space="preserve">Estado y eventos</w:t>
+              <w:t xml:space="preserve">Lógica pura</w:t>
             </w:r>
           </w:p>
         </w:tc>
@@ -1548,7 +1548,7 @@
                 <w:sz w:val="20"/>
                 <w:szCs w:val="20"/>
               </w:rPr>
-              <w:t xml:space="preserve">Productos.spec.js</w:t>
+              <w:t xml:space="preserve">AdminUsuarios.spec.js</w:t>
             </w:r>
           </w:p>
         </w:tc>
@@ -1576,7 +1576,7 @@
                 <w:sz w:val="20"/>
                 <w:szCs w:val="20"/>
               </w:rPr>
-              <w:t xml:space="preserve">5</w:t>
+              <w:t xml:space="preserve">2</w:t>
             </w:r>
           </w:p>
         </w:tc>
@@ -1604,7 +1604,7 @@
                 <w:sz w:val="20"/>
                 <w:szCs w:val="20"/>
               </w:rPr>
-              <w:t xml:space="preserve">Lista inicial, buscador, filtro de formato, mensaje sin resultados y carrito al añadir</w:t>
+              <w:t xml:space="preserve">Listado de usuarios y eliminar al confirmar</w:t>
             </w:r>
           </w:p>
         </w:tc>
@@ -1632,7 +1632,7 @@
                 <w:sz w:val="20"/>
                 <w:szCs w:val="20"/>
               </w:rPr>
-              <w:t xml:space="preserve">Mock de localStorage</w:t>
+              <w:t xml:space="preserve">Mock de window.confirm y localStorage</w:t>
             </w:r>
           </w:p>
         </w:tc>
@@ -1665,7 +1665,7 @@
                 <w:sz w:val="20"/>
                 <w:szCs w:val="20"/>
               </w:rPr>
-              <w:t xml:space="preserve">Login.spec.js</w:t>
+              <w:t xml:space="preserve">UsuarioForm.spec.js</w:t>
             </w:r>
           </w:p>
         </w:tc>
@@ -1693,7 +1693,7 @@
                 <w:sz w:val="20"/>
                 <w:szCs w:val="20"/>
               </w:rPr>
-              <w:t xml:space="preserve">3</w:t>
+              <w:t xml:space="preserve">1</w:t>
             </w:r>
           </w:p>
         </w:tc>
@@ -1721,7 +1721,7 @@
                 <w:sz w:val="20"/>
                 <w:szCs w:val="20"/>
               </w:rPr>
-              <w:t xml:space="preserve">Correo inválido, contraseña incorrecta e inicio correcto</w:t>
+              <w:t xml:space="preserve">RUN inválido muestra el error y no guarda</w:t>
             </w:r>
           </w:p>
         </w:tc>
@@ -1782,7 +1782,7 @@
                 <w:sz w:val="20"/>
                 <w:szCs w:val="20"/>
               </w:rPr>
-              <w:t xml:space="preserve">AdminProductos.spec.js</w:t>
+              <w:t xml:space="preserve">HistorialCompras.spec.js</w:t>
             </w:r>
           </w:p>
         </w:tc>
@@ -1810,7 +1810,7 @@
                 <w:sz w:val="20"/>
                 <w:szCs w:val="20"/>
               </w:rPr>
-              <w:t xml:space="preserve">4</w:t>
+              <w:t xml:space="preserve">1</w:t>
             </w:r>
           </w:p>
         </w:tc>
@@ -1838,7 +1838,7 @@
                 <w:sz w:val="20"/>
                 <w:szCs w:val="20"/>
               </w:rPr>
-              <w:t xml:space="preserve">Listado, confirmación antes de eliminar, eliminar al confirmar y buscador</w:t>
+              <w:t xml:space="preserve">Compras del usuario</w:t>
             </w:r>
           </w:p>
         </w:tc>
@@ -1866,7 +1866,7 @@
                 <w:sz w:val="20"/>
                 <w:szCs w:val="20"/>
               </w:rPr>
-              <w:t xml:space="preserve">Mock de window.confirm y localStorage</w:t>
+              <w:t xml:space="preserve">Mock de localStorage</w:t>
             </w:r>
           </w:p>
         </w:tc>
@@ -1899,7 +1899,7 @@
                 <w:sz w:val="20"/>
                 <w:szCs w:val="20"/>
               </w:rPr>
-              <w:t xml:space="preserve">AdminUsuarios.spec.js</w:t>
+              <w:t xml:space="preserve">AdminOrdenes.spec.js</w:t>
             </w:r>
           </w:p>
         </w:tc>
@@ -1927,7 +1927,7 @@
                 <w:sz w:val="20"/>
                 <w:szCs w:val="20"/>
               </w:rPr>
-              <w:t xml:space="preserve">4</w:t>
+              <w:t xml:space="preserve">1</w:t>
             </w:r>
           </w:p>
         </w:tc>
@@ -1955,7 +1955,7 @@
                 <w:sz w:val="20"/>
                 <w:szCs w:val="20"/>
               </w:rPr>
-              <w:t xml:space="preserve">Listado, confirmación antes de eliminar, eliminar al confirmar y buscador</w:t>
+              <w:t xml:space="preserve">Listado de órdenes guardadas</w:t>
             </w:r>
           </w:p>
         </w:tc>
@@ -1983,7 +1983,7 @@
                 <w:sz w:val="20"/>
                 <w:szCs w:val="20"/>
               </w:rPr>
-              <w:t xml:space="preserve">Mock de window.confirm y localStorage</w:t>
+              <w:t xml:space="preserve">Mock de localStorage</w:t>
             </w:r>
           </w:p>
         </w:tc>
@@ -2016,7 +2016,7 @@
                 <w:sz w:val="20"/>
                 <w:szCs w:val="20"/>
               </w:rPr>
-              <w:t xml:space="preserve">UsuarioForm.spec.js</w:t>
+              <w:t xml:space="preserve">Boleta.spec.js</w:t>
             </w:r>
           </w:p>
         </w:tc>
@@ -2072,7 +2072,7 @@
                 <w:sz w:val="20"/>
                 <w:szCs w:val="20"/>
               </w:rPr>
-              <w:t xml:space="preserve">RUN inválido no guarda y datos válidos crean el usuario</w:t>
+              <w:t xml:space="preserve">Datos de la orden y botón Imprimir</w:t>
             </w:r>
           </w:p>
         </w:tc>
@@ -2100,7 +2100,7 @@
                 <w:sz w:val="20"/>
                 <w:szCs w:val="20"/>
               </w:rPr>
-              <w:t xml:space="preserve">Mock de localStorage</w:t>
+              <w:t xml:space="preserve">Mock de window.print y localStorage</w:t>
             </w:r>
           </w:p>
         </w:tc>
@@ -2133,7 +2133,7 @@
                 <w:sz w:val="20"/>
                 <w:szCs w:val="20"/>
               </w:rPr>
-              <w:t xml:space="preserve">HistorialCompras.spec.js</w:t>
+              <w:t xml:space="preserve">filtros.spec.js</w:t>
             </w:r>
           </w:p>
         </w:tc>
@@ -2161,7 +2161,7 @@
                 <w:sz w:val="20"/>
                 <w:szCs w:val="20"/>
               </w:rPr>
-              <w:t xml:space="preserve">3</w:t>
+              <w:t xml:space="preserve">1</w:t>
             </w:r>
           </w:p>
         </w:tc>
@@ -2189,7 +2189,7 @@
                 <w:sz w:val="20"/>
                 <w:szCs w:val="20"/>
               </w:rPr>
-              <w:t xml:space="preserve">Compras del usuario, aviso sin compras y usuario no encontrado</w:t>
+              <w:t xml:space="preserve">Búsqueda de usuarios por nombre, apellidos o correo</w:t>
             </w:r>
           </w:p>
         </w:tc>
@@ -2217,7 +2217,7 @@
                 <w:sz w:val="20"/>
                 <w:szCs w:val="20"/>
               </w:rPr>
-              <w:t xml:space="preserve">Mock de localStorage</w:t>
+              <w:t xml:space="preserve">Lógica pura</w:t>
             </w:r>
           </w:p>
         </w:tc>
@@ -2250,7 +2250,7 @@
                 <w:sz w:val="20"/>
                 <w:szCs w:val="20"/>
               </w:rPr>
-              <w:t xml:space="preserve">AdminOrdenes.spec.js</w:t>
+              <w:t xml:space="preserve">reportes.spec.js</w:t>
             </w:r>
           </w:p>
         </w:tc>
@@ -2278,7 +2278,7 @@
                 <w:sz w:val="20"/>
                 <w:szCs w:val="20"/>
               </w:rPr>
-              <w:t xml:space="preserve">3</w:t>
+              <w:t xml:space="preserve">1</w:t>
             </w:r>
           </w:p>
         </w:tc>
@@ -2306,7 +2306,7 @@
                 <w:sz w:val="20"/>
                 <w:szCs w:val="20"/>
               </w:rPr>
-              <w:t xml:space="preserve">Aviso sin órdenes, listado y orden más nueva primero</w:t>
+              <w:t xml:space="preserve">Total vendido solo con órdenes pagadas y conteo de rechazadas</w:t>
             </w:r>
           </w:p>
         </w:tc>
@@ -2334,7 +2334,7 @@
                 <w:sz w:val="20"/>
                 <w:szCs w:val="20"/>
               </w:rPr>
-              <w:t xml:space="preserve">Mock de localStorage</w:t>
+              <w:t xml:space="preserve">Lógica pura</w:t>
             </w:r>
           </w:p>
         </w:tc>
@@ -2367,7 +2367,7 @@
                 <w:sz w:val="20"/>
                 <w:szCs w:val="20"/>
               </w:rPr>
-              <w:t xml:space="preserve">Boleta.spec.js</w:t>
+              <w:t xml:space="preserve">Perfil.spec.js</w:t>
             </w:r>
           </w:p>
         </w:tc>
@@ -2395,7 +2395,7 @@
                 <w:sz w:val="20"/>
                 <w:szCs w:val="20"/>
               </w:rPr>
-              <w:t xml:space="preserve">3</w:t>
+              <w:t xml:space="preserve">1</w:t>
             </w:r>
           </w:p>
         </w:tc>
@@ -2423,7 +2423,7 @@
                 <w:sz w:val="20"/>
                 <w:szCs w:val="20"/>
               </w:rPr>
-              <w:t xml:space="preserve">Datos de la orden, botón Imprimir y orden no encontrada</w:t>
+              <w:t xml:space="preserve">Datos del administrador con sesión</w:t>
             </w:r>
           </w:p>
         </w:tc>
@@ -2451,7 +2451,7 @@
                 <w:sz w:val="20"/>
                 <w:szCs w:val="20"/>
               </w:rPr>
-              <w:t xml:space="preserve">jasmine.createSpy y mock de localStorage</w:t>
+              <w:t xml:space="preserve">Mock de localStorage</w:t>
             </w:r>
           </w:p>
         </w:tc>
@@ -2522,7 +2522,7 @@
         <w:spacing w:after="60"/>
       </w:pPr>
       <w:r>
-        <w:t xml:space="preserve">Funciones de callback: se usan jasmine.createSpy para comprobar que un componente avisa al padre (onClick, onCambio, onAgregar).</w:t>
+        <w:t xml:space="preserve">Funciones de callback: se usa jasmine.createSpy para comprobar que el botón avisa al padre con onClick.</w:t>
       </w:r>
     </w:p>
     <w:p>
@@ -2668,7 +2668,7 @@
                 <w:sz w:val="20"/>
                 <w:szCs w:val="20"/>
               </w:rPr>
-              <w:t xml:space="preserve">73</w:t>
+              <w:t xml:space="preserve">20</w:t>
             </w:r>
           </w:p>
         </w:tc>
@@ -2729,7 +2729,7 @@
                 <w:sz w:val="20"/>
                 <w:szCs w:val="20"/>
               </w:rPr>
-              <w:t xml:space="preserve">73</w:t>
+              <w:t xml:space="preserve">20</w:t>
             </w:r>
           </w:p>
         </w:tc>
@@ -2851,7 +2851,7 @@
                 <w:sz w:val="20"/>
                 <w:szCs w:val="20"/>
               </w:rPr>
-              <w:t xml:space="preserve">87.90% (356 de 405)</w:t>
+              <w:t xml:space="preserve">65.55% (255 de 389)</w:t>
             </w:r>
           </w:p>
         </w:tc>
@@ -2912,7 +2912,7 @@
                 <w:sz w:val="20"/>
                 <w:szCs w:val="20"/>
               </w:rPr>
-              <w:t xml:space="preserve">80.82% (215 de 266)</w:t>
+              <w:t xml:space="preserve">50.57% (133 de 263)</w:t>
             </w:r>
           </w:p>
         </w:tc>
@@ -2973,7 +2973,7 @@
                 <w:sz w:val="20"/>
                 <w:szCs w:val="20"/>
               </w:rPr>
-              <w:t xml:space="preserve">87.65% (142 de 162)</w:t>
+              <w:t xml:space="preserve">67.30% (105 de 156)</w:t>
             </w:r>
           </w:p>
         </w:tc>
@@ -3034,7 +3034,7 @@
                 <w:sz w:val="20"/>
                 <w:szCs w:val="20"/>
               </w:rPr>
-              <w:t xml:space="preserve">89.01% (316 de 355)</w:t>
+              <w:t xml:space="preserve">66.37% (225 de 339)</w:t>
             </w:r>
           </w:p>
         </w:tc>
@@ -3245,7 +3245,7 @@
                 <w:sz w:val="20"/>
                 <w:szCs w:val="20"/>
               </w:rPr>
-              <w:t xml:space="preserve">components/Aviso.js</w:t>
+              <w:t xml:space="preserve">components/Boton.js</w:t>
             </w:r>
           </w:p>
         </w:tc>
@@ -3390,7 +3390,35 @@
                 <w:sz w:val="20"/>
                 <w:szCs w:val="20"/>
               </w:rPr>
-              <w:t xml:space="preserve">components/Boton.js</w:t>
+              <w:t xml:space="preserve">components/Buscador.js</w:t>
+            </w:r>
+          </w:p>
+        </w:tc>
+        <w:tc>
+          <w:tcPr>
+            <w:tcW w:type="dxa" w:w="1200"/>
+            <w:tcBorders>
+              <w:top w:val="single" w:color="999999" w:sz="4"/>
+              <w:left w:val="single" w:color="999999" w:sz="4"/>
+              <w:bottom w:val="single" w:color="999999" w:sz="4"/>
+              <w:right w:val="single" w:color="999999" w:sz="4"/>
+            </w:tcBorders>
+            <w:tcMar>
+              <w:top w:type="dxa" w:w="60"/>
+              <w:left w:type="dxa" w:w="100"/>
+              <w:bottom w:type="dxa" w:w="60"/>
+              <w:right w:type="dxa" w:w="100"/>
+            </w:tcMar>
+          </w:tcPr>
+          <w:p>
+            <w:r>
+              <w:rPr>
+                <w:b w:val="false"/>
+                <w:bCs w:val="false"/>
+                <w:sz w:val="20"/>
+                <w:szCs w:val="20"/>
+              </w:rPr>
+              <w:t xml:space="preserve">50%</w:t>
             </w:r>
           </w:p>
         </w:tc>
@@ -3446,63 +3474,35 @@
                 <w:sz w:val="20"/>
                 <w:szCs w:val="20"/>
               </w:rPr>
-              <w:t xml:space="preserve">100%</w:t>
-            </w:r>
-          </w:p>
-        </w:tc>
-        <w:tc>
-          <w:tcPr>
-            <w:tcW w:type="dxa" w:w="1200"/>
-            <w:tcBorders>
-              <w:top w:val="single" w:color="999999" w:sz="4"/>
-              <w:left w:val="single" w:color="999999" w:sz="4"/>
-              <w:bottom w:val="single" w:color="999999" w:sz="4"/>
-              <w:right w:val="single" w:color="999999" w:sz="4"/>
-            </w:tcBorders>
-            <w:tcMar>
-              <w:top w:type="dxa" w:w="60"/>
-              <w:left w:type="dxa" w:w="100"/>
-              <w:bottom w:type="dxa" w:w="60"/>
-              <w:right w:type="dxa" w:w="100"/>
-            </w:tcMar>
-          </w:tcPr>
-          <w:p>
-            <w:r>
-              <w:rPr>
-                <w:b w:val="false"/>
-                <w:bCs w:val="false"/>
-                <w:sz w:val="20"/>
-                <w:szCs w:val="20"/>
-              </w:rPr>
-              <w:t xml:space="preserve">100%</w:t>
-            </w:r>
-          </w:p>
-        </w:tc>
-        <w:tc>
-          <w:tcPr>
-            <w:tcW w:type="dxa" w:w="1200"/>
-            <w:tcBorders>
-              <w:top w:val="single" w:color="999999" w:sz="4"/>
-              <w:left w:val="single" w:color="999999" w:sz="4"/>
-              <w:bottom w:val="single" w:color="999999" w:sz="4"/>
-              <w:right w:val="single" w:color="999999" w:sz="4"/>
-            </w:tcBorders>
-            <w:tcMar>
-              <w:top w:type="dxa" w:w="60"/>
-              <w:left w:type="dxa" w:w="100"/>
-              <w:bottom w:type="dxa" w:w="60"/>
-              <w:right w:type="dxa" w:w="100"/>
-            </w:tcMar>
-          </w:tcPr>
-          <w:p>
-            <w:r>
-              <w:rPr>
-                <w:b w:val="false"/>
-                <w:bCs w:val="false"/>
-                <w:sz w:val="20"/>
-                <w:szCs w:val="20"/>
-              </w:rPr>
-              <w:t xml:space="preserve">100%</w:t>
+              <w:t xml:space="preserve">50%</w:t>
+            </w:r>
+          </w:p>
+        </w:tc>
+        <w:tc>
+          <w:tcPr>
+            <w:tcW w:type="dxa" w:w="1200"/>
+            <w:tcBorders>
+              <w:top w:val="single" w:color="999999" w:sz="4"/>
+              <w:left w:val="single" w:color="999999" w:sz="4"/>
+              <w:bottom w:val="single" w:color="999999" w:sz="4"/>
+              <w:right w:val="single" w:color="999999" w:sz="4"/>
+            </w:tcBorders>
+            <w:tcMar>
+              <w:top w:type="dxa" w:w="60"/>
+              <w:left w:type="dxa" w:w="100"/>
+              <w:bottom w:type="dxa" w:w="60"/>
+              <w:right w:type="dxa" w:w="100"/>
+            </w:tcMar>
+          </w:tcPr>
+          <w:p>
+            <w:r>
+              <w:rPr>
+                <w:b w:val="false"/>
+                <w:bCs w:val="false"/>
+                <w:sz w:val="20"/>
+                <w:szCs w:val="20"/>
+              </w:rPr>
+              <w:t xml:space="preserve">50%</w:t>
             </w:r>
           </w:p>
         </w:tc>
@@ -3535,7 +3535,35 @@
                 <w:sz w:val="20"/>
                 <w:szCs w:val="20"/>
               </w:rPr>
-              <w:t xml:space="preserve">components/Buscador.js</w:t>
+              <w:t xml:space="preserve">components/FormField.js</w:t>
+            </w:r>
+          </w:p>
+        </w:tc>
+        <w:tc>
+          <w:tcPr>
+            <w:tcW w:type="dxa" w:w="1200"/>
+            <w:tcBorders>
+              <w:top w:val="single" w:color="999999" w:sz="4"/>
+              <w:left w:val="single" w:color="999999" w:sz="4"/>
+              <w:bottom w:val="single" w:color="999999" w:sz="4"/>
+              <w:right w:val="single" w:color="999999" w:sz="4"/>
+            </w:tcBorders>
+            <w:tcMar>
+              <w:top w:type="dxa" w:w="60"/>
+              <w:left w:type="dxa" w:w="100"/>
+              <w:bottom w:type="dxa" w:w="60"/>
+              <w:right w:type="dxa" w:w="100"/>
+            </w:tcMar>
+          </w:tcPr>
+          <w:p>
+            <w:r>
+              <w:rPr>
+                <w:b w:val="false"/>
+                <w:bCs w:val="false"/>
+                <w:sz w:val="20"/>
+                <w:szCs w:val="20"/>
+              </w:rPr>
+              <w:t xml:space="preserve">91.66%</w:t>
             </w:r>
           </w:p>
         </w:tc>
@@ -3591,63 +3619,35 @@
                 <w:sz w:val="20"/>
                 <w:szCs w:val="20"/>
               </w:rPr>
-              <w:t xml:space="preserve">100%</w:t>
-            </w:r>
-          </w:p>
-        </w:tc>
-        <w:tc>
-          <w:tcPr>
-            <w:tcW w:type="dxa" w:w="1200"/>
-            <w:tcBorders>
-              <w:top w:val="single" w:color="999999" w:sz="4"/>
-              <w:left w:val="single" w:color="999999" w:sz="4"/>
-              <w:bottom w:val="single" w:color="999999" w:sz="4"/>
-              <w:right w:val="single" w:color="999999" w:sz="4"/>
-            </w:tcBorders>
-            <w:tcMar>
-              <w:top w:type="dxa" w:w="60"/>
-              <w:left w:type="dxa" w:w="100"/>
-              <w:bottom w:type="dxa" w:w="60"/>
-              <w:right w:type="dxa" w:w="100"/>
-            </w:tcMar>
-          </w:tcPr>
-          <w:p>
-            <w:r>
-              <w:rPr>
-                <w:b w:val="false"/>
-                <w:bCs w:val="false"/>
-                <w:sz w:val="20"/>
-                <w:szCs w:val="20"/>
-              </w:rPr>
-              <w:t xml:space="preserve">100%</w:t>
-            </w:r>
-          </w:p>
-        </w:tc>
-        <w:tc>
-          <w:tcPr>
-            <w:tcW w:type="dxa" w:w="1200"/>
-            <w:tcBorders>
-              <w:top w:val="single" w:color="999999" w:sz="4"/>
-              <w:left w:val="single" w:color="999999" w:sz="4"/>
-              <w:bottom w:val="single" w:color="999999" w:sz="4"/>
-              <w:right w:val="single" w:color="999999" w:sz="4"/>
-            </w:tcBorders>
-            <w:tcMar>
-              <w:top w:type="dxa" w:w="60"/>
-              <w:left w:type="dxa" w:w="100"/>
-              <w:bottom w:type="dxa" w:w="60"/>
-              <w:right w:type="dxa" w:w="100"/>
-            </w:tcMar>
-          </w:tcPr>
-          <w:p>
-            <w:r>
-              <w:rPr>
-                <w:b w:val="false"/>
-                <w:bCs w:val="false"/>
-                <w:sz w:val="20"/>
-                <w:szCs w:val="20"/>
-              </w:rPr>
-              <w:t xml:space="preserve">100%</w:t>
+              <w:t xml:space="preserve">80%</w:t>
+            </w:r>
+          </w:p>
+        </w:tc>
+        <w:tc>
+          <w:tcPr>
+            <w:tcW w:type="dxa" w:w="1200"/>
+            <w:tcBorders>
+              <w:top w:val="single" w:color="999999" w:sz="4"/>
+              <w:left w:val="single" w:color="999999" w:sz="4"/>
+              <w:bottom w:val="single" w:color="999999" w:sz="4"/>
+              <w:right w:val="single" w:color="999999" w:sz="4"/>
+            </w:tcBorders>
+            <w:tcMar>
+              <w:top w:type="dxa" w:w="60"/>
+              <w:left w:type="dxa" w:w="100"/>
+              <w:bottom w:type="dxa" w:w="60"/>
+              <w:right w:type="dxa" w:w="100"/>
+            </w:tcMar>
+          </w:tcPr>
+          <w:p>
+            <w:r>
+              <w:rPr>
+                <w:b w:val="false"/>
+                <w:bCs w:val="false"/>
+                <w:sz w:val="20"/>
+                <w:szCs w:val="20"/>
+              </w:rPr>
+              <w:t xml:space="preserve">90%</w:t>
             </w:r>
           </w:p>
         </w:tc>
@@ -3680,7 +3680,35 @@
                 <w:sz w:val="20"/>
                 <w:szCs w:val="20"/>
               </w:rPr>
-              <w:t xml:space="preserve">components/FormField.js</w:t>
+              <w:t xml:space="preserve">components/ProductCard.js</w:t>
+            </w:r>
+          </w:p>
+        </w:tc>
+        <w:tc>
+          <w:tcPr>
+            <w:tcW w:type="dxa" w:w="1200"/>
+            <w:tcBorders>
+              <w:top w:val="single" w:color="999999" w:sz="4"/>
+              <w:left w:val="single" w:color="999999" w:sz="4"/>
+              <w:bottom w:val="single" w:color="999999" w:sz="4"/>
+              <w:right w:val="single" w:color="999999" w:sz="4"/>
+            </w:tcBorders>
+            <w:tcMar>
+              <w:top w:type="dxa" w:w="60"/>
+              <w:left w:type="dxa" w:w="100"/>
+              <w:bottom w:type="dxa" w:w="60"/>
+              <w:right w:type="dxa" w:w="100"/>
+            </w:tcMar>
+          </w:tcPr>
+          <w:p>
+            <w:r>
+              <w:rPr>
+                <w:b w:val="false"/>
+                <w:bCs w:val="false"/>
+                <w:sz w:val="20"/>
+                <w:szCs w:val="20"/>
+              </w:rPr>
+              <w:t xml:space="preserve">75%</w:t>
             </w:r>
           </w:p>
         </w:tc>
@@ -3736,63 +3764,35 @@
                 <w:sz w:val="20"/>
                 <w:szCs w:val="20"/>
               </w:rPr>
-              <w:t xml:space="preserve">100%</w:t>
-            </w:r>
-          </w:p>
-        </w:tc>
-        <w:tc>
-          <w:tcPr>
-            <w:tcW w:type="dxa" w:w="1200"/>
-            <w:tcBorders>
-              <w:top w:val="single" w:color="999999" w:sz="4"/>
-              <w:left w:val="single" w:color="999999" w:sz="4"/>
-              <w:bottom w:val="single" w:color="999999" w:sz="4"/>
-              <w:right w:val="single" w:color="999999" w:sz="4"/>
-            </w:tcBorders>
-            <w:tcMar>
-              <w:top w:type="dxa" w:w="60"/>
-              <w:left w:type="dxa" w:w="100"/>
-              <w:bottom w:type="dxa" w:w="60"/>
-              <w:right w:type="dxa" w:w="100"/>
-            </w:tcMar>
-          </w:tcPr>
-          <w:p>
-            <w:r>
-              <w:rPr>
-                <w:b w:val="false"/>
-                <w:bCs w:val="false"/>
-                <w:sz w:val="20"/>
-                <w:szCs w:val="20"/>
-              </w:rPr>
-              <w:t xml:space="preserve">100%</w:t>
-            </w:r>
-          </w:p>
-        </w:tc>
-        <w:tc>
-          <w:tcPr>
-            <w:tcW w:type="dxa" w:w="1200"/>
-            <w:tcBorders>
-              <w:top w:val="single" w:color="999999" w:sz="4"/>
-              <w:left w:val="single" w:color="999999" w:sz="4"/>
-              <w:bottom w:val="single" w:color="999999" w:sz="4"/>
-              <w:right w:val="single" w:color="999999" w:sz="4"/>
-            </w:tcBorders>
-            <w:tcMar>
-              <w:top w:type="dxa" w:w="60"/>
-              <w:left w:type="dxa" w:w="100"/>
-              <w:bottom w:type="dxa" w:w="60"/>
-              <w:right w:type="dxa" w:w="100"/>
-            </w:tcMar>
-          </w:tcPr>
-          <w:p>
-            <w:r>
-              <w:rPr>
-                <w:b w:val="false"/>
-                <w:bCs w:val="false"/>
-                <w:sz w:val="20"/>
-                <w:szCs w:val="20"/>
-              </w:rPr>
-              <w:t xml:space="preserve">100%</w:t>
+              <w:t xml:space="preserve">50%</w:t>
+            </w:r>
+          </w:p>
+        </w:tc>
+        <w:tc>
+          <w:tcPr>
+            <w:tcW w:type="dxa" w:w="1200"/>
+            <w:tcBorders>
+              <w:top w:val="single" w:color="999999" w:sz="4"/>
+              <w:left w:val="single" w:color="999999" w:sz="4"/>
+              <w:bottom w:val="single" w:color="999999" w:sz="4"/>
+              <w:right w:val="single" w:color="999999" w:sz="4"/>
+            </w:tcBorders>
+            <w:tcMar>
+              <w:top w:type="dxa" w:w="60"/>
+              <w:left w:type="dxa" w:w="100"/>
+              <w:bottom w:type="dxa" w:w="60"/>
+              <w:right w:type="dxa" w:w="100"/>
+            </w:tcMar>
+          </w:tcPr>
+          <w:p>
+            <w:r>
+              <w:rPr>
+                <w:b w:val="false"/>
+                <w:bCs w:val="false"/>
+                <w:sz w:val="20"/>
+                <w:szCs w:val="20"/>
+              </w:rPr>
+              <w:t xml:space="preserve">75%</w:t>
             </w:r>
           </w:p>
         </w:tc>
@@ -3825,7 +3825,63 @@
                 <w:sz w:val="20"/>
                 <w:szCs w:val="20"/>
               </w:rPr>
-              <w:t xml:space="preserve">components/ProductCard.js</w:t>
+              <w:t xml:space="preserve">components/ProductGrid.js</w:t>
+            </w:r>
+          </w:p>
+        </w:tc>
+        <w:tc>
+          <w:tcPr>
+            <w:tcW w:type="dxa" w:w="1200"/>
+            <w:tcBorders>
+              <w:top w:val="single" w:color="999999" w:sz="4"/>
+              <w:left w:val="single" w:color="999999" w:sz="4"/>
+              <w:bottom w:val="single" w:color="999999" w:sz="4"/>
+              <w:right w:val="single" w:color="999999" w:sz="4"/>
+            </w:tcBorders>
+            <w:tcMar>
+              <w:top w:type="dxa" w:w="60"/>
+              <w:left w:type="dxa" w:w="100"/>
+              <w:bottom w:type="dxa" w:w="60"/>
+              <w:right w:type="dxa" w:w="100"/>
+            </w:tcMar>
+          </w:tcPr>
+          <w:p>
+            <w:r>
+              <w:rPr>
+                <w:b w:val="false"/>
+                <w:bCs w:val="false"/>
+                <w:sz w:val="20"/>
+                <w:szCs w:val="20"/>
+              </w:rPr>
+              <w:t xml:space="preserve">75%</w:t>
+            </w:r>
+          </w:p>
+        </w:tc>
+        <w:tc>
+          <w:tcPr>
+            <w:tcW w:type="dxa" w:w="1200"/>
+            <w:tcBorders>
+              <w:top w:val="single" w:color="999999" w:sz="4"/>
+              <w:left w:val="single" w:color="999999" w:sz="4"/>
+              <w:bottom w:val="single" w:color="999999" w:sz="4"/>
+              <w:right w:val="single" w:color="999999" w:sz="4"/>
+            </w:tcBorders>
+            <w:tcMar>
+              <w:top w:type="dxa" w:w="60"/>
+              <w:left w:type="dxa" w:w="100"/>
+              <w:bottom w:type="dxa" w:w="60"/>
+              <w:right w:type="dxa" w:w="100"/>
+            </w:tcMar>
+          </w:tcPr>
+          <w:p>
+            <w:r>
+              <w:rPr>
+                <w:b w:val="false"/>
+                <w:bCs w:val="false"/>
+                <w:sz w:val="20"/>
+                <w:szCs w:val="20"/>
+              </w:rPr>
+              <w:t xml:space="preserve">50%</w:t>
             </w:r>
           </w:p>
         </w:tc>
@@ -3881,63 +3937,7 @@
                 <w:sz w:val="20"/>
                 <w:szCs w:val="20"/>
               </w:rPr>
-              <w:t xml:space="preserve">100%</w:t>
-            </w:r>
-          </w:p>
-        </w:tc>
-        <w:tc>
-          <w:tcPr>
-            <w:tcW w:type="dxa" w:w="1200"/>
-            <w:tcBorders>
-              <w:top w:val="single" w:color="999999" w:sz="4"/>
-              <w:left w:val="single" w:color="999999" w:sz="4"/>
-              <w:bottom w:val="single" w:color="999999" w:sz="4"/>
-              <w:right w:val="single" w:color="999999" w:sz="4"/>
-            </w:tcBorders>
-            <w:tcMar>
-              <w:top w:type="dxa" w:w="60"/>
-              <w:left w:type="dxa" w:w="100"/>
-              <w:bottom w:type="dxa" w:w="60"/>
-              <w:right w:type="dxa" w:w="100"/>
-            </w:tcMar>
-          </w:tcPr>
-          <w:p>
-            <w:r>
-              <w:rPr>
-                <w:b w:val="false"/>
-                <w:bCs w:val="false"/>
-                <w:sz w:val="20"/>
-                <w:szCs w:val="20"/>
-              </w:rPr>
-              <w:t xml:space="preserve">100%</w:t>
-            </w:r>
-          </w:p>
-        </w:tc>
-        <w:tc>
-          <w:tcPr>
-            <w:tcW w:type="dxa" w:w="1200"/>
-            <w:tcBorders>
-              <w:top w:val="single" w:color="999999" w:sz="4"/>
-              <w:left w:val="single" w:color="999999" w:sz="4"/>
-              <w:bottom w:val="single" w:color="999999" w:sz="4"/>
-              <w:right w:val="single" w:color="999999" w:sz="4"/>
-            </w:tcBorders>
-            <w:tcMar>
-              <w:top w:type="dxa" w:w="60"/>
-              <w:left w:type="dxa" w:w="100"/>
-              <w:bottom w:type="dxa" w:w="60"/>
-              <w:right w:type="dxa" w:w="100"/>
-            </w:tcMar>
-          </w:tcPr>
-          <w:p>
-            <w:r>
-              <w:rPr>
-                <w:b w:val="false"/>
-                <w:bCs w:val="false"/>
-                <w:sz w:val="20"/>
-                <w:szCs w:val="20"/>
-              </w:rPr>
-              <w:t xml:space="preserve">100%</w:t>
+              <w:t xml:space="preserve">75%</w:t>
             </w:r>
           </w:p>
         </w:tc>
@@ -3970,7 +3970,7 @@
                 <w:sz w:val="20"/>
                 <w:szCs w:val="20"/>
               </w:rPr>
-              <w:t xml:space="preserve">components/ProductGrid.js</w:t>
+              <w:t xml:space="preserve">components/ResumenOrden.js</w:t>
             </w:r>
           </w:p>
         </w:tc>
@@ -4115,7 +4115,35 @@
                 <w:sz w:val="20"/>
                 <w:szCs w:val="20"/>
               </w:rPr>
-              <w:t xml:space="preserve">components/ResumenOrden.js</w:t>
+              <w:t xml:space="preserve">components/SelectorRegionComuna.js</w:t>
+            </w:r>
+          </w:p>
+        </w:tc>
+        <w:tc>
+          <w:tcPr>
+            <w:tcW w:type="dxa" w:w="1200"/>
+            <w:tcBorders>
+              <w:top w:val="single" w:color="999999" w:sz="4"/>
+              <w:left w:val="single" w:color="999999" w:sz="4"/>
+              <w:bottom w:val="single" w:color="999999" w:sz="4"/>
+              <w:right w:val="single" w:color="999999" w:sz="4"/>
+            </w:tcBorders>
+            <w:tcMar>
+              <w:top w:type="dxa" w:w="60"/>
+              <w:left w:type="dxa" w:w="100"/>
+              <w:bottom w:type="dxa" w:w="60"/>
+              <w:right w:type="dxa" w:w="100"/>
+            </w:tcMar>
+          </w:tcPr>
+          <w:p>
+            <w:r>
+              <w:rPr>
+                <w:b w:val="false"/>
+                <w:bCs w:val="false"/>
+                <w:sz w:val="20"/>
+                <w:szCs w:val="20"/>
+              </w:rPr>
+              <w:t xml:space="preserve">57.14%</w:t>
             </w:r>
           </w:p>
         </w:tc>
@@ -4171,63 +4199,35 @@
                 <w:sz w:val="20"/>
                 <w:szCs w:val="20"/>
               </w:rPr>
-              <w:t xml:space="preserve">100%</w:t>
-            </w:r>
-          </w:p>
-        </w:tc>
-        <w:tc>
-          <w:tcPr>
-            <w:tcW w:type="dxa" w:w="1200"/>
-            <w:tcBorders>
-              <w:top w:val="single" w:color="999999" w:sz="4"/>
-              <w:left w:val="single" w:color="999999" w:sz="4"/>
-              <w:bottom w:val="single" w:color="999999" w:sz="4"/>
-              <w:right w:val="single" w:color="999999" w:sz="4"/>
-            </w:tcBorders>
-            <w:tcMar>
-              <w:top w:type="dxa" w:w="60"/>
-              <w:left w:type="dxa" w:w="100"/>
-              <w:bottom w:type="dxa" w:w="60"/>
-              <w:right w:type="dxa" w:w="100"/>
-            </w:tcMar>
-          </w:tcPr>
-          <w:p>
-            <w:r>
-              <w:rPr>
-                <w:b w:val="false"/>
-                <w:bCs w:val="false"/>
-                <w:sz w:val="20"/>
-                <w:szCs w:val="20"/>
-              </w:rPr>
-              <w:t xml:space="preserve">100%</w:t>
-            </w:r>
-          </w:p>
-        </w:tc>
-        <w:tc>
-          <w:tcPr>
-            <w:tcW w:type="dxa" w:w="1200"/>
-            <w:tcBorders>
-              <w:top w:val="single" w:color="999999" w:sz="4"/>
-              <w:left w:val="single" w:color="999999" w:sz="4"/>
-              <w:bottom w:val="single" w:color="999999" w:sz="4"/>
-              <w:right w:val="single" w:color="999999" w:sz="4"/>
-            </w:tcBorders>
-            <w:tcMar>
-              <w:top w:type="dxa" w:w="60"/>
-              <w:left w:type="dxa" w:w="100"/>
-              <w:bottom w:type="dxa" w:w="60"/>
-              <w:right w:type="dxa" w:w="100"/>
-            </w:tcMar>
-          </w:tcPr>
-          <w:p>
-            <w:r>
-              <w:rPr>
-                <w:b w:val="false"/>
-                <w:bCs w:val="false"/>
-                <w:sz w:val="20"/>
-                <w:szCs w:val="20"/>
-              </w:rPr>
-              <w:t xml:space="preserve">100%</w:t>
+              <w:t xml:space="preserve">40%</w:t>
+            </w:r>
+          </w:p>
+        </w:tc>
+        <w:tc>
+          <w:tcPr>
+            <w:tcW w:type="dxa" w:w="1200"/>
+            <w:tcBorders>
+              <w:top w:val="single" w:color="999999" w:sz="4"/>
+              <w:left w:val="single" w:color="999999" w:sz="4"/>
+              <w:bottom w:val="single" w:color="999999" w:sz="4"/>
+              <w:right w:val="single" w:color="999999" w:sz="4"/>
+            </w:tcBorders>
+            <w:tcMar>
+              <w:top w:type="dxa" w:w="60"/>
+              <w:left w:type="dxa" w:w="100"/>
+              <w:bottom w:type="dxa" w:w="60"/>
+              <w:right w:type="dxa" w:w="100"/>
+            </w:tcMar>
+          </w:tcPr>
+          <w:p>
+            <w:r>
+              <w:rPr>
+                <w:b w:val="false"/>
+                <w:bCs w:val="false"/>
+                <w:sz w:val="20"/>
+                <w:szCs w:val="20"/>
+              </w:rPr>
+              <w:t xml:space="preserve">60%</w:t>
             </w:r>
           </w:p>
         </w:tc>
@@ -4260,7 +4260,63 @@
                 <w:sz w:val="20"/>
                 <w:szCs w:val="20"/>
               </w:rPr>
-              <w:t xml:space="preserve">components/SelectorRegionComuna.js</w:t>
+              <w:t xml:space="preserve">components/TablaProductos.js</w:t>
+            </w:r>
+          </w:p>
+        </w:tc>
+        <w:tc>
+          <w:tcPr>
+            <w:tcW w:type="dxa" w:w="1200"/>
+            <w:tcBorders>
+              <w:top w:val="single" w:color="999999" w:sz="4"/>
+              <w:left w:val="single" w:color="999999" w:sz="4"/>
+              <w:bottom w:val="single" w:color="999999" w:sz="4"/>
+              <w:right w:val="single" w:color="999999" w:sz="4"/>
+            </w:tcBorders>
+            <w:tcMar>
+              <w:top w:type="dxa" w:w="60"/>
+              <w:left w:type="dxa" w:w="100"/>
+              <w:bottom w:type="dxa" w:w="60"/>
+              <w:right w:type="dxa" w:w="100"/>
+            </w:tcMar>
+          </w:tcPr>
+          <w:p>
+            <w:r>
+              <w:rPr>
+                <w:b w:val="false"/>
+                <w:bCs w:val="false"/>
+                <w:sz w:val="20"/>
+                <w:szCs w:val="20"/>
+              </w:rPr>
+              <w:t xml:space="preserve">80%</w:t>
+            </w:r>
+          </w:p>
+        </w:tc>
+        <w:tc>
+          <w:tcPr>
+            <w:tcW w:type="dxa" w:w="1200"/>
+            <w:tcBorders>
+              <w:top w:val="single" w:color="999999" w:sz="4"/>
+              <w:left w:val="single" w:color="999999" w:sz="4"/>
+              <w:bottom w:val="single" w:color="999999" w:sz="4"/>
+              <w:right w:val="single" w:color="999999" w:sz="4"/>
+            </w:tcBorders>
+            <w:tcMar>
+              <w:top w:type="dxa" w:w="60"/>
+              <w:left w:type="dxa" w:w="100"/>
+              <w:bottom w:type="dxa" w:w="60"/>
+              <w:right w:type="dxa" w:w="100"/>
+            </w:tcMar>
+          </w:tcPr>
+          <w:p>
+            <w:r>
+              <w:rPr>
+                <w:b w:val="false"/>
+                <w:bCs w:val="false"/>
+                <w:sz w:val="20"/>
+                <w:szCs w:val="20"/>
+              </w:rPr>
+              <w:t xml:space="preserve">87.5%</w:t>
             </w:r>
           </w:p>
         </w:tc>
@@ -4316,63 +4372,7 @@
                 <w:sz w:val="20"/>
                 <w:szCs w:val="20"/>
               </w:rPr>
-              <w:t xml:space="preserve">100%</w:t>
-            </w:r>
-          </w:p>
-        </w:tc>
-        <w:tc>
-          <w:tcPr>
-            <w:tcW w:type="dxa" w:w="1200"/>
-            <w:tcBorders>
-              <w:top w:val="single" w:color="999999" w:sz="4"/>
-              <w:left w:val="single" w:color="999999" w:sz="4"/>
-              <w:bottom w:val="single" w:color="999999" w:sz="4"/>
-              <w:right w:val="single" w:color="999999" w:sz="4"/>
-            </w:tcBorders>
-            <w:tcMar>
-              <w:top w:type="dxa" w:w="60"/>
-              <w:left w:type="dxa" w:w="100"/>
-              <w:bottom w:type="dxa" w:w="60"/>
-              <w:right w:type="dxa" w:w="100"/>
-            </w:tcMar>
-          </w:tcPr>
-          <w:p>
-            <w:r>
-              <w:rPr>
-                <w:b w:val="false"/>
-                <w:bCs w:val="false"/>
-                <w:sz w:val="20"/>
-                <w:szCs w:val="20"/>
-              </w:rPr>
-              <w:t xml:space="preserve">100%</w:t>
-            </w:r>
-          </w:p>
-        </w:tc>
-        <w:tc>
-          <w:tcPr>
-            <w:tcW w:type="dxa" w:w="1200"/>
-            <w:tcBorders>
-              <w:top w:val="single" w:color="999999" w:sz="4"/>
-              <w:left w:val="single" w:color="999999" w:sz="4"/>
-              <w:bottom w:val="single" w:color="999999" w:sz="4"/>
-              <w:right w:val="single" w:color="999999" w:sz="4"/>
-            </w:tcBorders>
-            <w:tcMar>
-              <w:top w:type="dxa" w:w="60"/>
-              <w:left w:type="dxa" w:w="100"/>
-              <w:bottom w:type="dxa" w:w="60"/>
-              <w:right w:type="dxa" w:w="100"/>
-            </w:tcMar>
-          </w:tcPr>
-          <w:p>
-            <w:r>
-              <w:rPr>
-                <w:b w:val="false"/>
-                <w:bCs w:val="false"/>
-                <w:sz w:val="20"/>
-                <w:szCs w:val="20"/>
-              </w:rPr>
-              <w:t xml:space="preserve">100%</w:t>
+              <w:t xml:space="preserve">80%</w:t>
             </w:r>
           </w:p>
         </w:tc>
@@ -4405,7 +4405,7 @@
                 <w:sz w:val="20"/>
                 <w:szCs w:val="20"/>
               </w:rPr>
-              <w:t xml:space="preserve">components/TablaProductos.js</w:t>
+              <w:t xml:space="preserve">components/TablaUsuarios.js</w:t>
             </w:r>
           </w:p>
         </w:tc>
@@ -4461,7 +4461,7 @@
                 <w:sz w:val="20"/>
                 <w:szCs w:val="20"/>
               </w:rPr>
-              <w:t xml:space="preserve">87.5%</w:t>
+              <w:t xml:space="preserve">50%</w:t>
             </w:r>
           </w:p>
         </w:tc>
@@ -4550,119 +4550,119 @@
                 <w:sz w:val="20"/>
                 <w:szCs w:val="20"/>
               </w:rPr>
-              <w:t xml:space="preserve">components/TablaUsuarios.js</w:t>
-            </w:r>
-          </w:p>
-        </w:tc>
-        <w:tc>
-          <w:tcPr>
-            <w:tcW w:type="dxa" w:w="1200"/>
-            <w:tcBorders>
-              <w:top w:val="single" w:color="999999" w:sz="4"/>
-              <w:left w:val="single" w:color="999999" w:sz="4"/>
-              <w:bottom w:val="single" w:color="999999" w:sz="4"/>
-              <w:right w:val="single" w:color="999999" w:sz="4"/>
-            </w:tcBorders>
-            <w:tcMar>
-              <w:top w:type="dxa" w:w="60"/>
-              <w:left w:type="dxa" w:w="100"/>
-              <w:bottom w:type="dxa" w:w="60"/>
-              <w:right w:type="dxa" w:w="100"/>
-            </w:tcMar>
-          </w:tcPr>
-          <w:p>
-            <w:r>
-              <w:rPr>
-                <w:b w:val="false"/>
-                <w:bCs w:val="false"/>
-                <w:sz w:val="20"/>
-                <w:szCs w:val="20"/>
-              </w:rPr>
-              <w:t xml:space="preserve">80%</w:t>
-            </w:r>
-          </w:p>
-        </w:tc>
-        <w:tc>
-          <w:tcPr>
-            <w:tcW w:type="dxa" w:w="1200"/>
-            <w:tcBorders>
-              <w:top w:val="single" w:color="999999" w:sz="4"/>
-              <w:left w:val="single" w:color="999999" w:sz="4"/>
-              <w:bottom w:val="single" w:color="999999" w:sz="4"/>
-              <w:right w:val="single" w:color="999999" w:sz="4"/>
-            </w:tcBorders>
-            <w:tcMar>
-              <w:top w:type="dxa" w:w="60"/>
-              <w:left w:type="dxa" w:w="100"/>
-              <w:bottom w:type="dxa" w:w="60"/>
-              <w:right w:type="dxa" w:w="100"/>
-            </w:tcMar>
-          </w:tcPr>
-          <w:p>
-            <w:r>
-              <w:rPr>
-                <w:b w:val="false"/>
-                <w:bCs w:val="false"/>
-                <w:sz w:val="20"/>
-                <w:szCs w:val="20"/>
-              </w:rPr>
-              <w:t xml:space="preserve">50%</w:t>
-            </w:r>
-          </w:p>
-        </w:tc>
-        <w:tc>
-          <w:tcPr>
-            <w:tcW w:type="dxa" w:w="1200"/>
-            <w:tcBorders>
-              <w:top w:val="single" w:color="999999" w:sz="4"/>
-              <w:left w:val="single" w:color="999999" w:sz="4"/>
-              <w:bottom w:val="single" w:color="999999" w:sz="4"/>
-              <w:right w:val="single" w:color="999999" w:sz="4"/>
-            </w:tcBorders>
-            <w:tcMar>
-              <w:top w:type="dxa" w:w="60"/>
-              <w:left w:type="dxa" w:w="100"/>
-              <w:bottom w:type="dxa" w:w="60"/>
-              <w:right w:type="dxa" w:w="100"/>
-            </w:tcMar>
-          </w:tcPr>
-          <w:p>
-            <w:r>
-              <w:rPr>
-                <w:b w:val="false"/>
-                <w:bCs w:val="false"/>
-                <w:sz w:val="20"/>
-                <w:szCs w:val="20"/>
-              </w:rPr>
-              <w:t xml:space="preserve">100%</w:t>
-            </w:r>
-          </w:p>
-        </w:tc>
-        <w:tc>
-          <w:tcPr>
-            <w:tcW w:type="dxa" w:w="1200"/>
-            <w:tcBorders>
-              <w:top w:val="single" w:color="999999" w:sz="4"/>
-              <w:left w:val="single" w:color="999999" w:sz="4"/>
-              <w:bottom w:val="single" w:color="999999" w:sz="4"/>
-              <w:right w:val="single" w:color="999999" w:sz="4"/>
-            </w:tcBorders>
-            <w:tcMar>
-              <w:top w:type="dxa" w:w="60"/>
-              <w:left w:type="dxa" w:w="100"/>
-              <w:bottom w:type="dxa" w:w="60"/>
-              <w:right w:type="dxa" w:w="100"/>
-            </w:tcMar>
-          </w:tcPr>
-          <w:p>
-            <w:r>
-              <w:rPr>
-                <w:b w:val="false"/>
-                <w:bCs w:val="false"/>
-                <w:sz w:val="20"/>
-                <w:szCs w:val="20"/>
-              </w:rPr>
-              <w:t xml:space="preserve">80%</w:t>
+              <w:t xml:space="preserve">context/AuthContext.js</w:t>
+            </w:r>
+          </w:p>
+        </w:tc>
+        <w:tc>
+          <w:tcPr>
+            <w:tcW w:type="dxa" w:w="1200"/>
+            <w:tcBorders>
+              <w:top w:val="single" w:color="999999" w:sz="4"/>
+              <w:left w:val="single" w:color="999999" w:sz="4"/>
+              <w:bottom w:val="single" w:color="999999" w:sz="4"/>
+              <w:right w:val="single" w:color="999999" w:sz="4"/>
+            </w:tcBorders>
+            <w:tcMar>
+              <w:top w:type="dxa" w:w="60"/>
+              <w:left w:type="dxa" w:w="100"/>
+              <w:bottom w:type="dxa" w:w="60"/>
+              <w:right w:type="dxa" w:w="100"/>
+            </w:tcMar>
+          </w:tcPr>
+          <w:p>
+            <w:r>
+              <w:rPr>
+                <w:b w:val="false"/>
+                <w:bCs w:val="false"/>
+                <w:sz w:val="20"/>
+                <w:szCs w:val="20"/>
+              </w:rPr>
+              <w:t xml:space="preserve">40%</w:t>
+            </w:r>
+          </w:p>
+        </w:tc>
+        <w:tc>
+          <w:tcPr>
+            <w:tcW w:type="dxa" w:w="1200"/>
+            <w:tcBorders>
+              <w:top w:val="single" w:color="999999" w:sz="4"/>
+              <w:left w:val="single" w:color="999999" w:sz="4"/>
+              <w:bottom w:val="single" w:color="999999" w:sz="4"/>
+              <w:right w:val="single" w:color="999999" w:sz="4"/>
+            </w:tcBorders>
+            <w:tcMar>
+              <w:top w:type="dxa" w:w="60"/>
+              <w:left w:type="dxa" w:w="100"/>
+              <w:bottom w:type="dxa" w:w="60"/>
+              <w:right w:type="dxa" w:w="100"/>
+            </w:tcMar>
+          </w:tcPr>
+          <w:p>
+            <w:r>
+              <w:rPr>
+                <w:b w:val="false"/>
+                <w:bCs w:val="false"/>
+                <w:sz w:val="20"/>
+                <w:szCs w:val="20"/>
+              </w:rPr>
+              <w:t xml:space="preserve">25%</w:t>
+            </w:r>
+          </w:p>
+        </w:tc>
+        <w:tc>
+          <w:tcPr>
+            <w:tcW w:type="dxa" w:w="1200"/>
+            <w:tcBorders>
+              <w:top w:val="single" w:color="999999" w:sz="4"/>
+              <w:left w:val="single" w:color="999999" w:sz="4"/>
+              <w:bottom w:val="single" w:color="999999" w:sz="4"/>
+              <w:right w:val="single" w:color="999999" w:sz="4"/>
+            </w:tcBorders>
+            <w:tcMar>
+              <w:top w:type="dxa" w:w="60"/>
+              <w:left w:type="dxa" w:w="100"/>
+              <w:bottom w:type="dxa" w:w="60"/>
+              <w:right w:type="dxa" w:w="100"/>
+            </w:tcMar>
+          </w:tcPr>
+          <w:p>
+            <w:r>
+              <w:rPr>
+                <w:b w:val="false"/>
+                <w:bCs w:val="false"/>
+                <w:sz w:val="20"/>
+                <w:szCs w:val="20"/>
+              </w:rPr>
+              <w:t xml:space="preserve">42.85%</w:t>
+            </w:r>
+          </w:p>
+        </w:tc>
+        <w:tc>
+          <w:tcPr>
+            <w:tcW w:type="dxa" w:w="1200"/>
+            <w:tcBorders>
+              <w:top w:val="single" w:color="999999" w:sz="4"/>
+              <w:left w:val="single" w:color="999999" w:sz="4"/>
+              <w:bottom w:val="single" w:color="999999" w:sz="4"/>
+              <w:right w:val="single" w:color="999999" w:sz="4"/>
+            </w:tcBorders>
+            <w:tcMar>
+              <w:top w:type="dxa" w:w="60"/>
+              <w:left w:type="dxa" w:w="100"/>
+              <w:bottom w:type="dxa" w:w="60"/>
+              <w:right w:type="dxa" w:w="100"/>
+            </w:tcMar>
+          </w:tcPr>
+          <w:p>
+            <w:r>
+              <w:rPr>
+                <w:b w:val="false"/>
+                <w:bCs w:val="false"/>
+                <w:sz w:val="20"/>
+                <w:szCs w:val="20"/>
+              </w:rPr>
+              <w:t xml:space="preserve">37.5%</w:t>
             </w:r>
           </w:p>
         </w:tc>
@@ -4695,119 +4695,119 @@
                 <w:sz w:val="20"/>
                 <w:szCs w:val="20"/>
               </w:rPr>
-              <w:t xml:space="preserve">context/AuthContext.js</w:t>
-            </w:r>
-          </w:p>
-        </w:tc>
-        <w:tc>
-          <w:tcPr>
-            <w:tcW w:type="dxa" w:w="1200"/>
-            <w:tcBorders>
-              <w:top w:val="single" w:color="999999" w:sz="4"/>
-              <w:left w:val="single" w:color="999999" w:sz="4"/>
-              <w:bottom w:val="single" w:color="999999" w:sz="4"/>
-              <w:right w:val="single" w:color="999999" w:sz="4"/>
-            </w:tcBorders>
-            <w:tcMar>
-              <w:top w:type="dxa" w:w="60"/>
-              <w:left w:type="dxa" w:w="100"/>
-              <w:bottom w:type="dxa" w:w="60"/>
-              <w:right w:type="dxa" w:w="100"/>
-            </w:tcMar>
-          </w:tcPr>
-          <w:p>
-            <w:r>
-              <w:rPr>
-                <w:b w:val="false"/>
-                <w:bCs w:val="false"/>
-                <w:sz w:val="20"/>
-                <w:szCs w:val="20"/>
-              </w:rPr>
-              <w:t xml:space="preserve">80%</w:t>
-            </w:r>
-          </w:p>
-        </w:tc>
-        <w:tc>
-          <w:tcPr>
-            <w:tcW w:type="dxa" w:w="1200"/>
-            <w:tcBorders>
-              <w:top w:val="single" w:color="999999" w:sz="4"/>
-              <w:left w:val="single" w:color="999999" w:sz="4"/>
-              <w:bottom w:val="single" w:color="999999" w:sz="4"/>
-              <w:right w:val="single" w:color="999999" w:sz="4"/>
-            </w:tcBorders>
-            <w:tcMar>
-              <w:top w:type="dxa" w:w="60"/>
-              <w:left w:type="dxa" w:w="100"/>
-              <w:bottom w:type="dxa" w:w="60"/>
-              <w:right w:type="dxa" w:w="100"/>
-            </w:tcMar>
-          </w:tcPr>
-          <w:p>
-            <w:r>
-              <w:rPr>
-                <w:b w:val="false"/>
-                <w:bCs w:val="false"/>
-                <w:sz w:val="20"/>
-                <w:szCs w:val="20"/>
-              </w:rPr>
-              <w:t xml:space="preserve">87.5%</w:t>
-            </w:r>
-          </w:p>
-        </w:tc>
-        <w:tc>
-          <w:tcPr>
-            <w:tcW w:type="dxa" w:w="1200"/>
-            <w:tcBorders>
-              <w:top w:val="single" w:color="999999" w:sz="4"/>
-              <w:left w:val="single" w:color="999999" w:sz="4"/>
-              <w:bottom w:val="single" w:color="999999" w:sz="4"/>
-              <w:right w:val="single" w:color="999999" w:sz="4"/>
-            </w:tcBorders>
-            <w:tcMar>
-              <w:top w:type="dxa" w:w="60"/>
-              <w:left w:type="dxa" w:w="100"/>
-              <w:bottom w:type="dxa" w:w="60"/>
-              <w:right w:type="dxa" w:w="100"/>
-            </w:tcMar>
-          </w:tcPr>
-          <w:p>
-            <w:r>
-              <w:rPr>
-                <w:b w:val="false"/>
-                <w:bCs w:val="false"/>
-                <w:sz w:val="20"/>
-                <w:szCs w:val="20"/>
-              </w:rPr>
-              <w:t xml:space="preserve">71.42%</w:t>
-            </w:r>
-          </w:p>
-        </w:tc>
-        <w:tc>
-          <w:tcPr>
-            <w:tcW w:type="dxa" w:w="1200"/>
-            <w:tcBorders>
-              <w:top w:val="single" w:color="999999" w:sz="4"/>
-              <w:left w:val="single" w:color="999999" w:sz="4"/>
-              <w:bottom w:val="single" w:color="999999" w:sz="4"/>
-              <w:right w:val="single" w:color="999999" w:sz="4"/>
-            </w:tcBorders>
-            <w:tcMar>
-              <w:top w:type="dxa" w:w="60"/>
-              <w:left w:type="dxa" w:w="100"/>
-              <w:bottom w:type="dxa" w:w="60"/>
-              <w:right w:type="dxa" w:w="100"/>
-            </w:tcMar>
-          </w:tcPr>
-          <w:p>
-            <w:r>
-              <w:rPr>
-                <w:b w:val="false"/>
-                <w:bCs w:val="false"/>
-                <w:sz w:val="20"/>
-                <w:szCs w:val="20"/>
-              </w:rPr>
-              <w:t xml:space="preserve">79.16%</w:t>
+              <w:t xml:space="preserve">context/CarritoContext.js</w:t>
+            </w:r>
+          </w:p>
+        </w:tc>
+        <w:tc>
+          <w:tcPr>
+            <w:tcW w:type="dxa" w:w="1200"/>
+            <w:tcBorders>
+              <w:top w:val="single" w:color="999999" w:sz="4"/>
+              <w:left w:val="single" w:color="999999" w:sz="4"/>
+              <w:bottom w:val="single" w:color="999999" w:sz="4"/>
+              <w:right w:val="single" w:color="999999" w:sz="4"/>
+            </w:tcBorders>
+            <w:tcMar>
+              <w:top w:type="dxa" w:w="60"/>
+              <w:left w:type="dxa" w:w="100"/>
+              <w:bottom w:type="dxa" w:w="60"/>
+              <w:right w:type="dxa" w:w="100"/>
+            </w:tcMar>
+          </w:tcPr>
+          <w:p>
+            <w:r>
+              <w:rPr>
+                <w:b w:val="false"/>
+                <w:bCs w:val="false"/>
+                <w:sz w:val="20"/>
+                <w:szCs w:val="20"/>
+              </w:rPr>
+              <w:t xml:space="preserve">33.33%</w:t>
+            </w:r>
+          </w:p>
+        </w:tc>
+        <w:tc>
+          <w:tcPr>
+            <w:tcW w:type="dxa" w:w="1200"/>
+            <w:tcBorders>
+              <w:top w:val="single" w:color="999999" w:sz="4"/>
+              <w:left w:val="single" w:color="999999" w:sz="4"/>
+              <w:bottom w:val="single" w:color="999999" w:sz="4"/>
+              <w:right w:val="single" w:color="999999" w:sz="4"/>
+            </w:tcBorders>
+            <w:tcMar>
+              <w:top w:type="dxa" w:w="60"/>
+              <w:left w:type="dxa" w:w="100"/>
+              <w:bottom w:type="dxa" w:w="60"/>
+              <w:right w:type="dxa" w:w="100"/>
+            </w:tcMar>
+          </w:tcPr>
+          <w:p>
+            <w:r>
+              <w:rPr>
+                <w:b w:val="false"/>
+                <w:bCs w:val="false"/>
+                <w:sz w:val="20"/>
+                <w:szCs w:val="20"/>
+              </w:rPr>
+              <w:t xml:space="preserve">14.28%</w:t>
+            </w:r>
+          </w:p>
+        </w:tc>
+        <w:tc>
+          <w:tcPr>
+            <w:tcW w:type="dxa" w:w="1200"/>
+            <w:tcBorders>
+              <w:top w:val="single" w:color="999999" w:sz="4"/>
+              <w:left w:val="single" w:color="999999" w:sz="4"/>
+              <w:bottom w:val="single" w:color="999999" w:sz="4"/>
+              <w:right w:val="single" w:color="999999" w:sz="4"/>
+            </w:tcBorders>
+            <w:tcMar>
+              <w:top w:type="dxa" w:w="60"/>
+              <w:left w:type="dxa" w:w="100"/>
+              <w:bottom w:type="dxa" w:w="60"/>
+              <w:right w:type="dxa" w:w="100"/>
+            </w:tcMar>
+          </w:tcPr>
+          <w:p>
+            <w:r>
+              <w:rPr>
+                <w:b w:val="false"/>
+                <w:bCs w:val="false"/>
+                <w:sz w:val="20"/>
+                <w:szCs w:val="20"/>
+              </w:rPr>
+              <w:t xml:space="preserve">27.27%</w:t>
+            </w:r>
+          </w:p>
+        </w:tc>
+        <w:tc>
+          <w:tcPr>
+            <w:tcW w:type="dxa" w:w="1200"/>
+            <w:tcBorders>
+              <w:top w:val="single" w:color="999999" w:sz="4"/>
+              <w:left w:val="single" w:color="999999" w:sz="4"/>
+              <w:bottom w:val="single" w:color="999999" w:sz="4"/>
+              <w:right w:val="single" w:color="999999" w:sz="4"/>
+            </w:tcBorders>
+            <w:tcMar>
+              <w:top w:type="dxa" w:w="60"/>
+              <w:left w:type="dxa" w:w="100"/>
+              <w:bottom w:type="dxa" w:w="60"/>
+              <w:right w:type="dxa" w:w="100"/>
+            </w:tcMar>
+          </w:tcPr>
+          <w:p>
+            <w:r>
+              <w:rPr>
+                <w:b w:val="false"/>
+                <w:bCs w:val="false"/>
+                <w:sz w:val="20"/>
+                <w:szCs w:val="20"/>
+              </w:rPr>
+              <w:t xml:space="preserve">35%</w:t>
             </w:r>
           </w:p>
         </w:tc>
@@ -4840,7 +4840,63 @@
                 <w:sz w:val="20"/>
                 <w:szCs w:val="20"/>
               </w:rPr>
-              <w:t xml:space="preserve">context/CarritoContext.js</w:t>
+              <w:t xml:space="preserve">data/ordenes.js</w:t>
+            </w:r>
+          </w:p>
+        </w:tc>
+        <w:tc>
+          <w:tcPr>
+            <w:tcW w:type="dxa" w:w="1200"/>
+            <w:tcBorders>
+              <w:top w:val="single" w:color="999999" w:sz="4"/>
+              <w:left w:val="single" w:color="999999" w:sz="4"/>
+              <w:bottom w:val="single" w:color="999999" w:sz="4"/>
+              <w:right w:val="single" w:color="999999" w:sz="4"/>
+            </w:tcBorders>
+            <w:tcMar>
+              <w:top w:type="dxa" w:w="60"/>
+              <w:left w:type="dxa" w:w="100"/>
+              <w:bottom w:type="dxa" w:w="60"/>
+              <w:right w:type="dxa" w:w="100"/>
+            </w:tcMar>
+          </w:tcPr>
+          <w:p>
+            <w:r>
+              <w:rPr>
+                <w:b w:val="false"/>
+                <w:bCs w:val="false"/>
+                <w:sz w:val="20"/>
+                <w:szCs w:val="20"/>
+              </w:rPr>
+              <w:t xml:space="preserve">60%</w:t>
+            </w:r>
+          </w:p>
+        </w:tc>
+        <w:tc>
+          <w:tcPr>
+            <w:tcW w:type="dxa" w:w="1200"/>
+            <w:tcBorders>
+              <w:top w:val="single" w:color="999999" w:sz="4"/>
+              <w:left w:val="single" w:color="999999" w:sz="4"/>
+              <w:bottom w:val="single" w:color="999999" w:sz="4"/>
+              <w:right w:val="single" w:color="999999" w:sz="4"/>
+            </w:tcBorders>
+            <w:tcMar>
+              <w:top w:type="dxa" w:w="60"/>
+              <w:left w:type="dxa" w:w="100"/>
+              <w:bottom w:type="dxa" w:w="60"/>
+              <w:right w:type="dxa" w:w="100"/>
+            </w:tcMar>
+          </w:tcPr>
+          <w:p>
+            <w:r>
+              <w:rPr>
+                <w:b w:val="false"/>
+                <w:bCs w:val="false"/>
+                <w:sz w:val="20"/>
+                <w:szCs w:val="20"/>
+              </w:rPr>
+              <w:t xml:space="preserve">0%</w:t>
             </w:r>
           </w:p>
         </w:tc>
@@ -4896,63 +4952,7 @@
                 <w:sz w:val="20"/>
                 <w:szCs w:val="20"/>
               </w:rPr>
-              <w:t xml:space="preserve">57.14%</w:t>
-            </w:r>
-          </w:p>
-        </w:tc>
-        <w:tc>
-          <w:tcPr>
-            <w:tcW w:type="dxa" w:w="1200"/>
-            <w:tcBorders>
-              <w:top w:val="single" w:color="999999" w:sz="4"/>
-              <w:left w:val="single" w:color="999999" w:sz="4"/>
-              <w:bottom w:val="single" w:color="999999" w:sz="4"/>
-              <w:right w:val="single" w:color="999999" w:sz="4"/>
-            </w:tcBorders>
-            <w:tcMar>
-              <w:top w:type="dxa" w:w="60"/>
-              <w:left w:type="dxa" w:w="100"/>
-              <w:bottom w:type="dxa" w:w="60"/>
-              <w:right w:type="dxa" w:w="100"/>
-            </w:tcMar>
-          </w:tcPr>
-          <w:p>
-            <w:r>
-              <w:rPr>
-                <w:b w:val="false"/>
-                <w:bCs w:val="false"/>
-                <w:sz w:val="20"/>
-                <w:szCs w:val="20"/>
-              </w:rPr>
-              <w:t xml:space="preserve">77.27%</w:t>
-            </w:r>
-          </w:p>
-        </w:tc>
-        <w:tc>
-          <w:tcPr>
-            <w:tcW w:type="dxa" w:w="1200"/>
-            <w:tcBorders>
-              <w:top w:val="single" w:color="999999" w:sz="4"/>
-              <w:left w:val="single" w:color="999999" w:sz="4"/>
-              <w:bottom w:val="single" w:color="999999" w:sz="4"/>
-              <w:right w:val="single" w:color="999999" w:sz="4"/>
-            </w:tcBorders>
-            <w:tcMar>
-              <w:top w:type="dxa" w:w="60"/>
-              <w:left w:type="dxa" w:w="100"/>
-              <w:bottom w:type="dxa" w:w="60"/>
-              <w:right w:type="dxa" w:w="100"/>
-            </w:tcMar>
-          </w:tcPr>
-          <w:p>
-            <w:r>
-              <w:rPr>
-                <w:b w:val="false"/>
-                <w:bCs w:val="false"/>
-                <w:sz w:val="20"/>
-                <w:szCs w:val="20"/>
-              </w:rPr>
-              <w:t xml:space="preserve">85%</w:t>
+              <w:t xml:space="preserve">50%</w:t>
             </w:r>
           </w:p>
         </w:tc>
@@ -4985,7 +4985,7 @@
                 <w:sz w:val="20"/>
                 <w:szCs w:val="20"/>
               </w:rPr>
-              <w:t xml:space="preserve">data/categorias.js</w:t>
+              <w:t xml:space="preserve">data/productos.js</w:t>
             </w:r>
           </w:p>
         </w:tc>
@@ -5041,35 +5041,35 @@
                 <w:sz w:val="20"/>
                 <w:szCs w:val="20"/>
               </w:rPr>
-              <w:t xml:space="preserve">100%</w:t>
-            </w:r>
-          </w:p>
-        </w:tc>
-        <w:tc>
-          <w:tcPr>
-            <w:tcW w:type="dxa" w:w="1200"/>
-            <w:tcBorders>
-              <w:top w:val="single" w:color="999999" w:sz="4"/>
-              <w:left w:val="single" w:color="999999" w:sz="4"/>
-              <w:bottom w:val="single" w:color="999999" w:sz="4"/>
-              <w:right w:val="single" w:color="999999" w:sz="4"/>
-            </w:tcBorders>
-            <w:tcMar>
-              <w:top w:type="dxa" w:w="60"/>
-              <w:left w:type="dxa" w:w="100"/>
-              <w:bottom w:type="dxa" w:w="60"/>
-              <w:right w:type="dxa" w:w="100"/>
-            </w:tcMar>
-          </w:tcPr>
-          <w:p>
-            <w:r>
-              <w:rPr>
-                <w:b w:val="false"/>
-                <w:bCs w:val="false"/>
-                <w:sz w:val="20"/>
-                <w:szCs w:val="20"/>
-              </w:rPr>
-              <w:t xml:space="preserve">25%</w:t>
+              <w:t xml:space="preserve">28.57%</w:t>
+            </w:r>
+          </w:p>
+        </w:tc>
+        <w:tc>
+          <w:tcPr>
+            <w:tcW w:type="dxa" w:w="1200"/>
+            <w:tcBorders>
+              <w:top w:val="single" w:color="999999" w:sz="4"/>
+              <w:left w:val="single" w:color="999999" w:sz="4"/>
+              <w:bottom w:val="single" w:color="999999" w:sz="4"/>
+              <w:right w:val="single" w:color="999999" w:sz="4"/>
+            </w:tcBorders>
+            <w:tcMar>
+              <w:top w:type="dxa" w:w="60"/>
+              <w:left w:type="dxa" w:w="100"/>
+              <w:bottom w:type="dxa" w:w="60"/>
+              <w:right w:type="dxa" w:w="100"/>
+            </w:tcMar>
+          </w:tcPr>
+          <w:p>
+            <w:r>
+              <w:rPr>
+                <w:b w:val="false"/>
+                <w:bCs w:val="false"/>
+                <w:sz w:val="20"/>
+                <w:szCs w:val="20"/>
+              </w:rPr>
+              <w:t xml:space="preserve">38.46%</w:t>
             </w:r>
           </w:p>
         </w:tc>
@@ -5130,91 +5130,35 @@
                 <w:sz w:val="20"/>
                 <w:szCs w:val="20"/>
               </w:rPr>
-              <w:t xml:space="preserve">data/ordenes.js</w:t>
-            </w:r>
-          </w:p>
-        </w:tc>
-        <w:tc>
-          <w:tcPr>
-            <w:tcW w:type="dxa" w:w="1200"/>
-            <w:tcBorders>
-              <w:top w:val="single" w:color="999999" w:sz="4"/>
-              <w:left w:val="single" w:color="999999" w:sz="4"/>
-              <w:bottom w:val="single" w:color="999999" w:sz="4"/>
-              <w:right w:val="single" w:color="999999" w:sz="4"/>
-            </w:tcBorders>
-            <w:tcMar>
-              <w:top w:type="dxa" w:w="60"/>
-              <w:left w:type="dxa" w:w="100"/>
-              <w:bottom w:type="dxa" w:w="60"/>
-              <w:right w:type="dxa" w:w="100"/>
-            </w:tcMar>
-          </w:tcPr>
-          <w:p>
-            <w:r>
-              <w:rPr>
-                <w:b w:val="false"/>
-                <w:bCs w:val="false"/>
-                <w:sz w:val="20"/>
-                <w:szCs w:val="20"/>
-              </w:rPr>
-              <w:t xml:space="preserve">60%</w:t>
-            </w:r>
-          </w:p>
-        </w:tc>
-        <w:tc>
-          <w:tcPr>
-            <w:tcW w:type="dxa" w:w="1200"/>
-            <w:tcBorders>
-              <w:top w:val="single" w:color="999999" w:sz="4"/>
-              <w:left w:val="single" w:color="999999" w:sz="4"/>
-              <w:bottom w:val="single" w:color="999999" w:sz="4"/>
-              <w:right w:val="single" w:color="999999" w:sz="4"/>
-            </w:tcBorders>
-            <w:tcMar>
-              <w:top w:type="dxa" w:w="60"/>
-              <w:left w:type="dxa" w:w="100"/>
-              <w:bottom w:type="dxa" w:w="60"/>
-              <w:right w:type="dxa" w:w="100"/>
-            </w:tcMar>
-          </w:tcPr>
-          <w:p>
-            <w:r>
-              <w:rPr>
-                <w:b w:val="false"/>
-                <w:bCs w:val="false"/>
-                <w:sz w:val="20"/>
-                <w:szCs w:val="20"/>
-              </w:rPr>
-              <w:t xml:space="preserve">0%</w:t>
-            </w:r>
-          </w:p>
-        </w:tc>
-        <w:tc>
-          <w:tcPr>
-            <w:tcW w:type="dxa" w:w="1200"/>
-            <w:tcBorders>
-              <w:top w:val="single" w:color="999999" w:sz="4"/>
-              <w:left w:val="single" w:color="999999" w:sz="4"/>
-              <w:bottom w:val="single" w:color="999999" w:sz="4"/>
-              <w:right w:val="single" w:color="999999" w:sz="4"/>
-            </w:tcBorders>
-            <w:tcMar>
-              <w:top w:type="dxa" w:w="60"/>
-              <w:left w:type="dxa" w:w="100"/>
-              <w:bottom w:type="dxa" w:w="60"/>
-              <w:right w:type="dxa" w:w="100"/>
-            </w:tcMar>
-          </w:tcPr>
-          <w:p>
-            <w:r>
-              <w:rPr>
-                <w:b w:val="false"/>
-                <w:bCs w:val="false"/>
-                <w:sz w:val="20"/>
-                <w:szCs w:val="20"/>
-              </w:rPr>
-              <w:t xml:space="preserve">83.33%</w:t>
+              <w:t xml:space="preserve">data/regiones.js</w:t>
+            </w:r>
+          </w:p>
+        </w:tc>
+        <w:tc>
+          <w:tcPr>
+            <w:tcW w:type="dxa" w:w="1200"/>
+            <w:tcBorders>
+              <w:top w:val="single" w:color="999999" w:sz="4"/>
+              <w:left w:val="single" w:color="999999" w:sz="4"/>
+              <w:bottom w:val="single" w:color="999999" w:sz="4"/>
+              <w:right w:val="single" w:color="999999" w:sz="4"/>
+            </w:tcBorders>
+            <w:tcMar>
+              <w:top w:type="dxa" w:w="60"/>
+              <w:left w:type="dxa" w:w="100"/>
+              <w:bottom w:type="dxa" w:w="60"/>
+              <w:right w:type="dxa" w:w="100"/>
+            </w:tcMar>
+          </w:tcPr>
+          <w:p>
+            <w:r>
+              <w:rPr>
+                <w:b w:val="false"/>
+                <w:bCs w:val="false"/>
+                <w:sz w:val="20"/>
+                <w:szCs w:val="20"/>
+              </w:rPr>
+              <w:t xml:space="preserve">100%</w:t>
             </w:r>
           </w:p>
         </w:tc>
@@ -5243,6 +5187,62 @@
                 <w:szCs w:val="20"/>
               </w:rPr>
               <w:t xml:space="preserve">50%</w:t>
+            </w:r>
+          </w:p>
+        </w:tc>
+        <w:tc>
+          <w:tcPr>
+            <w:tcW w:type="dxa" w:w="1200"/>
+            <w:tcBorders>
+              <w:top w:val="single" w:color="999999" w:sz="4"/>
+              <w:left w:val="single" w:color="999999" w:sz="4"/>
+              <w:bottom w:val="single" w:color="999999" w:sz="4"/>
+              <w:right w:val="single" w:color="999999" w:sz="4"/>
+            </w:tcBorders>
+            <w:tcMar>
+              <w:top w:type="dxa" w:w="60"/>
+              <w:left w:type="dxa" w:w="100"/>
+              <w:bottom w:type="dxa" w:w="60"/>
+              <w:right w:type="dxa" w:w="100"/>
+            </w:tcMar>
+          </w:tcPr>
+          <w:p>
+            <w:r>
+              <w:rPr>
+                <w:b w:val="false"/>
+                <w:bCs w:val="false"/>
+                <w:sz w:val="20"/>
+                <w:szCs w:val="20"/>
+              </w:rPr>
+              <w:t xml:space="preserve">100%</w:t>
+            </w:r>
+          </w:p>
+        </w:tc>
+        <w:tc>
+          <w:tcPr>
+            <w:tcW w:type="dxa" w:w="1200"/>
+            <w:tcBorders>
+              <w:top w:val="single" w:color="999999" w:sz="4"/>
+              <w:left w:val="single" w:color="999999" w:sz="4"/>
+              <w:bottom w:val="single" w:color="999999" w:sz="4"/>
+              <w:right w:val="single" w:color="999999" w:sz="4"/>
+            </w:tcBorders>
+            <w:tcMar>
+              <w:top w:type="dxa" w:w="60"/>
+              <w:left w:type="dxa" w:w="100"/>
+              <w:bottom w:type="dxa" w:w="60"/>
+              <w:right w:type="dxa" w:w="100"/>
+            </w:tcMar>
+          </w:tcPr>
+          <w:p>
+            <w:r>
+              <w:rPr>
+                <w:b w:val="false"/>
+                <w:bCs w:val="false"/>
+                <w:sz w:val="20"/>
+                <w:szCs w:val="20"/>
+              </w:rPr>
+              <w:t xml:space="preserve">100%</w:t>
             </w:r>
           </w:p>
         </w:tc>
@@ -5275,35 +5275,35 @@
                 <w:sz w:val="20"/>
                 <w:szCs w:val="20"/>
               </w:rPr>
-              <w:t xml:space="preserve">data/productos.js</w:t>
-            </w:r>
-          </w:p>
-        </w:tc>
-        <w:tc>
-          <w:tcPr>
-            <w:tcW w:type="dxa" w:w="1200"/>
-            <w:tcBorders>
-              <w:top w:val="single" w:color="999999" w:sz="4"/>
-              <w:left w:val="single" w:color="999999" w:sz="4"/>
-              <w:bottom w:val="single" w:color="999999" w:sz="4"/>
-              <w:right w:val="single" w:color="999999" w:sz="4"/>
-            </w:tcBorders>
-            <w:tcMar>
-              <w:top w:type="dxa" w:w="60"/>
-              <w:left w:type="dxa" w:w="100"/>
-              <w:bottom w:type="dxa" w:w="60"/>
-              <w:right w:type="dxa" w:w="100"/>
-            </w:tcMar>
-          </w:tcPr>
-          <w:p>
-            <w:r>
-              <w:rPr>
-                <w:b w:val="false"/>
-                <w:bCs w:val="false"/>
-                <w:sz w:val="20"/>
-                <w:szCs w:val="20"/>
-              </w:rPr>
-              <w:t xml:space="preserve">87.5%</w:t>
+              <w:t xml:space="preserve">data/storage.js</w:t>
+            </w:r>
+          </w:p>
+        </w:tc>
+        <w:tc>
+          <w:tcPr>
+            <w:tcW w:type="dxa" w:w="1200"/>
+            <w:tcBorders>
+              <w:top w:val="single" w:color="999999" w:sz="4"/>
+              <w:left w:val="single" w:color="999999" w:sz="4"/>
+              <w:bottom w:val="single" w:color="999999" w:sz="4"/>
+              <w:right w:val="single" w:color="999999" w:sz="4"/>
+            </w:tcBorders>
+            <w:tcMar>
+              <w:top w:type="dxa" w:w="60"/>
+              <w:left w:type="dxa" w:w="100"/>
+              <w:bottom w:type="dxa" w:w="60"/>
+              <w:right w:type="dxa" w:w="100"/>
+            </w:tcMar>
+          </w:tcPr>
+          <w:p>
+            <w:r>
+              <w:rPr>
+                <w:b w:val="false"/>
+                <w:bCs w:val="false"/>
+                <w:sz w:val="20"/>
+                <w:szCs w:val="20"/>
+              </w:rPr>
+              <w:t xml:space="preserve">85.71%</w:t>
             </w:r>
           </w:p>
         </w:tc>
@@ -5359,35 +5359,35 @@
                 <w:sz w:val="20"/>
                 <w:szCs w:val="20"/>
               </w:rPr>
-              <w:t xml:space="preserve">84.61%</w:t>
-            </w:r>
-          </w:p>
-        </w:tc>
-        <w:tc>
-          <w:tcPr>
-            <w:tcW w:type="dxa" w:w="1200"/>
-            <w:tcBorders>
-              <w:top w:val="single" w:color="999999" w:sz="4"/>
-              <w:left w:val="single" w:color="999999" w:sz="4"/>
-              <w:bottom w:val="single" w:color="999999" w:sz="4"/>
-              <w:right w:val="single" w:color="999999" w:sz="4"/>
-            </w:tcBorders>
-            <w:tcMar>
-              <w:top w:type="dxa" w:w="60"/>
-              <w:left w:type="dxa" w:w="100"/>
-              <w:bottom w:type="dxa" w:w="60"/>
-              <w:right w:type="dxa" w:w="100"/>
-            </w:tcMar>
-          </w:tcPr>
-          <w:p>
-            <w:r>
-              <w:rPr>
-                <w:b w:val="false"/>
-                <w:bCs w:val="false"/>
-                <w:sz w:val="20"/>
-                <w:szCs w:val="20"/>
-              </w:rPr>
-              <w:t xml:space="preserve">92.85%</w:t>
+              <w:t xml:space="preserve">66.66%</w:t>
+            </w:r>
+          </w:p>
+        </w:tc>
+        <w:tc>
+          <w:tcPr>
+            <w:tcW w:type="dxa" w:w="1200"/>
+            <w:tcBorders>
+              <w:top w:val="single" w:color="999999" w:sz="4"/>
+              <w:left w:val="single" w:color="999999" w:sz="4"/>
+              <w:bottom w:val="single" w:color="999999" w:sz="4"/>
+              <w:right w:val="single" w:color="999999" w:sz="4"/>
+            </w:tcBorders>
+            <w:tcMar>
+              <w:top w:type="dxa" w:w="60"/>
+              <w:left w:type="dxa" w:w="100"/>
+              <w:bottom w:type="dxa" w:w="60"/>
+              <w:right w:type="dxa" w:w="100"/>
+            </w:tcMar>
+          </w:tcPr>
+          <w:p>
+            <w:r>
+              <w:rPr>
+                <w:b w:val="false"/>
+                <w:bCs w:val="false"/>
+                <w:sz w:val="20"/>
+                <w:szCs w:val="20"/>
+              </w:rPr>
+              <w:t xml:space="preserve">85.71%</w:t>
             </w:r>
           </w:p>
         </w:tc>
@@ -5420,119 +5420,119 @@
                 <w:sz w:val="20"/>
                 <w:szCs w:val="20"/>
               </w:rPr>
-              <w:t xml:space="preserve">data/regiones.js</w:t>
-            </w:r>
-          </w:p>
-        </w:tc>
-        <w:tc>
-          <w:tcPr>
-            <w:tcW w:type="dxa" w:w="1200"/>
-            <w:tcBorders>
-              <w:top w:val="single" w:color="999999" w:sz="4"/>
-              <w:left w:val="single" w:color="999999" w:sz="4"/>
-              <w:bottom w:val="single" w:color="999999" w:sz="4"/>
-              <w:right w:val="single" w:color="999999" w:sz="4"/>
-            </w:tcBorders>
-            <w:tcMar>
-              <w:top w:type="dxa" w:w="60"/>
-              <w:left w:type="dxa" w:w="100"/>
-              <w:bottom w:type="dxa" w:w="60"/>
-              <w:right w:type="dxa" w:w="100"/>
-            </w:tcMar>
-          </w:tcPr>
-          <w:p>
-            <w:r>
-              <w:rPr>
-                <w:b w:val="false"/>
-                <w:bCs w:val="false"/>
-                <w:sz w:val="20"/>
-                <w:szCs w:val="20"/>
-              </w:rPr>
-              <w:t xml:space="preserve">100%</w:t>
-            </w:r>
-          </w:p>
-        </w:tc>
-        <w:tc>
-          <w:tcPr>
-            <w:tcW w:type="dxa" w:w="1200"/>
-            <w:tcBorders>
-              <w:top w:val="single" w:color="999999" w:sz="4"/>
-              <w:left w:val="single" w:color="999999" w:sz="4"/>
-              <w:bottom w:val="single" w:color="999999" w:sz="4"/>
-              <w:right w:val="single" w:color="999999" w:sz="4"/>
-            </w:tcBorders>
-            <w:tcMar>
-              <w:top w:type="dxa" w:w="60"/>
-              <w:left w:type="dxa" w:w="100"/>
-              <w:bottom w:type="dxa" w:w="60"/>
-              <w:right w:type="dxa" w:w="100"/>
-            </w:tcMar>
-          </w:tcPr>
-          <w:p>
-            <w:r>
-              <w:rPr>
-                <w:b w:val="false"/>
-                <w:bCs w:val="false"/>
-                <w:sz w:val="20"/>
-                <w:szCs w:val="20"/>
-              </w:rPr>
-              <w:t xml:space="preserve">100%</w:t>
-            </w:r>
-          </w:p>
-        </w:tc>
-        <w:tc>
-          <w:tcPr>
-            <w:tcW w:type="dxa" w:w="1200"/>
-            <w:tcBorders>
-              <w:top w:val="single" w:color="999999" w:sz="4"/>
-              <w:left w:val="single" w:color="999999" w:sz="4"/>
-              <w:bottom w:val="single" w:color="999999" w:sz="4"/>
-              <w:right w:val="single" w:color="999999" w:sz="4"/>
-            </w:tcBorders>
-            <w:tcMar>
-              <w:top w:type="dxa" w:w="60"/>
-              <w:left w:type="dxa" w:w="100"/>
-              <w:bottom w:type="dxa" w:w="60"/>
-              <w:right w:type="dxa" w:w="100"/>
-            </w:tcMar>
-          </w:tcPr>
-          <w:p>
-            <w:r>
-              <w:rPr>
-                <w:b w:val="false"/>
-                <w:bCs w:val="false"/>
-                <w:sz w:val="20"/>
-                <w:szCs w:val="20"/>
-              </w:rPr>
-              <w:t xml:space="preserve">100%</w:t>
-            </w:r>
-          </w:p>
-        </w:tc>
-        <w:tc>
-          <w:tcPr>
-            <w:tcW w:type="dxa" w:w="1200"/>
-            <w:tcBorders>
-              <w:top w:val="single" w:color="999999" w:sz="4"/>
-              <w:left w:val="single" w:color="999999" w:sz="4"/>
-              <w:bottom w:val="single" w:color="999999" w:sz="4"/>
-              <w:right w:val="single" w:color="999999" w:sz="4"/>
-            </w:tcBorders>
-            <w:tcMar>
-              <w:top w:type="dxa" w:w="60"/>
-              <w:left w:type="dxa" w:w="100"/>
-              <w:bottom w:type="dxa" w:w="60"/>
-              <w:right w:type="dxa" w:w="100"/>
-            </w:tcMar>
-          </w:tcPr>
-          <w:p>
-            <w:r>
-              <w:rPr>
-                <w:b w:val="false"/>
-                <w:bCs w:val="false"/>
-                <w:sz w:val="20"/>
-                <w:szCs w:val="20"/>
-              </w:rPr>
-              <w:t xml:space="preserve">100%</w:t>
+              <w:t xml:space="preserve">data/usuarios.js</w:t>
+            </w:r>
+          </w:p>
+        </w:tc>
+        <w:tc>
+          <w:tcPr>
+            <w:tcW w:type="dxa" w:w="1200"/>
+            <w:tcBorders>
+              <w:top w:val="single" w:color="999999" w:sz="4"/>
+              <w:left w:val="single" w:color="999999" w:sz="4"/>
+              <w:bottom w:val="single" w:color="999999" w:sz="4"/>
+              <w:right w:val="single" w:color="999999" w:sz="4"/>
+            </w:tcBorders>
+            <w:tcMar>
+              <w:top w:type="dxa" w:w="60"/>
+              <w:left w:type="dxa" w:w="100"/>
+              <w:bottom w:type="dxa" w:w="60"/>
+              <w:right w:type="dxa" w:w="100"/>
+            </w:tcMar>
+          </w:tcPr>
+          <w:p>
+            <w:r>
+              <w:rPr>
+                <w:b w:val="false"/>
+                <w:bCs w:val="false"/>
+                <w:sz w:val="20"/>
+                <w:szCs w:val="20"/>
+              </w:rPr>
+              <w:t xml:space="preserve">76.92%</w:t>
+            </w:r>
+          </w:p>
+        </w:tc>
+        <w:tc>
+          <w:tcPr>
+            <w:tcW w:type="dxa" w:w="1200"/>
+            <w:tcBorders>
+              <w:top w:val="single" w:color="999999" w:sz="4"/>
+              <w:left w:val="single" w:color="999999" w:sz="4"/>
+              <w:bottom w:val="single" w:color="999999" w:sz="4"/>
+              <w:right w:val="single" w:color="999999" w:sz="4"/>
+            </w:tcBorders>
+            <w:tcMar>
+              <w:top w:type="dxa" w:w="60"/>
+              <w:left w:type="dxa" w:w="100"/>
+              <w:bottom w:type="dxa" w:w="60"/>
+              <w:right w:type="dxa" w:w="100"/>
+            </w:tcMar>
+          </w:tcPr>
+          <w:p>
+            <w:r>
+              <w:rPr>
+                <w:b w:val="false"/>
+                <w:bCs w:val="false"/>
+                <w:sz w:val="20"/>
+                <w:szCs w:val="20"/>
+              </w:rPr>
+              <w:t xml:space="preserve">0%</w:t>
+            </w:r>
+          </w:p>
+        </w:tc>
+        <w:tc>
+          <w:tcPr>
+            <w:tcW w:type="dxa" w:w="1200"/>
+            <w:tcBorders>
+              <w:top w:val="single" w:color="999999" w:sz="4"/>
+              <w:left w:val="single" w:color="999999" w:sz="4"/>
+              <w:bottom w:val="single" w:color="999999" w:sz="4"/>
+              <w:right w:val="single" w:color="999999" w:sz="4"/>
+            </w:tcBorders>
+            <w:tcMar>
+              <w:top w:type="dxa" w:w="60"/>
+              <w:left w:type="dxa" w:w="100"/>
+              <w:bottom w:type="dxa" w:w="60"/>
+              <w:right w:type="dxa" w:w="100"/>
+            </w:tcMar>
+          </w:tcPr>
+          <w:p>
+            <w:r>
+              <w:rPr>
+                <w:b w:val="false"/>
+                <w:bCs w:val="false"/>
+                <w:sz w:val="20"/>
+                <w:szCs w:val="20"/>
+              </w:rPr>
+              <w:t xml:space="preserve">70%</w:t>
+            </w:r>
+          </w:p>
+        </w:tc>
+        <w:tc>
+          <w:tcPr>
+            <w:tcW w:type="dxa" w:w="1200"/>
+            <w:tcBorders>
+              <w:top w:val="single" w:color="999999" w:sz="4"/>
+              <w:left w:val="single" w:color="999999" w:sz="4"/>
+              <w:bottom w:val="single" w:color="999999" w:sz="4"/>
+              <w:right w:val="single" w:color="999999" w:sz="4"/>
+            </w:tcBorders>
+            <w:tcMar>
+              <w:top w:type="dxa" w:w="60"/>
+              <w:left w:type="dxa" w:w="100"/>
+              <w:bottom w:type="dxa" w:w="60"/>
+              <w:right w:type="dxa" w:w="100"/>
+            </w:tcMar>
+          </w:tcPr>
+          <w:p>
+            <w:r>
+              <w:rPr>
+                <w:b w:val="false"/>
+                <w:bCs w:val="false"/>
+                <w:sz w:val="20"/>
+                <w:szCs w:val="20"/>
+              </w:rPr>
+              <w:t xml:space="preserve">72.72%</w:t>
             </w:r>
           </w:p>
         </w:tc>
@@ -5565,63 +5565,63 @@
                 <w:sz w:val="20"/>
                 <w:szCs w:val="20"/>
               </w:rPr>
-              <w:t xml:space="preserve">data/storage.js</w:t>
-            </w:r>
-          </w:p>
-        </w:tc>
-        <w:tc>
-          <w:tcPr>
-            <w:tcW w:type="dxa" w:w="1200"/>
-            <w:tcBorders>
-              <w:top w:val="single" w:color="999999" w:sz="4"/>
-              <w:left w:val="single" w:color="999999" w:sz="4"/>
-              <w:bottom w:val="single" w:color="999999" w:sz="4"/>
-              <w:right w:val="single" w:color="999999" w:sz="4"/>
-            </w:tcBorders>
-            <w:tcMar>
-              <w:top w:type="dxa" w:w="60"/>
-              <w:left w:type="dxa" w:w="100"/>
-              <w:bottom w:type="dxa" w:w="60"/>
-              <w:right w:type="dxa" w:w="100"/>
-            </w:tcMar>
-          </w:tcPr>
-          <w:p>
-            <w:r>
-              <w:rPr>
-                <w:b w:val="false"/>
-                <w:bCs w:val="false"/>
-                <w:sz w:val="20"/>
-                <w:szCs w:val="20"/>
-              </w:rPr>
-              <w:t xml:space="preserve">85.71%</w:t>
-            </w:r>
-          </w:p>
-        </w:tc>
-        <w:tc>
-          <w:tcPr>
-            <w:tcW w:type="dxa" w:w="1200"/>
-            <w:tcBorders>
-              <w:top w:val="single" w:color="999999" w:sz="4"/>
-              <w:left w:val="single" w:color="999999" w:sz="4"/>
-              <w:bottom w:val="single" w:color="999999" w:sz="4"/>
-              <w:right w:val="single" w:color="999999" w:sz="4"/>
-            </w:tcBorders>
-            <w:tcMar>
-              <w:top w:type="dxa" w:w="60"/>
-              <w:left w:type="dxa" w:w="100"/>
-              <w:bottom w:type="dxa" w:w="60"/>
-              <w:right w:type="dxa" w:w="100"/>
-            </w:tcMar>
-          </w:tcPr>
-          <w:p>
-            <w:r>
-              <w:rPr>
-                <w:b w:val="false"/>
-                <w:bCs w:val="false"/>
-                <w:sz w:val="20"/>
-                <w:szCs w:val="20"/>
-              </w:rPr>
-              <w:t xml:space="preserve">100%</w:t>
+              <w:t xml:space="preserve">pages/Contacto.js</w:t>
+            </w:r>
+          </w:p>
+        </w:tc>
+        <w:tc>
+          <w:tcPr>
+            <w:tcW w:type="dxa" w:w="1200"/>
+            <w:tcBorders>
+              <w:top w:val="single" w:color="999999" w:sz="4"/>
+              <w:left w:val="single" w:color="999999" w:sz="4"/>
+              <w:bottom w:val="single" w:color="999999" w:sz="4"/>
+              <w:right w:val="single" w:color="999999" w:sz="4"/>
+            </w:tcBorders>
+            <w:tcMar>
+              <w:top w:type="dxa" w:w="60"/>
+              <w:left w:type="dxa" w:w="100"/>
+              <w:bottom w:type="dxa" w:w="60"/>
+              <w:right w:type="dxa" w:w="100"/>
+            </w:tcMar>
+          </w:tcPr>
+          <w:p>
+            <w:r>
+              <w:rPr>
+                <w:b w:val="false"/>
+                <w:bCs w:val="false"/>
+                <w:sz w:val="20"/>
+                <w:szCs w:val="20"/>
+              </w:rPr>
+              <w:t xml:space="preserve">65.21%</w:t>
+            </w:r>
+          </w:p>
+        </w:tc>
+        <w:tc>
+          <w:tcPr>
+            <w:tcW w:type="dxa" w:w="1200"/>
+            <w:tcBorders>
+              <w:top w:val="single" w:color="999999" w:sz="4"/>
+              <w:left w:val="single" w:color="999999" w:sz="4"/>
+              <w:bottom w:val="single" w:color="999999" w:sz="4"/>
+              <w:right w:val="single" w:color="999999" w:sz="4"/>
+            </w:tcBorders>
+            <w:tcMar>
+              <w:top w:type="dxa" w:w="60"/>
+              <w:left w:type="dxa" w:w="100"/>
+              <w:bottom w:type="dxa" w:w="60"/>
+              <w:right w:type="dxa" w:w="100"/>
+            </w:tcMar>
+          </w:tcPr>
+          <w:p>
+            <w:r>
+              <w:rPr>
+                <w:b w:val="false"/>
+                <w:bCs w:val="false"/>
+                <w:sz w:val="20"/>
+                <w:szCs w:val="20"/>
+              </w:rPr>
+              <w:t xml:space="preserve">50%</w:t>
             </w:r>
           </w:p>
         </w:tc>
@@ -5677,7 +5677,7 @@
                 <w:sz w:val="20"/>
                 <w:szCs w:val="20"/>
               </w:rPr>
-              <w:t xml:space="preserve">85.71%</w:t>
+              <w:t xml:space="preserve">65%</w:t>
             </w:r>
           </w:p>
         </w:tc>
@@ -5710,119 +5710,119 @@
                 <w:sz w:val="20"/>
                 <w:szCs w:val="20"/>
               </w:rPr>
-              <w:t xml:space="preserve">data/usuarios.js</w:t>
-            </w:r>
-          </w:p>
-        </w:tc>
-        <w:tc>
-          <w:tcPr>
-            <w:tcW w:type="dxa" w:w="1200"/>
-            <w:tcBorders>
-              <w:top w:val="single" w:color="999999" w:sz="4"/>
-              <w:left w:val="single" w:color="999999" w:sz="4"/>
-              <w:bottom w:val="single" w:color="999999" w:sz="4"/>
-              <w:right w:val="single" w:color="999999" w:sz="4"/>
-            </w:tcBorders>
-            <w:tcMar>
-              <w:top w:type="dxa" w:w="60"/>
-              <w:left w:type="dxa" w:w="100"/>
-              <w:bottom w:type="dxa" w:w="60"/>
-              <w:right w:type="dxa" w:w="100"/>
-            </w:tcMar>
-          </w:tcPr>
-          <w:p>
-            <w:r>
-              <w:rPr>
-                <w:b w:val="false"/>
-                <w:bCs w:val="false"/>
-                <w:sz w:val="20"/>
-                <w:szCs w:val="20"/>
-              </w:rPr>
-              <w:t xml:space="preserve">84.61%</w:t>
-            </w:r>
-          </w:p>
-        </w:tc>
-        <w:tc>
-          <w:tcPr>
-            <w:tcW w:type="dxa" w:w="1200"/>
-            <w:tcBorders>
-              <w:top w:val="single" w:color="999999" w:sz="4"/>
-              <w:left w:val="single" w:color="999999" w:sz="4"/>
-              <w:bottom w:val="single" w:color="999999" w:sz="4"/>
-              <w:right w:val="single" w:color="999999" w:sz="4"/>
-            </w:tcBorders>
-            <w:tcMar>
-              <w:top w:type="dxa" w:w="60"/>
-              <w:left w:type="dxa" w:w="100"/>
-              <w:bottom w:type="dxa" w:w="60"/>
-              <w:right w:type="dxa" w:w="100"/>
-            </w:tcMar>
-          </w:tcPr>
-          <w:p>
-            <w:r>
-              <w:rPr>
-                <w:b w:val="false"/>
-                <w:bCs w:val="false"/>
-                <w:sz w:val="20"/>
-                <w:szCs w:val="20"/>
-              </w:rPr>
-              <w:t xml:space="preserve">0%</w:t>
-            </w:r>
-          </w:p>
-        </w:tc>
-        <w:tc>
-          <w:tcPr>
-            <w:tcW w:type="dxa" w:w="1200"/>
-            <w:tcBorders>
-              <w:top w:val="single" w:color="999999" w:sz="4"/>
-              <w:left w:val="single" w:color="999999" w:sz="4"/>
-              <w:bottom w:val="single" w:color="999999" w:sz="4"/>
-              <w:right w:val="single" w:color="999999" w:sz="4"/>
-            </w:tcBorders>
-            <w:tcMar>
-              <w:top w:type="dxa" w:w="60"/>
-              <w:left w:type="dxa" w:w="100"/>
-              <w:bottom w:type="dxa" w:w="60"/>
-              <w:right w:type="dxa" w:w="100"/>
-            </w:tcMar>
-          </w:tcPr>
-          <w:p>
-            <w:r>
-              <w:rPr>
-                <w:b w:val="false"/>
-                <w:bCs w:val="false"/>
-                <w:sz w:val="20"/>
-                <w:szCs w:val="20"/>
-              </w:rPr>
-              <w:t xml:space="preserve">80%</w:t>
-            </w:r>
-          </w:p>
-        </w:tc>
-        <w:tc>
-          <w:tcPr>
-            <w:tcW w:type="dxa" w:w="1200"/>
-            <w:tcBorders>
-              <w:top w:val="single" w:color="999999" w:sz="4"/>
-              <w:left w:val="single" w:color="999999" w:sz="4"/>
-              <w:bottom w:val="single" w:color="999999" w:sz="4"/>
-              <w:right w:val="single" w:color="999999" w:sz="4"/>
-            </w:tcBorders>
-            <w:tcMar>
-              <w:top w:type="dxa" w:w="60"/>
-              <w:left w:type="dxa" w:w="100"/>
-              <w:bottom w:type="dxa" w:w="60"/>
-              <w:right w:type="dxa" w:w="100"/>
-            </w:tcMar>
-          </w:tcPr>
-          <w:p>
-            <w:r>
-              <w:rPr>
-                <w:b w:val="false"/>
-                <w:bCs w:val="false"/>
-                <w:sz w:val="20"/>
-                <w:szCs w:val="20"/>
-              </w:rPr>
-              <w:t xml:space="preserve">81.81%</w:t>
+              <w:t xml:space="preserve">pages/Login.js</w:t>
+            </w:r>
+          </w:p>
+        </w:tc>
+        <w:tc>
+          <w:tcPr>
+            <w:tcW w:type="dxa" w:w="1200"/>
+            <w:tcBorders>
+              <w:top w:val="single" w:color="999999" w:sz="4"/>
+              <w:left w:val="single" w:color="999999" w:sz="4"/>
+              <w:bottom w:val="single" w:color="999999" w:sz="4"/>
+              <w:right w:val="single" w:color="999999" w:sz="4"/>
+            </w:tcBorders>
+            <w:tcMar>
+              <w:top w:type="dxa" w:w="60"/>
+              <w:left w:type="dxa" w:w="100"/>
+              <w:bottom w:type="dxa" w:w="60"/>
+              <w:right w:type="dxa" w:w="100"/>
+            </w:tcMar>
+          </w:tcPr>
+          <w:p>
+            <w:r>
+              <w:rPr>
+                <w:b w:val="false"/>
+                <w:bCs w:val="false"/>
+                <w:sz w:val="20"/>
+                <w:szCs w:val="20"/>
+              </w:rPr>
+              <w:t xml:space="preserve">79.16%</w:t>
+            </w:r>
+          </w:p>
+        </w:tc>
+        <w:tc>
+          <w:tcPr>
+            <w:tcW w:type="dxa" w:w="1200"/>
+            <w:tcBorders>
+              <w:top w:val="single" w:color="999999" w:sz="4"/>
+              <w:left w:val="single" w:color="999999" w:sz="4"/>
+              <w:bottom w:val="single" w:color="999999" w:sz="4"/>
+              <w:right w:val="single" w:color="999999" w:sz="4"/>
+            </w:tcBorders>
+            <w:tcMar>
+              <w:top w:type="dxa" w:w="60"/>
+              <w:left w:type="dxa" w:w="100"/>
+              <w:bottom w:type="dxa" w:w="60"/>
+              <w:right w:type="dxa" w:w="100"/>
+            </w:tcMar>
+          </w:tcPr>
+          <w:p>
+            <w:r>
+              <w:rPr>
+                <w:b w:val="false"/>
+                <w:bCs w:val="false"/>
+                <w:sz w:val="20"/>
+                <w:szCs w:val="20"/>
+              </w:rPr>
+              <w:t xml:space="preserve">41.66%</w:t>
+            </w:r>
+          </w:p>
+        </w:tc>
+        <w:tc>
+          <w:tcPr>
+            <w:tcW w:type="dxa" w:w="1200"/>
+            <w:tcBorders>
+              <w:top w:val="single" w:color="999999" w:sz="4"/>
+              <w:left w:val="single" w:color="999999" w:sz="4"/>
+              <w:bottom w:val="single" w:color="999999" w:sz="4"/>
+              <w:right w:val="single" w:color="999999" w:sz="4"/>
+            </w:tcBorders>
+            <w:tcMar>
+              <w:top w:type="dxa" w:w="60"/>
+              <w:left w:type="dxa" w:w="100"/>
+              <w:bottom w:type="dxa" w:w="60"/>
+              <w:right w:type="dxa" w:w="100"/>
+            </w:tcMar>
+          </w:tcPr>
+          <w:p>
+            <w:r>
+              <w:rPr>
+                <w:b w:val="false"/>
+                <w:bCs w:val="false"/>
+                <w:sz w:val="20"/>
+                <w:szCs w:val="20"/>
+              </w:rPr>
+              <w:t xml:space="preserve">100%</w:t>
+            </w:r>
+          </w:p>
+        </w:tc>
+        <w:tc>
+          <w:tcPr>
+            <w:tcW w:type="dxa" w:w="1200"/>
+            <w:tcBorders>
+              <w:top w:val="single" w:color="999999" w:sz="4"/>
+              <w:left w:val="single" w:color="999999" w:sz="4"/>
+              <w:bottom w:val="single" w:color="999999" w:sz="4"/>
+              <w:right w:val="single" w:color="999999" w:sz="4"/>
+            </w:tcBorders>
+            <w:tcMar>
+              <w:top w:type="dxa" w:w="60"/>
+              <w:left w:type="dxa" w:w="100"/>
+              <w:bottom w:type="dxa" w:w="60"/>
+              <w:right w:type="dxa" w:w="100"/>
+            </w:tcMar>
+          </w:tcPr>
+          <w:p>
+            <w:r>
+              <w:rPr>
+                <w:b w:val="false"/>
+                <w:bCs w:val="false"/>
+                <w:sz w:val="20"/>
+                <w:szCs w:val="20"/>
+              </w:rPr>
+              <w:t xml:space="preserve">77.27%</w:t>
             </w:r>
           </w:p>
         </w:tc>
@@ -5855,35 +5855,7 @@
                 <w:sz w:val="20"/>
                 <w:szCs w:val="20"/>
               </w:rPr>
-              <w:t xml:space="preserve">hooks/useAgregarAlCarrito.js</w:t>
-            </w:r>
-          </w:p>
-        </w:tc>
-        <w:tc>
-          <w:tcPr>
-            <w:tcW w:type="dxa" w:w="1200"/>
-            <w:tcBorders>
-              <w:top w:val="single" w:color="999999" w:sz="4"/>
-              <w:left w:val="single" w:color="999999" w:sz="4"/>
-              <w:bottom w:val="single" w:color="999999" w:sz="4"/>
-              <w:right w:val="single" w:color="999999" w:sz="4"/>
-            </w:tcBorders>
-            <w:tcMar>
-              <w:top w:type="dxa" w:w="60"/>
-              <w:left w:type="dxa" w:w="100"/>
-              <w:bottom w:type="dxa" w:w="60"/>
-              <w:right w:type="dxa" w:w="100"/>
-            </w:tcMar>
-          </w:tcPr>
-          <w:p>
-            <w:r>
-              <w:rPr>
-                <w:b w:val="false"/>
-                <w:bCs w:val="false"/>
-                <w:sz w:val="20"/>
-                <w:szCs w:val="20"/>
-              </w:rPr>
-              <w:t xml:space="preserve">87.5%</w:t>
+              <w:t xml:space="preserve">pages/admin/AdminOrdenes.js</w:t>
             </w:r>
           </w:p>
         </w:tc>
@@ -5939,7 +5911,35 @@
                 <w:sz w:val="20"/>
                 <w:szCs w:val="20"/>
               </w:rPr>
-              <w:t xml:space="preserve">66.66%</w:t>
+              <w:t xml:space="preserve">50%</w:t>
+            </w:r>
+          </w:p>
+        </w:tc>
+        <w:tc>
+          <w:tcPr>
+            <w:tcW w:type="dxa" w:w="1200"/>
+            <w:tcBorders>
+              <w:top w:val="single" w:color="999999" w:sz="4"/>
+              <w:left w:val="single" w:color="999999" w:sz="4"/>
+              <w:bottom w:val="single" w:color="999999" w:sz="4"/>
+              <w:right w:val="single" w:color="999999" w:sz="4"/>
+            </w:tcBorders>
+            <w:tcMar>
+              <w:top w:type="dxa" w:w="60"/>
+              <w:left w:type="dxa" w:w="100"/>
+              <w:bottom w:type="dxa" w:w="60"/>
+              <w:right w:type="dxa" w:w="100"/>
+            </w:tcMar>
+          </w:tcPr>
+          <w:p>
+            <w:r>
+              <w:rPr>
+                <w:b w:val="false"/>
+                <w:bCs w:val="false"/>
+                <w:sz w:val="20"/>
+                <w:szCs w:val="20"/>
+              </w:rPr>
+              <w:t xml:space="preserve">100%</w:t>
             </w:r>
           </w:p>
         </w:tc>
@@ -6000,7 +6000,63 @@
                 <w:sz w:val="20"/>
                 <w:szCs w:val="20"/>
               </w:rPr>
-              <w:t xml:space="preserve">pages/Contacto.js</w:t>
+              <w:t xml:space="preserve">pages/admin/AdminProductos.js</w:t>
+            </w:r>
+          </w:p>
+        </w:tc>
+        <w:tc>
+          <w:tcPr>
+            <w:tcW w:type="dxa" w:w="1200"/>
+            <w:tcBorders>
+              <w:top w:val="single" w:color="999999" w:sz="4"/>
+              <w:left w:val="single" w:color="999999" w:sz="4"/>
+              <w:bottom w:val="single" w:color="999999" w:sz="4"/>
+              <w:right w:val="single" w:color="999999" w:sz="4"/>
+            </w:tcBorders>
+            <w:tcMar>
+              <w:top w:type="dxa" w:w="60"/>
+              <w:left w:type="dxa" w:w="100"/>
+              <w:bottom w:type="dxa" w:w="60"/>
+              <w:right w:type="dxa" w:w="100"/>
+            </w:tcMar>
+          </w:tcPr>
+          <w:p>
+            <w:r>
+              <w:rPr>
+                <w:b w:val="false"/>
+                <w:bCs w:val="false"/>
+                <w:sz w:val="20"/>
+                <w:szCs w:val="20"/>
+              </w:rPr>
+              <w:t xml:space="preserve">77.77%</w:t>
+            </w:r>
+          </w:p>
+        </w:tc>
+        <w:tc>
+          <w:tcPr>
+            <w:tcW w:type="dxa" w:w="1200"/>
+            <w:tcBorders>
+              <w:top w:val="single" w:color="999999" w:sz="4"/>
+              <w:left w:val="single" w:color="999999" w:sz="4"/>
+              <w:bottom w:val="single" w:color="999999" w:sz="4"/>
+              <w:right w:val="single" w:color="999999" w:sz="4"/>
+            </w:tcBorders>
+            <w:tcMar>
+              <w:top w:type="dxa" w:w="60"/>
+              <w:left w:type="dxa" w:w="100"/>
+              <w:bottom w:type="dxa" w:w="60"/>
+              <w:right w:type="dxa" w:w="100"/>
+            </w:tcMar>
+          </w:tcPr>
+          <w:p>
+            <w:r>
+              <w:rPr>
+                <w:b w:val="false"/>
+                <w:bCs w:val="false"/>
+                <w:sz w:val="20"/>
+                <w:szCs w:val="20"/>
+              </w:rPr>
+              <w:t xml:space="preserve">50%</w:t>
             </w:r>
           </w:p>
         </w:tc>
@@ -6056,63 +6112,7 @@
                 <w:sz w:val="20"/>
                 <w:szCs w:val="20"/>
               </w:rPr>
-              <w:t xml:space="preserve">100%</w:t>
-            </w:r>
-          </w:p>
-        </w:tc>
-        <w:tc>
-          <w:tcPr>
-            <w:tcW w:type="dxa" w:w="1200"/>
-            <w:tcBorders>
-              <w:top w:val="single" w:color="999999" w:sz="4"/>
-              <w:left w:val="single" w:color="999999" w:sz="4"/>
-              <w:bottom w:val="single" w:color="999999" w:sz="4"/>
-              <w:right w:val="single" w:color="999999" w:sz="4"/>
-            </w:tcBorders>
-            <w:tcMar>
-              <w:top w:type="dxa" w:w="60"/>
-              <w:left w:type="dxa" w:w="100"/>
-              <w:bottom w:type="dxa" w:w="60"/>
-              <w:right w:type="dxa" w:w="100"/>
-            </w:tcMar>
-          </w:tcPr>
-          <w:p>
-            <w:r>
-              <w:rPr>
-                <w:b w:val="false"/>
-                <w:bCs w:val="false"/>
-                <w:sz w:val="20"/>
-                <w:szCs w:val="20"/>
-              </w:rPr>
-              <w:t xml:space="preserve">100%</w:t>
-            </w:r>
-          </w:p>
-        </w:tc>
-        <w:tc>
-          <w:tcPr>
-            <w:tcW w:type="dxa" w:w="1200"/>
-            <w:tcBorders>
-              <w:top w:val="single" w:color="999999" w:sz="4"/>
-              <w:left w:val="single" w:color="999999" w:sz="4"/>
-              <w:bottom w:val="single" w:color="999999" w:sz="4"/>
-              <w:right w:val="single" w:color="999999" w:sz="4"/>
-            </w:tcBorders>
-            <w:tcMar>
-              <w:top w:type="dxa" w:w="60"/>
-              <w:left w:type="dxa" w:w="100"/>
-              <w:bottom w:type="dxa" w:w="60"/>
-              <w:right w:type="dxa" w:w="100"/>
-            </w:tcMar>
-          </w:tcPr>
-          <w:p>
-            <w:r>
-              <w:rPr>
-                <w:b w:val="false"/>
-                <w:bCs w:val="false"/>
-                <w:sz w:val="20"/>
-                <w:szCs w:val="20"/>
-              </w:rPr>
-              <w:t xml:space="preserve">100%</w:t>
+              <w:t xml:space="preserve">75%</w:t>
             </w:r>
           </w:p>
         </w:tc>
@@ -6145,7 +6145,63 @@
                 <w:sz w:val="20"/>
                 <w:szCs w:val="20"/>
               </w:rPr>
-              <w:t xml:space="preserve">pages/Login.js</w:t>
+              <w:t xml:space="preserve">pages/admin/AdminUsuarios.js</w:t>
+            </w:r>
+          </w:p>
+        </w:tc>
+        <w:tc>
+          <w:tcPr>
+            <w:tcW w:type="dxa" w:w="1200"/>
+            <w:tcBorders>
+              <w:top w:val="single" w:color="999999" w:sz="4"/>
+              <w:left w:val="single" w:color="999999" w:sz="4"/>
+              <w:bottom w:val="single" w:color="999999" w:sz="4"/>
+              <w:right w:val="single" w:color="999999" w:sz="4"/>
+            </w:tcBorders>
+            <w:tcMar>
+              <w:top w:type="dxa" w:w="60"/>
+              <w:left w:type="dxa" w:w="100"/>
+              <w:bottom w:type="dxa" w:w="60"/>
+              <w:right w:type="dxa" w:w="100"/>
+            </w:tcMar>
+          </w:tcPr>
+          <w:p>
+            <w:r>
+              <w:rPr>
+                <w:b w:val="false"/>
+                <w:bCs w:val="false"/>
+                <w:sz w:val="20"/>
+                <w:szCs w:val="20"/>
+              </w:rPr>
+              <w:t xml:space="preserve">88.88%</w:t>
+            </w:r>
+          </w:p>
+        </w:tc>
+        <w:tc>
+          <w:tcPr>
+            <w:tcW w:type="dxa" w:w="1200"/>
+            <w:tcBorders>
+              <w:top w:val="single" w:color="999999" w:sz="4"/>
+              <w:left w:val="single" w:color="999999" w:sz="4"/>
+              <w:bottom w:val="single" w:color="999999" w:sz="4"/>
+              <w:right w:val="single" w:color="999999" w:sz="4"/>
+            </w:tcBorders>
+            <w:tcMar>
+              <w:top w:type="dxa" w:w="60"/>
+              <w:left w:type="dxa" w:w="100"/>
+              <w:bottom w:type="dxa" w:w="60"/>
+              <w:right w:type="dxa" w:w="100"/>
+            </w:tcMar>
+          </w:tcPr>
+          <w:p>
+            <w:r>
+              <w:rPr>
+                <w:b w:val="false"/>
+                <w:bCs w:val="false"/>
+                <w:sz w:val="20"/>
+                <w:szCs w:val="20"/>
+              </w:rPr>
+              <w:t xml:space="preserve">50%</w:t>
             </w:r>
           </w:p>
         </w:tc>
@@ -6201,63 +6257,7 @@
                 <w:sz w:val="20"/>
                 <w:szCs w:val="20"/>
               </w:rPr>
-              <w:t xml:space="preserve">91.66%</w:t>
-            </w:r>
-          </w:p>
-        </w:tc>
-        <w:tc>
-          <w:tcPr>
-            <w:tcW w:type="dxa" w:w="1200"/>
-            <w:tcBorders>
-              <w:top w:val="single" w:color="999999" w:sz="4"/>
-              <w:left w:val="single" w:color="999999" w:sz="4"/>
-              <w:bottom w:val="single" w:color="999999" w:sz="4"/>
-              <w:right w:val="single" w:color="999999" w:sz="4"/>
-            </w:tcBorders>
-            <w:tcMar>
-              <w:top w:type="dxa" w:w="60"/>
-              <w:left w:type="dxa" w:w="100"/>
-              <w:bottom w:type="dxa" w:w="60"/>
-              <w:right w:type="dxa" w:w="100"/>
-            </w:tcMar>
-          </w:tcPr>
-          <w:p>
-            <w:r>
-              <w:rPr>
-                <w:b w:val="false"/>
-                <w:bCs w:val="false"/>
-                <w:sz w:val="20"/>
-                <w:szCs w:val="20"/>
-              </w:rPr>
-              <w:t xml:space="preserve">100%</w:t>
-            </w:r>
-          </w:p>
-        </w:tc>
-        <w:tc>
-          <w:tcPr>
-            <w:tcW w:type="dxa" w:w="1200"/>
-            <w:tcBorders>
-              <w:top w:val="single" w:color="999999" w:sz="4"/>
-              <w:left w:val="single" w:color="999999" w:sz="4"/>
-              <w:bottom w:val="single" w:color="999999" w:sz="4"/>
-              <w:right w:val="single" w:color="999999" w:sz="4"/>
-            </w:tcBorders>
-            <w:tcMar>
-              <w:top w:type="dxa" w:w="60"/>
-              <w:left w:type="dxa" w:w="100"/>
-              <w:bottom w:type="dxa" w:w="60"/>
-              <w:right w:type="dxa" w:w="100"/>
-            </w:tcMar>
-          </w:tcPr>
-          <w:p>
-            <w:r>
-              <w:rPr>
-                <w:b w:val="false"/>
-                <w:bCs w:val="false"/>
-                <w:sz w:val="20"/>
-                <w:szCs w:val="20"/>
-              </w:rPr>
-              <w:t xml:space="preserve">100%</w:t>
+              <w:t xml:space="preserve">87.5%</w:t>
             </w:r>
           </w:p>
         </w:tc>
@@ -6290,35 +6290,63 @@
                 <w:sz w:val="20"/>
                 <w:szCs w:val="20"/>
               </w:rPr>
-              <w:t xml:space="preserve">pages/Productos.js</w:t>
-            </w:r>
-          </w:p>
-        </w:tc>
-        <w:tc>
-          <w:tcPr>
-            <w:tcW w:type="dxa" w:w="1200"/>
-            <w:tcBorders>
-              <w:top w:val="single" w:color="999999" w:sz="4"/>
-              <w:left w:val="single" w:color="999999" w:sz="4"/>
-              <w:bottom w:val="single" w:color="999999" w:sz="4"/>
-              <w:right w:val="single" w:color="999999" w:sz="4"/>
-            </w:tcBorders>
-            <w:tcMar>
-              <w:top w:type="dxa" w:w="60"/>
-              <w:left w:type="dxa" w:w="100"/>
-              <w:bottom w:type="dxa" w:w="60"/>
-              <w:right w:type="dxa" w:w="100"/>
-            </w:tcMar>
-          </w:tcPr>
-          <w:p>
-            <w:r>
-              <w:rPr>
-                <w:b w:val="false"/>
-                <w:bCs w:val="false"/>
-                <w:sz w:val="20"/>
-                <w:szCs w:val="20"/>
-              </w:rPr>
-              <w:t xml:space="preserve">92.85%</w:t>
+              <w:t xml:space="preserve">pages/admin/Boleta.js</w:t>
+            </w:r>
+          </w:p>
+        </w:tc>
+        <w:tc>
+          <w:tcPr>
+            <w:tcW w:type="dxa" w:w="1200"/>
+            <w:tcBorders>
+              <w:top w:val="single" w:color="999999" w:sz="4"/>
+              <w:left w:val="single" w:color="999999" w:sz="4"/>
+              <w:bottom w:val="single" w:color="999999" w:sz="4"/>
+              <w:right w:val="single" w:color="999999" w:sz="4"/>
+            </w:tcBorders>
+            <w:tcMar>
+              <w:top w:type="dxa" w:w="60"/>
+              <w:left w:type="dxa" w:w="100"/>
+              <w:bottom w:type="dxa" w:w="60"/>
+              <w:right w:type="dxa" w:w="100"/>
+            </w:tcMar>
+          </w:tcPr>
+          <w:p>
+            <w:r>
+              <w:rPr>
+                <w:b w:val="false"/>
+                <w:bCs w:val="false"/>
+                <w:sz w:val="20"/>
+                <w:szCs w:val="20"/>
+              </w:rPr>
+              <w:t xml:space="preserve">83.33%</w:t>
+            </w:r>
+          </w:p>
+        </w:tc>
+        <w:tc>
+          <w:tcPr>
+            <w:tcW w:type="dxa" w:w="1200"/>
+            <w:tcBorders>
+              <w:top w:val="single" w:color="999999" w:sz="4"/>
+              <w:left w:val="single" w:color="999999" w:sz="4"/>
+              <w:bottom w:val="single" w:color="999999" w:sz="4"/>
+              <w:right w:val="single" w:color="999999" w:sz="4"/>
+            </w:tcBorders>
+            <w:tcMar>
+              <w:top w:type="dxa" w:w="60"/>
+              <w:left w:type="dxa" w:w="100"/>
+              <w:bottom w:type="dxa" w:w="60"/>
+              <w:right w:type="dxa" w:w="100"/>
+            </w:tcMar>
+          </w:tcPr>
+          <w:p>
+            <w:r>
+              <w:rPr>
+                <w:b w:val="false"/>
+                <w:bCs w:val="false"/>
+                <w:sz w:val="20"/>
+                <w:szCs w:val="20"/>
+              </w:rPr>
+              <w:t xml:space="preserve">50%</w:t>
             </w:r>
           </w:p>
         </w:tc>
@@ -6374,35 +6402,7 @@
                 <w:sz w:val="20"/>
                 <w:szCs w:val="20"/>
               </w:rPr>
-              <w:t xml:space="preserve">80%</w:t>
-            </w:r>
-          </w:p>
-        </w:tc>
-        <w:tc>
-          <w:tcPr>
-            <w:tcW w:type="dxa" w:w="1200"/>
-            <w:tcBorders>
-              <w:top w:val="single" w:color="999999" w:sz="4"/>
-              <w:left w:val="single" w:color="999999" w:sz="4"/>
-              <w:bottom w:val="single" w:color="999999" w:sz="4"/>
-              <w:right w:val="single" w:color="999999" w:sz="4"/>
-            </w:tcBorders>
-            <w:tcMar>
-              <w:top w:type="dxa" w:w="60"/>
-              <w:left w:type="dxa" w:w="100"/>
-              <w:bottom w:type="dxa" w:w="60"/>
-              <w:right w:type="dxa" w:w="100"/>
-            </w:tcMar>
-          </w:tcPr>
-          <w:p>
-            <w:r>
-              <w:rPr>
-                <w:b w:val="false"/>
-                <w:bCs w:val="false"/>
-                <w:sz w:val="20"/>
-                <w:szCs w:val="20"/>
-              </w:rPr>
-              <w:t xml:space="preserve">92.85%</w:t>
+              <w:t xml:space="preserve">83.33%</w:t>
             </w:r>
           </w:p>
         </w:tc>
@@ -6435,7 +6435,63 @@
                 <w:sz w:val="20"/>
                 <w:szCs w:val="20"/>
               </w:rPr>
-              <w:t xml:space="preserve">pages/admin/AdminOrdenes.js</w:t>
+              <w:t xml:space="preserve">pages/admin/HistorialCompras.js</w:t>
+            </w:r>
+          </w:p>
+        </w:tc>
+        <w:tc>
+          <w:tcPr>
+            <w:tcW w:type="dxa" w:w="1200"/>
+            <w:tcBorders>
+              <w:top w:val="single" w:color="999999" w:sz="4"/>
+              <w:left w:val="single" w:color="999999" w:sz="4"/>
+              <w:bottom w:val="single" w:color="999999" w:sz="4"/>
+              <w:right w:val="single" w:color="999999" w:sz="4"/>
+            </w:tcBorders>
+            <w:tcMar>
+              <w:top w:type="dxa" w:w="60"/>
+              <w:left w:type="dxa" w:w="100"/>
+              <w:bottom w:type="dxa" w:w="60"/>
+              <w:right w:type="dxa" w:w="100"/>
+            </w:tcMar>
+          </w:tcPr>
+          <w:p>
+            <w:r>
+              <w:rPr>
+                <w:b w:val="false"/>
+                <w:bCs w:val="false"/>
+                <w:sz w:val="20"/>
+                <w:szCs w:val="20"/>
+              </w:rPr>
+              <w:t xml:space="preserve">85.71%</w:t>
+            </w:r>
+          </w:p>
+        </w:tc>
+        <w:tc>
+          <w:tcPr>
+            <w:tcW w:type="dxa" w:w="1200"/>
+            <w:tcBorders>
+              <w:top w:val="single" w:color="999999" w:sz="4"/>
+              <w:left w:val="single" w:color="999999" w:sz="4"/>
+              <w:bottom w:val="single" w:color="999999" w:sz="4"/>
+              <w:right w:val="single" w:color="999999" w:sz="4"/>
+            </w:tcBorders>
+            <w:tcMar>
+              <w:top w:type="dxa" w:w="60"/>
+              <w:left w:type="dxa" w:w="100"/>
+              <w:bottom w:type="dxa" w:w="60"/>
+              <w:right w:type="dxa" w:w="100"/>
+            </w:tcMar>
+          </w:tcPr>
+          <w:p>
+            <w:r>
+              <w:rPr>
+                <w:b w:val="false"/>
+                <w:bCs w:val="false"/>
+                <w:sz w:val="20"/>
+                <w:szCs w:val="20"/>
+              </w:rPr>
+              <w:t xml:space="preserve">50%</w:t>
             </w:r>
           </w:p>
         </w:tc>
@@ -6491,63 +6547,7 @@
                 <w:sz w:val="20"/>
                 <w:szCs w:val="20"/>
               </w:rPr>
-              <w:t xml:space="preserve">100%</w:t>
-            </w:r>
-          </w:p>
-        </w:tc>
-        <w:tc>
-          <w:tcPr>
-            <w:tcW w:type="dxa" w:w="1200"/>
-            <w:tcBorders>
-              <w:top w:val="single" w:color="999999" w:sz="4"/>
-              <w:left w:val="single" w:color="999999" w:sz="4"/>
-              <w:bottom w:val="single" w:color="999999" w:sz="4"/>
-              <w:right w:val="single" w:color="999999" w:sz="4"/>
-            </w:tcBorders>
-            <w:tcMar>
-              <w:top w:type="dxa" w:w="60"/>
-              <w:left w:type="dxa" w:w="100"/>
-              <w:bottom w:type="dxa" w:w="60"/>
-              <w:right w:type="dxa" w:w="100"/>
-            </w:tcMar>
-          </w:tcPr>
-          <w:p>
-            <w:r>
-              <w:rPr>
-                <w:b w:val="false"/>
-                <w:bCs w:val="false"/>
-                <w:sz w:val="20"/>
-                <w:szCs w:val="20"/>
-              </w:rPr>
-              <w:t xml:space="preserve">100%</w:t>
-            </w:r>
-          </w:p>
-        </w:tc>
-        <w:tc>
-          <w:tcPr>
-            <w:tcW w:type="dxa" w:w="1200"/>
-            <w:tcBorders>
-              <w:top w:val="single" w:color="999999" w:sz="4"/>
-              <w:left w:val="single" w:color="999999" w:sz="4"/>
-              <w:bottom w:val="single" w:color="999999" w:sz="4"/>
-              <w:right w:val="single" w:color="999999" w:sz="4"/>
-            </w:tcBorders>
-            <w:tcMar>
-              <w:top w:type="dxa" w:w="60"/>
-              <w:left w:type="dxa" w:w="100"/>
-              <w:bottom w:type="dxa" w:w="60"/>
-              <w:right w:type="dxa" w:w="100"/>
-            </w:tcMar>
-          </w:tcPr>
-          <w:p>
-            <w:r>
-              <w:rPr>
-                <w:b w:val="false"/>
-                <w:bCs w:val="false"/>
-                <w:sz w:val="20"/>
-                <w:szCs w:val="20"/>
-              </w:rPr>
-              <w:t xml:space="preserve">100%</w:t>
+              <w:t xml:space="preserve">85.71%</w:t>
             </w:r>
           </w:p>
         </w:tc>
@@ -6580,7 +6580,63 @@
                 <w:sz w:val="20"/>
                 <w:szCs w:val="20"/>
               </w:rPr>
-              <w:t xml:space="preserve">pages/admin/AdminProductos.js</w:t>
+              <w:t xml:space="preserve">pages/admin/Perfil.js</w:t>
+            </w:r>
+          </w:p>
+        </w:tc>
+        <w:tc>
+          <w:tcPr>
+            <w:tcW w:type="dxa" w:w="1200"/>
+            <w:tcBorders>
+              <w:top w:val="single" w:color="999999" w:sz="4"/>
+              <w:left w:val="single" w:color="999999" w:sz="4"/>
+              <w:bottom w:val="single" w:color="999999" w:sz="4"/>
+              <w:right w:val="single" w:color="999999" w:sz="4"/>
+            </w:tcBorders>
+            <w:tcMar>
+              <w:top w:type="dxa" w:w="60"/>
+              <w:left w:type="dxa" w:w="100"/>
+              <w:bottom w:type="dxa" w:w="60"/>
+              <w:right w:type="dxa" w:w="100"/>
+            </w:tcMar>
+          </w:tcPr>
+          <w:p>
+            <w:r>
+              <w:rPr>
+                <w:b w:val="false"/>
+                <w:bCs w:val="false"/>
+                <w:sz w:val="20"/>
+                <w:szCs w:val="20"/>
+              </w:rPr>
+              <w:t xml:space="preserve">85.71%</w:t>
+            </w:r>
+          </w:p>
+        </w:tc>
+        <w:tc>
+          <w:tcPr>
+            <w:tcW w:type="dxa" w:w="1200"/>
+            <w:tcBorders>
+              <w:top w:val="single" w:color="999999" w:sz="4"/>
+              <w:left w:val="single" w:color="999999" w:sz="4"/>
+              <w:bottom w:val="single" w:color="999999" w:sz="4"/>
+              <w:right w:val="single" w:color="999999" w:sz="4"/>
+            </w:tcBorders>
+            <w:tcMar>
+              <w:top w:type="dxa" w:w="60"/>
+              <w:left w:type="dxa" w:w="100"/>
+              <w:bottom w:type="dxa" w:w="60"/>
+              <w:right w:type="dxa" w:w="100"/>
+            </w:tcMar>
+          </w:tcPr>
+          <w:p>
+            <w:r>
+              <w:rPr>
+                <w:b w:val="false"/>
+                <w:bCs w:val="false"/>
+                <w:sz w:val="20"/>
+                <w:szCs w:val="20"/>
+              </w:rPr>
+              <w:t xml:space="preserve">50%</w:t>
             </w:r>
           </w:p>
         </w:tc>
@@ -6636,63 +6692,7 @@
                 <w:sz w:val="20"/>
                 <w:szCs w:val="20"/>
               </w:rPr>
-              <w:t xml:space="preserve">100%</w:t>
-            </w:r>
-          </w:p>
-        </w:tc>
-        <w:tc>
-          <w:tcPr>
-            <w:tcW w:type="dxa" w:w="1200"/>
-            <w:tcBorders>
-              <w:top w:val="single" w:color="999999" w:sz="4"/>
-              <w:left w:val="single" w:color="999999" w:sz="4"/>
-              <w:bottom w:val="single" w:color="999999" w:sz="4"/>
-              <w:right w:val="single" w:color="999999" w:sz="4"/>
-            </w:tcBorders>
-            <w:tcMar>
-              <w:top w:type="dxa" w:w="60"/>
-              <w:left w:type="dxa" w:w="100"/>
-              <w:bottom w:type="dxa" w:w="60"/>
-              <w:right w:type="dxa" w:w="100"/>
-            </w:tcMar>
-          </w:tcPr>
-          <w:p>
-            <w:r>
-              <w:rPr>
-                <w:b w:val="false"/>
-                <w:bCs w:val="false"/>
-                <w:sz w:val="20"/>
-                <w:szCs w:val="20"/>
-              </w:rPr>
-              <w:t xml:space="preserve">100%</w:t>
-            </w:r>
-          </w:p>
-        </w:tc>
-        <w:tc>
-          <w:tcPr>
-            <w:tcW w:type="dxa" w:w="1200"/>
-            <w:tcBorders>
-              <w:top w:val="single" w:color="999999" w:sz="4"/>
-              <w:left w:val="single" w:color="999999" w:sz="4"/>
-              <w:bottom w:val="single" w:color="999999" w:sz="4"/>
-              <w:right w:val="single" w:color="999999" w:sz="4"/>
-            </w:tcBorders>
-            <w:tcMar>
-              <w:top w:type="dxa" w:w="60"/>
-              <w:left w:type="dxa" w:w="100"/>
-              <w:bottom w:type="dxa" w:w="60"/>
-              <w:right w:type="dxa" w:w="100"/>
-            </w:tcMar>
-          </w:tcPr>
-          <w:p>
-            <w:r>
-              <w:rPr>
-                <w:b w:val="false"/>
-                <w:bCs w:val="false"/>
-                <w:sz w:val="20"/>
-                <w:szCs w:val="20"/>
-              </w:rPr>
-              <w:t xml:space="preserve">100%</w:t>
+              <w:t xml:space="preserve">85.71%</w:t>
             </w:r>
           </w:p>
         </w:tc>
@@ -6725,119 +6725,119 @@
                 <w:sz w:val="20"/>
                 <w:szCs w:val="20"/>
               </w:rPr>
-              <w:t xml:space="preserve">pages/admin/AdminUsuarios.js</w:t>
-            </w:r>
-          </w:p>
-        </w:tc>
-        <w:tc>
-          <w:tcPr>
-            <w:tcW w:type="dxa" w:w="1200"/>
-            <w:tcBorders>
-              <w:top w:val="single" w:color="999999" w:sz="4"/>
-              <w:left w:val="single" w:color="999999" w:sz="4"/>
-              <w:bottom w:val="single" w:color="999999" w:sz="4"/>
-              <w:right w:val="single" w:color="999999" w:sz="4"/>
-            </w:tcBorders>
-            <w:tcMar>
-              <w:top w:type="dxa" w:w="60"/>
-              <w:left w:type="dxa" w:w="100"/>
-              <w:bottom w:type="dxa" w:w="60"/>
-              <w:right w:type="dxa" w:w="100"/>
-            </w:tcMar>
-          </w:tcPr>
-          <w:p>
-            <w:r>
-              <w:rPr>
-                <w:b w:val="false"/>
-                <w:bCs w:val="false"/>
-                <w:sz w:val="20"/>
-                <w:szCs w:val="20"/>
-              </w:rPr>
-              <w:t xml:space="preserve">100%</w:t>
-            </w:r>
-          </w:p>
-        </w:tc>
-        <w:tc>
-          <w:tcPr>
-            <w:tcW w:type="dxa" w:w="1200"/>
-            <w:tcBorders>
-              <w:top w:val="single" w:color="999999" w:sz="4"/>
-              <w:left w:val="single" w:color="999999" w:sz="4"/>
-              <w:bottom w:val="single" w:color="999999" w:sz="4"/>
-              <w:right w:val="single" w:color="999999" w:sz="4"/>
-            </w:tcBorders>
-            <w:tcMar>
-              <w:top w:type="dxa" w:w="60"/>
-              <w:left w:type="dxa" w:w="100"/>
-              <w:bottom w:type="dxa" w:w="60"/>
-              <w:right w:type="dxa" w:w="100"/>
-            </w:tcMar>
-          </w:tcPr>
-          <w:p>
-            <w:r>
-              <w:rPr>
-                <w:b w:val="false"/>
-                <w:bCs w:val="false"/>
-                <w:sz w:val="20"/>
-                <w:szCs w:val="20"/>
-              </w:rPr>
-              <w:t xml:space="preserve">100%</w:t>
-            </w:r>
-          </w:p>
-        </w:tc>
-        <w:tc>
-          <w:tcPr>
-            <w:tcW w:type="dxa" w:w="1200"/>
-            <w:tcBorders>
-              <w:top w:val="single" w:color="999999" w:sz="4"/>
-              <w:left w:val="single" w:color="999999" w:sz="4"/>
-              <w:bottom w:val="single" w:color="999999" w:sz="4"/>
-              <w:right w:val="single" w:color="999999" w:sz="4"/>
-            </w:tcBorders>
-            <w:tcMar>
-              <w:top w:type="dxa" w:w="60"/>
-              <w:left w:type="dxa" w:w="100"/>
-              <w:bottom w:type="dxa" w:w="60"/>
-              <w:right w:type="dxa" w:w="100"/>
-            </w:tcMar>
-          </w:tcPr>
-          <w:p>
-            <w:r>
-              <w:rPr>
-                <w:b w:val="false"/>
-                <w:bCs w:val="false"/>
-                <w:sz w:val="20"/>
-                <w:szCs w:val="20"/>
-              </w:rPr>
-              <w:t xml:space="preserve">100%</w:t>
-            </w:r>
-          </w:p>
-        </w:tc>
-        <w:tc>
-          <w:tcPr>
-            <w:tcW w:type="dxa" w:w="1200"/>
-            <w:tcBorders>
-              <w:top w:val="single" w:color="999999" w:sz="4"/>
-              <w:left w:val="single" w:color="999999" w:sz="4"/>
-              <w:bottom w:val="single" w:color="999999" w:sz="4"/>
-              <w:right w:val="single" w:color="999999" w:sz="4"/>
-            </w:tcBorders>
-            <w:tcMar>
-              <w:top w:type="dxa" w:w="60"/>
-              <w:left w:type="dxa" w:w="100"/>
-              <w:bottom w:type="dxa" w:w="60"/>
-              <w:right w:type="dxa" w:w="100"/>
-            </w:tcMar>
-          </w:tcPr>
-          <w:p>
-            <w:r>
-              <w:rPr>
-                <w:b w:val="false"/>
-                <w:bCs w:val="false"/>
-                <w:sz w:val="20"/>
-                <w:szCs w:val="20"/>
-              </w:rPr>
-              <w:t xml:space="preserve">100%</w:t>
+              <w:t xml:space="preserve">pages/admin/UsuarioForm.js</w:t>
+            </w:r>
+          </w:p>
+        </w:tc>
+        <w:tc>
+          <w:tcPr>
+            <w:tcW w:type="dxa" w:w="1200"/>
+            <w:tcBorders>
+              <w:top w:val="single" w:color="999999" w:sz="4"/>
+              <w:left w:val="single" w:color="999999" w:sz="4"/>
+              <w:bottom w:val="single" w:color="999999" w:sz="4"/>
+              <w:right w:val="single" w:color="999999" w:sz="4"/>
+            </w:tcBorders>
+            <w:tcMar>
+              <w:top w:type="dxa" w:w="60"/>
+              <w:left w:type="dxa" w:w="100"/>
+              <w:bottom w:type="dxa" w:w="60"/>
+              <w:right w:type="dxa" w:w="100"/>
+            </w:tcMar>
+          </w:tcPr>
+          <w:p>
+            <w:r>
+              <w:rPr>
+                <w:b w:val="false"/>
+                <w:bCs w:val="false"/>
+                <w:sz w:val="20"/>
+                <w:szCs w:val="20"/>
+              </w:rPr>
+              <w:t xml:space="preserve">76.19%</w:t>
+            </w:r>
+          </w:p>
+        </w:tc>
+        <w:tc>
+          <w:tcPr>
+            <w:tcW w:type="dxa" w:w="1200"/>
+            <w:tcBorders>
+              <w:top w:val="single" w:color="999999" w:sz="4"/>
+              <w:left w:val="single" w:color="999999" w:sz="4"/>
+              <w:bottom w:val="single" w:color="999999" w:sz="4"/>
+              <w:right w:val="single" w:color="999999" w:sz="4"/>
+            </w:tcBorders>
+            <w:tcMar>
+              <w:top w:type="dxa" w:w="60"/>
+              <w:left w:type="dxa" w:w="100"/>
+              <w:bottom w:type="dxa" w:w="60"/>
+              <w:right w:type="dxa" w:w="100"/>
+            </w:tcMar>
+          </w:tcPr>
+          <w:p>
+            <w:r>
+              <w:rPr>
+                <w:b w:val="false"/>
+                <w:bCs w:val="false"/>
+                <w:sz w:val="20"/>
+                <w:szCs w:val="20"/>
+              </w:rPr>
+              <w:t xml:space="preserve">46%</w:t>
+            </w:r>
+          </w:p>
+        </w:tc>
+        <w:tc>
+          <w:tcPr>
+            <w:tcW w:type="dxa" w:w="1200"/>
+            <w:tcBorders>
+              <w:top w:val="single" w:color="999999" w:sz="4"/>
+              <w:left w:val="single" w:color="999999" w:sz="4"/>
+              <w:bottom w:val="single" w:color="999999" w:sz="4"/>
+              <w:right w:val="single" w:color="999999" w:sz="4"/>
+            </w:tcBorders>
+            <w:tcMar>
+              <w:top w:type="dxa" w:w="60"/>
+              <w:left w:type="dxa" w:w="100"/>
+              <w:bottom w:type="dxa" w:w="60"/>
+              <w:right w:type="dxa" w:w="100"/>
+            </w:tcMar>
+          </w:tcPr>
+          <w:p>
+            <w:r>
+              <w:rPr>
+                <w:b w:val="false"/>
+                <w:bCs w:val="false"/>
+                <w:sz w:val="20"/>
+                <w:szCs w:val="20"/>
+              </w:rPr>
+              <w:t xml:space="preserve">78.57%</w:t>
+            </w:r>
+          </w:p>
+        </w:tc>
+        <w:tc>
+          <w:tcPr>
+            <w:tcW w:type="dxa" w:w="1200"/>
+            <w:tcBorders>
+              <w:top w:val="single" w:color="999999" w:sz="4"/>
+              <w:left w:val="single" w:color="999999" w:sz="4"/>
+              <w:bottom w:val="single" w:color="999999" w:sz="4"/>
+              <w:right w:val="single" w:color="999999" w:sz="4"/>
+            </w:tcBorders>
+            <w:tcMar>
+              <w:top w:type="dxa" w:w="60"/>
+              <w:left w:type="dxa" w:w="100"/>
+              <w:bottom w:type="dxa" w:w="60"/>
+              <w:right w:type="dxa" w:w="100"/>
+            </w:tcMar>
+          </w:tcPr>
+          <w:p>
+            <w:r>
+              <w:rPr>
+                <w:b w:val="false"/>
+                <w:bCs w:val="false"/>
+                <w:sz w:val="20"/>
+                <w:szCs w:val="20"/>
+              </w:rPr>
+              <w:t xml:space="preserve">75.75%</w:t>
             </w:r>
           </w:p>
         </w:tc>
@@ -6870,7 +6870,7 @@
                 <w:sz w:val="20"/>
                 <w:szCs w:val="20"/>
               </w:rPr>
-              <w:t xml:space="preserve">pages/admin/Boleta.js</w:t>
+              <w:t xml:space="preserve">utils/filtros.js</w:t>
             </w:r>
           </w:p>
         </w:tc>
@@ -6926,7 +6926,7 @@
                 <w:sz w:val="20"/>
                 <w:szCs w:val="20"/>
               </w:rPr>
-              <w:t xml:space="preserve">100%</w:t>
+              <w:t xml:space="preserve">66.66%</w:t>
             </w:r>
           </w:p>
         </w:tc>
@@ -7015,7 +7015,7 @@
                 <w:sz w:val="20"/>
                 <w:szCs w:val="20"/>
               </w:rPr>
-              <w:t xml:space="preserve">pages/admin/HistorialCompras.js</w:t>
+              <w:t xml:space="preserve">utils/formato.js</w:t>
             </w:r>
           </w:p>
         </w:tc>
@@ -7160,63 +7160,63 @@
                 <w:sz w:val="20"/>
                 <w:szCs w:val="20"/>
               </w:rPr>
-              <w:t xml:space="preserve">pages/admin/UsuarioForm.js</w:t>
-            </w:r>
-          </w:p>
-        </w:tc>
-        <w:tc>
-          <w:tcPr>
-            <w:tcW w:type="dxa" w:w="1200"/>
-            <w:tcBorders>
-              <w:top w:val="single" w:color="999999" w:sz="4"/>
-              <w:left w:val="single" w:color="999999" w:sz="4"/>
-              <w:bottom w:val="single" w:color="999999" w:sz="4"/>
-              <w:right w:val="single" w:color="999999" w:sz="4"/>
-            </w:tcBorders>
-            <w:tcMar>
-              <w:top w:type="dxa" w:w="60"/>
-              <w:left w:type="dxa" w:w="100"/>
-              <w:bottom w:type="dxa" w:w="60"/>
-              <w:right w:type="dxa" w:w="100"/>
-            </w:tcMar>
-          </w:tcPr>
-          <w:p>
-            <w:r>
-              <w:rPr>
-                <w:b w:val="false"/>
-                <w:bCs w:val="false"/>
-                <w:sz w:val="20"/>
-                <w:szCs w:val="20"/>
-              </w:rPr>
-              <w:t xml:space="preserve">95.23%</w:t>
-            </w:r>
-          </w:p>
-        </w:tc>
-        <w:tc>
-          <w:tcPr>
-            <w:tcW w:type="dxa" w:w="1200"/>
-            <w:tcBorders>
-              <w:top w:val="single" w:color="999999" w:sz="4"/>
-              <w:left w:val="single" w:color="999999" w:sz="4"/>
-              <w:bottom w:val="single" w:color="999999" w:sz="4"/>
-              <w:right w:val="single" w:color="999999" w:sz="4"/>
-            </w:tcBorders>
-            <w:tcMar>
-              <w:top w:type="dxa" w:w="60"/>
-              <w:left w:type="dxa" w:w="100"/>
-              <w:bottom w:type="dxa" w:w="60"/>
-              <w:right w:type="dxa" w:w="100"/>
-            </w:tcMar>
-          </w:tcPr>
-          <w:p>
-            <w:r>
-              <w:rPr>
-                <w:b w:val="false"/>
-                <w:bCs w:val="false"/>
-                <w:sz w:val="20"/>
-                <w:szCs w:val="20"/>
-              </w:rPr>
-              <w:t xml:space="preserve">66%</w:t>
+              <w:t xml:space="preserve">utils/pago.js</w:t>
+            </w:r>
+          </w:p>
+        </w:tc>
+        <w:tc>
+          <w:tcPr>
+            <w:tcW w:type="dxa" w:w="1200"/>
+            <w:tcBorders>
+              <w:top w:val="single" w:color="999999" w:sz="4"/>
+              <w:left w:val="single" w:color="999999" w:sz="4"/>
+              <w:bottom w:val="single" w:color="999999" w:sz="4"/>
+              <w:right w:val="single" w:color="999999" w:sz="4"/>
+            </w:tcBorders>
+            <w:tcMar>
+              <w:top w:type="dxa" w:w="60"/>
+              <w:left w:type="dxa" w:w="100"/>
+              <w:bottom w:type="dxa" w:w="60"/>
+              <w:right w:type="dxa" w:w="100"/>
+            </w:tcMar>
+          </w:tcPr>
+          <w:p>
+            <w:r>
+              <w:rPr>
+                <w:b w:val="false"/>
+                <w:bCs w:val="false"/>
+                <w:sz w:val="20"/>
+                <w:szCs w:val="20"/>
+              </w:rPr>
+              <w:t xml:space="preserve">66.66%</w:t>
+            </w:r>
+          </w:p>
+        </w:tc>
+        <w:tc>
+          <w:tcPr>
+            <w:tcW w:type="dxa" w:w="1200"/>
+            <w:tcBorders>
+              <w:top w:val="single" w:color="999999" w:sz="4"/>
+              <w:left w:val="single" w:color="999999" w:sz="4"/>
+              <w:bottom w:val="single" w:color="999999" w:sz="4"/>
+              <w:right w:val="single" w:color="999999" w:sz="4"/>
+            </w:tcBorders>
+            <w:tcMar>
+              <w:top w:type="dxa" w:w="60"/>
+              <w:left w:type="dxa" w:w="100"/>
+              <w:bottom w:type="dxa" w:w="60"/>
+              <w:right w:type="dxa" w:w="100"/>
+            </w:tcMar>
+          </w:tcPr>
+          <w:p>
+            <w:r>
+              <w:rPr>
+                <w:b w:val="false"/>
+                <w:bCs w:val="false"/>
+                <w:sz w:val="20"/>
+                <w:szCs w:val="20"/>
+              </w:rPr>
+              <w:t xml:space="preserve">50%</w:t>
             </w:r>
           </w:p>
         </w:tc>
@@ -7272,7 +7272,7 @@
                 <w:sz w:val="20"/>
                 <w:szCs w:val="20"/>
               </w:rPr>
-              <w:t xml:space="preserve">93.93%</w:t>
+              <w:t xml:space="preserve">66.66%</w:t>
             </w:r>
           </w:p>
         </w:tc>
@@ -7305,119 +7305,119 @@
                 <w:sz w:val="20"/>
                 <w:szCs w:val="20"/>
               </w:rPr>
-              <w:t xml:space="preserve">utils/filtros.js</w:t>
-            </w:r>
-          </w:p>
-        </w:tc>
-        <w:tc>
-          <w:tcPr>
-            <w:tcW w:type="dxa" w:w="1200"/>
-            <w:tcBorders>
-              <w:top w:val="single" w:color="999999" w:sz="4"/>
-              <w:left w:val="single" w:color="999999" w:sz="4"/>
-              <w:bottom w:val="single" w:color="999999" w:sz="4"/>
-              <w:right w:val="single" w:color="999999" w:sz="4"/>
-            </w:tcBorders>
-            <w:tcMar>
-              <w:top w:type="dxa" w:w="60"/>
-              <w:left w:type="dxa" w:w="100"/>
-              <w:bottom w:type="dxa" w:w="60"/>
-              <w:right w:type="dxa" w:w="100"/>
-            </w:tcMar>
-          </w:tcPr>
-          <w:p>
-            <w:r>
-              <w:rPr>
-                <w:b w:val="false"/>
-                <w:bCs w:val="false"/>
-                <w:sz w:val="20"/>
-                <w:szCs w:val="20"/>
-              </w:rPr>
-              <w:t xml:space="preserve">100%</w:t>
-            </w:r>
-          </w:p>
-        </w:tc>
-        <w:tc>
-          <w:tcPr>
-            <w:tcW w:type="dxa" w:w="1200"/>
-            <w:tcBorders>
-              <w:top w:val="single" w:color="999999" w:sz="4"/>
-              <w:left w:val="single" w:color="999999" w:sz="4"/>
-              <w:bottom w:val="single" w:color="999999" w:sz="4"/>
-              <w:right w:val="single" w:color="999999" w:sz="4"/>
-            </w:tcBorders>
-            <w:tcMar>
-              <w:top w:type="dxa" w:w="60"/>
-              <w:left w:type="dxa" w:w="100"/>
-              <w:bottom w:type="dxa" w:w="60"/>
-              <w:right w:type="dxa" w:w="100"/>
-            </w:tcMar>
-          </w:tcPr>
-          <w:p>
-            <w:r>
-              <w:rPr>
-                <w:b w:val="false"/>
-                <w:bCs w:val="false"/>
-                <w:sz w:val="20"/>
-                <w:szCs w:val="20"/>
-              </w:rPr>
-              <w:t xml:space="preserve">94.44%</w:t>
-            </w:r>
-          </w:p>
-        </w:tc>
-        <w:tc>
-          <w:tcPr>
-            <w:tcW w:type="dxa" w:w="1200"/>
-            <w:tcBorders>
-              <w:top w:val="single" w:color="999999" w:sz="4"/>
-              <w:left w:val="single" w:color="999999" w:sz="4"/>
-              <w:bottom w:val="single" w:color="999999" w:sz="4"/>
-              <w:right w:val="single" w:color="999999" w:sz="4"/>
-            </w:tcBorders>
-            <w:tcMar>
-              <w:top w:type="dxa" w:w="60"/>
-              <w:left w:type="dxa" w:w="100"/>
-              <w:bottom w:type="dxa" w:w="60"/>
-              <w:right w:type="dxa" w:w="100"/>
-            </w:tcMar>
-          </w:tcPr>
-          <w:p>
-            <w:r>
-              <w:rPr>
-                <w:b w:val="false"/>
-                <w:bCs w:val="false"/>
-                <w:sz w:val="20"/>
-                <w:szCs w:val="20"/>
-              </w:rPr>
-              <w:t xml:space="preserve">100%</w:t>
-            </w:r>
-          </w:p>
-        </w:tc>
-        <w:tc>
-          <w:tcPr>
-            <w:tcW w:type="dxa" w:w="1200"/>
-            <w:tcBorders>
-              <w:top w:val="single" w:color="999999" w:sz="4"/>
-              <w:left w:val="single" w:color="999999" w:sz="4"/>
-              <w:bottom w:val="single" w:color="999999" w:sz="4"/>
-              <w:right w:val="single" w:color="999999" w:sz="4"/>
-            </w:tcBorders>
-            <w:tcMar>
-              <w:top w:type="dxa" w:w="60"/>
-              <w:left w:type="dxa" w:w="100"/>
-              <w:bottom w:type="dxa" w:w="60"/>
-              <w:right w:type="dxa" w:w="100"/>
-            </w:tcMar>
-          </w:tcPr>
-          <w:p>
-            <w:r>
-              <w:rPr>
-                <w:b w:val="false"/>
-                <w:bCs w:val="false"/>
-                <w:sz w:val="20"/>
-                <w:szCs w:val="20"/>
-              </w:rPr>
-              <w:t xml:space="preserve">100%</w:t>
+              <w:t xml:space="preserve">utils/reportes.js</w:t>
+            </w:r>
+          </w:p>
+        </w:tc>
+        <w:tc>
+          <w:tcPr>
+            <w:tcW w:type="dxa" w:w="1200"/>
+            <w:tcBorders>
+              <w:top w:val="single" w:color="999999" w:sz="4"/>
+              <w:left w:val="single" w:color="999999" w:sz="4"/>
+              <w:bottom w:val="single" w:color="999999" w:sz="4"/>
+              <w:right w:val="single" w:color="999999" w:sz="4"/>
+            </w:tcBorders>
+            <w:tcMar>
+              <w:top w:type="dxa" w:w="60"/>
+              <w:left w:type="dxa" w:w="100"/>
+              <w:bottom w:type="dxa" w:w="60"/>
+              <w:right w:type="dxa" w:w="100"/>
+            </w:tcMar>
+          </w:tcPr>
+          <w:p>
+            <w:r>
+              <w:rPr>
+                <w:b w:val="false"/>
+                <w:bCs w:val="false"/>
+                <w:sz w:val="20"/>
+                <w:szCs w:val="20"/>
+              </w:rPr>
+              <w:t xml:space="preserve">50%</w:t>
+            </w:r>
+          </w:p>
+        </w:tc>
+        <w:tc>
+          <w:tcPr>
+            <w:tcW w:type="dxa" w:w="1200"/>
+            <w:tcBorders>
+              <w:top w:val="single" w:color="999999" w:sz="4"/>
+              <w:left w:val="single" w:color="999999" w:sz="4"/>
+              <w:bottom w:val="single" w:color="999999" w:sz="4"/>
+              <w:right w:val="single" w:color="999999" w:sz="4"/>
+            </w:tcBorders>
+            <w:tcMar>
+              <w:top w:type="dxa" w:w="60"/>
+              <w:left w:type="dxa" w:w="100"/>
+              <w:bottom w:type="dxa" w:w="60"/>
+              <w:right w:type="dxa" w:w="100"/>
+            </w:tcMar>
+          </w:tcPr>
+          <w:p>
+            <w:r>
+              <w:rPr>
+                <w:b w:val="false"/>
+                <w:bCs w:val="false"/>
+                <w:sz w:val="20"/>
+                <w:szCs w:val="20"/>
+              </w:rPr>
+              <w:t xml:space="preserve">0%</w:t>
+            </w:r>
+          </w:p>
+        </w:tc>
+        <w:tc>
+          <w:tcPr>
+            <w:tcW w:type="dxa" w:w="1200"/>
+            <w:tcBorders>
+              <w:top w:val="single" w:color="999999" w:sz="4"/>
+              <w:left w:val="single" w:color="999999" w:sz="4"/>
+              <w:bottom w:val="single" w:color="999999" w:sz="4"/>
+              <w:right w:val="single" w:color="999999" w:sz="4"/>
+            </w:tcBorders>
+            <w:tcMar>
+              <w:top w:type="dxa" w:w="60"/>
+              <w:left w:type="dxa" w:w="100"/>
+              <w:bottom w:type="dxa" w:w="60"/>
+              <w:right w:type="dxa" w:w="100"/>
+            </w:tcMar>
+          </w:tcPr>
+          <w:p>
+            <w:r>
+              <w:rPr>
+                <w:b w:val="false"/>
+                <w:bCs w:val="false"/>
+                <w:sz w:val="20"/>
+                <w:szCs w:val="20"/>
+              </w:rPr>
+              <w:t xml:space="preserve">60%</w:t>
+            </w:r>
+          </w:p>
+        </w:tc>
+        <w:tc>
+          <w:tcPr>
+            <w:tcW w:type="dxa" w:w="1200"/>
+            <w:tcBorders>
+              <w:top w:val="single" w:color="999999" w:sz="4"/>
+              <w:left w:val="single" w:color="999999" w:sz="4"/>
+              <w:bottom w:val="single" w:color="999999" w:sz="4"/>
+              <w:right w:val="single" w:color="999999" w:sz="4"/>
+            </w:tcBorders>
+            <w:tcMar>
+              <w:top w:type="dxa" w:w="60"/>
+              <w:left w:type="dxa" w:w="100"/>
+              <w:bottom w:type="dxa" w:w="60"/>
+              <w:right w:type="dxa" w:w="100"/>
+            </w:tcMar>
+          </w:tcPr>
+          <w:p>
+            <w:r>
+              <w:rPr>
+                <w:b w:val="false"/>
+                <w:bCs w:val="false"/>
+                <w:sz w:val="20"/>
+                <w:szCs w:val="20"/>
+              </w:rPr>
+              <w:t xml:space="preserve">42.85%</w:t>
             </w:r>
           </w:p>
         </w:tc>
@@ -7450,296 +7450,6 @@
                 <w:sz w:val="20"/>
                 <w:szCs w:val="20"/>
               </w:rPr>
-              <w:t xml:space="preserve">utils/formato.js</w:t>
-            </w:r>
-          </w:p>
-        </w:tc>
-        <w:tc>
-          <w:tcPr>
-            <w:tcW w:type="dxa" w:w="1200"/>
-            <w:tcBorders>
-              <w:top w:val="single" w:color="999999" w:sz="4"/>
-              <w:left w:val="single" w:color="999999" w:sz="4"/>
-              <w:bottom w:val="single" w:color="999999" w:sz="4"/>
-              <w:right w:val="single" w:color="999999" w:sz="4"/>
-            </w:tcBorders>
-            <w:tcMar>
-              <w:top w:type="dxa" w:w="60"/>
-              <w:left w:type="dxa" w:w="100"/>
-              <w:bottom w:type="dxa" w:w="60"/>
-              <w:right w:type="dxa" w:w="100"/>
-            </w:tcMar>
-          </w:tcPr>
-          <w:p>
-            <w:r>
-              <w:rPr>
-                <w:b w:val="false"/>
-                <w:bCs w:val="false"/>
-                <w:sz w:val="20"/>
-                <w:szCs w:val="20"/>
-              </w:rPr>
-              <w:t xml:space="preserve">100%</w:t>
-            </w:r>
-          </w:p>
-        </w:tc>
-        <w:tc>
-          <w:tcPr>
-            <w:tcW w:type="dxa" w:w="1200"/>
-            <w:tcBorders>
-              <w:top w:val="single" w:color="999999" w:sz="4"/>
-              <w:left w:val="single" w:color="999999" w:sz="4"/>
-              <w:bottom w:val="single" w:color="999999" w:sz="4"/>
-              <w:right w:val="single" w:color="999999" w:sz="4"/>
-            </w:tcBorders>
-            <w:tcMar>
-              <w:top w:type="dxa" w:w="60"/>
-              <w:left w:type="dxa" w:w="100"/>
-              <w:bottom w:type="dxa" w:w="60"/>
-              <w:right w:type="dxa" w:w="100"/>
-            </w:tcMar>
-          </w:tcPr>
-          <w:p>
-            <w:r>
-              <w:rPr>
-                <w:b w:val="false"/>
-                <w:bCs w:val="false"/>
-                <w:sz w:val="20"/>
-                <w:szCs w:val="20"/>
-              </w:rPr>
-              <w:t xml:space="preserve">100%</w:t>
-            </w:r>
-          </w:p>
-        </w:tc>
-        <w:tc>
-          <w:tcPr>
-            <w:tcW w:type="dxa" w:w="1200"/>
-            <w:tcBorders>
-              <w:top w:val="single" w:color="999999" w:sz="4"/>
-              <w:left w:val="single" w:color="999999" w:sz="4"/>
-              <w:bottom w:val="single" w:color="999999" w:sz="4"/>
-              <w:right w:val="single" w:color="999999" w:sz="4"/>
-            </w:tcBorders>
-            <w:tcMar>
-              <w:top w:type="dxa" w:w="60"/>
-              <w:left w:type="dxa" w:w="100"/>
-              <w:bottom w:type="dxa" w:w="60"/>
-              <w:right w:type="dxa" w:w="100"/>
-            </w:tcMar>
-          </w:tcPr>
-          <w:p>
-            <w:r>
-              <w:rPr>
-                <w:b w:val="false"/>
-                <w:bCs w:val="false"/>
-                <w:sz w:val="20"/>
-                <w:szCs w:val="20"/>
-              </w:rPr>
-              <w:t xml:space="preserve">100%</w:t>
-            </w:r>
-          </w:p>
-        </w:tc>
-        <w:tc>
-          <w:tcPr>
-            <w:tcW w:type="dxa" w:w="1200"/>
-            <w:tcBorders>
-              <w:top w:val="single" w:color="999999" w:sz="4"/>
-              <w:left w:val="single" w:color="999999" w:sz="4"/>
-              <w:bottom w:val="single" w:color="999999" w:sz="4"/>
-              <w:right w:val="single" w:color="999999" w:sz="4"/>
-            </w:tcBorders>
-            <w:tcMar>
-              <w:top w:type="dxa" w:w="60"/>
-              <w:left w:type="dxa" w:w="100"/>
-              <w:bottom w:type="dxa" w:w="60"/>
-              <w:right w:type="dxa" w:w="100"/>
-            </w:tcMar>
-          </w:tcPr>
-          <w:p>
-            <w:r>
-              <w:rPr>
-                <w:b w:val="false"/>
-                <w:bCs w:val="false"/>
-                <w:sz w:val="20"/>
-                <w:szCs w:val="20"/>
-              </w:rPr>
-              <w:t xml:space="preserve">100%</w:t>
-            </w:r>
-          </w:p>
-        </w:tc>
-      </w:tr>
-      <w:tr>
-        <w:trPr>
-          <w:tblHeader w:val="off"/>
-        </w:trPr>
-        <w:tc>
-          <w:tcPr>
-            <w:tcW w:type="dxa" w:w="3700"/>
-            <w:tcBorders>
-              <w:top w:val="single" w:color="999999" w:sz="4"/>
-              <w:left w:val="single" w:color="999999" w:sz="4"/>
-              <w:bottom w:val="single" w:color="999999" w:sz="4"/>
-              <w:right w:val="single" w:color="999999" w:sz="4"/>
-            </w:tcBorders>
-            <w:tcMar>
-              <w:top w:type="dxa" w:w="60"/>
-              <w:left w:type="dxa" w:w="100"/>
-              <w:bottom w:type="dxa" w:w="60"/>
-              <w:right w:type="dxa" w:w="100"/>
-            </w:tcMar>
-          </w:tcPr>
-          <w:p>
-            <w:r>
-              <w:rPr>
-                <w:b w:val="false"/>
-                <w:bCs w:val="false"/>
-                <w:sz w:val="20"/>
-                <w:szCs w:val="20"/>
-              </w:rPr>
-              <w:t xml:space="preserve">utils/pago.js</w:t>
-            </w:r>
-          </w:p>
-        </w:tc>
-        <w:tc>
-          <w:tcPr>
-            <w:tcW w:type="dxa" w:w="1200"/>
-            <w:tcBorders>
-              <w:top w:val="single" w:color="999999" w:sz="4"/>
-              <w:left w:val="single" w:color="999999" w:sz="4"/>
-              <w:bottom w:val="single" w:color="999999" w:sz="4"/>
-              <w:right w:val="single" w:color="999999" w:sz="4"/>
-            </w:tcBorders>
-            <w:tcMar>
-              <w:top w:type="dxa" w:w="60"/>
-              <w:left w:type="dxa" w:w="100"/>
-              <w:bottom w:type="dxa" w:w="60"/>
-              <w:right w:type="dxa" w:w="100"/>
-            </w:tcMar>
-          </w:tcPr>
-          <w:p>
-            <w:r>
-              <w:rPr>
-                <w:b w:val="false"/>
-                <w:bCs w:val="false"/>
-                <w:sz w:val="20"/>
-                <w:szCs w:val="20"/>
-              </w:rPr>
-              <w:t xml:space="preserve">100%</w:t>
-            </w:r>
-          </w:p>
-        </w:tc>
-        <w:tc>
-          <w:tcPr>
-            <w:tcW w:type="dxa" w:w="1200"/>
-            <w:tcBorders>
-              <w:top w:val="single" w:color="999999" w:sz="4"/>
-              <w:left w:val="single" w:color="999999" w:sz="4"/>
-              <w:bottom w:val="single" w:color="999999" w:sz="4"/>
-              <w:right w:val="single" w:color="999999" w:sz="4"/>
-            </w:tcBorders>
-            <w:tcMar>
-              <w:top w:type="dxa" w:w="60"/>
-              <w:left w:type="dxa" w:w="100"/>
-              <w:bottom w:type="dxa" w:w="60"/>
-              <w:right w:type="dxa" w:w="100"/>
-            </w:tcMar>
-          </w:tcPr>
-          <w:p>
-            <w:r>
-              <w:rPr>
-                <w:b w:val="false"/>
-                <w:bCs w:val="false"/>
-                <w:sz w:val="20"/>
-                <w:szCs w:val="20"/>
-              </w:rPr>
-              <w:t xml:space="preserve">100%</w:t>
-            </w:r>
-          </w:p>
-        </w:tc>
-        <w:tc>
-          <w:tcPr>
-            <w:tcW w:type="dxa" w:w="1200"/>
-            <w:tcBorders>
-              <w:top w:val="single" w:color="999999" w:sz="4"/>
-              <w:left w:val="single" w:color="999999" w:sz="4"/>
-              <w:bottom w:val="single" w:color="999999" w:sz="4"/>
-              <w:right w:val="single" w:color="999999" w:sz="4"/>
-            </w:tcBorders>
-            <w:tcMar>
-              <w:top w:type="dxa" w:w="60"/>
-              <w:left w:type="dxa" w:w="100"/>
-              <w:bottom w:type="dxa" w:w="60"/>
-              <w:right w:type="dxa" w:w="100"/>
-            </w:tcMar>
-          </w:tcPr>
-          <w:p>
-            <w:r>
-              <w:rPr>
-                <w:b w:val="false"/>
-                <w:bCs w:val="false"/>
-                <w:sz w:val="20"/>
-                <w:szCs w:val="20"/>
-              </w:rPr>
-              <w:t xml:space="preserve">100%</w:t>
-            </w:r>
-          </w:p>
-        </w:tc>
-        <w:tc>
-          <w:tcPr>
-            <w:tcW w:type="dxa" w:w="1200"/>
-            <w:tcBorders>
-              <w:top w:val="single" w:color="999999" w:sz="4"/>
-              <w:left w:val="single" w:color="999999" w:sz="4"/>
-              <w:bottom w:val="single" w:color="999999" w:sz="4"/>
-              <w:right w:val="single" w:color="999999" w:sz="4"/>
-            </w:tcBorders>
-            <w:tcMar>
-              <w:top w:type="dxa" w:w="60"/>
-              <w:left w:type="dxa" w:w="100"/>
-              <w:bottom w:type="dxa" w:w="60"/>
-              <w:right w:type="dxa" w:w="100"/>
-            </w:tcMar>
-          </w:tcPr>
-          <w:p>
-            <w:r>
-              <w:rPr>
-                <w:b w:val="false"/>
-                <w:bCs w:val="false"/>
-                <w:sz w:val="20"/>
-                <w:szCs w:val="20"/>
-              </w:rPr>
-              <w:t xml:space="preserve">100%</w:t>
-            </w:r>
-          </w:p>
-        </w:tc>
-      </w:tr>
-      <w:tr>
-        <w:trPr>
-          <w:tblHeader w:val="off"/>
-        </w:trPr>
-        <w:tc>
-          <w:tcPr>
-            <w:tcW w:type="dxa" w:w="3700"/>
-            <w:tcBorders>
-              <w:top w:val="single" w:color="999999" w:sz="4"/>
-              <w:left w:val="single" w:color="999999" w:sz="4"/>
-              <w:bottom w:val="single" w:color="999999" w:sz="4"/>
-              <w:right w:val="single" w:color="999999" w:sz="4"/>
-            </w:tcBorders>
-            <w:tcMar>
-              <w:top w:type="dxa" w:w="60"/>
-              <w:left w:type="dxa" w:w="100"/>
-              <w:bottom w:type="dxa" w:w="60"/>
-              <w:right w:type="dxa" w:w="100"/>
-            </w:tcMar>
-          </w:tcPr>
-          <w:p>
-            <w:r>
-              <w:rPr>
-                <w:b w:val="false"/>
-                <w:bCs w:val="false"/>
-                <w:sz w:val="20"/>
-                <w:szCs w:val="20"/>
-              </w:rPr>
               <w:t xml:space="preserve">utils/validaciones.js</w:t>
             </w:r>
           </w:p>
@@ -7768,91 +7478,91 @@
                 <w:sz w:val="20"/>
                 <w:szCs w:val="20"/>
               </w:rPr>
-              <w:t xml:space="preserve">74.69%</w:t>
-            </w:r>
-          </w:p>
-        </w:tc>
-        <w:tc>
-          <w:tcPr>
-            <w:tcW w:type="dxa" w:w="1200"/>
-            <w:tcBorders>
-              <w:top w:val="single" w:color="999999" w:sz="4"/>
-              <w:left w:val="single" w:color="999999" w:sz="4"/>
-              <w:bottom w:val="single" w:color="999999" w:sz="4"/>
-              <w:right w:val="single" w:color="999999" w:sz="4"/>
-            </w:tcBorders>
-            <w:tcMar>
-              <w:top w:type="dxa" w:w="60"/>
-              <w:left w:type="dxa" w:w="100"/>
-              <w:bottom w:type="dxa" w:w="60"/>
-              <w:right w:type="dxa" w:w="100"/>
-            </w:tcMar>
-          </w:tcPr>
-          <w:p>
-            <w:r>
-              <w:rPr>
-                <w:b w:val="false"/>
-                <w:bCs w:val="false"/>
-                <w:sz w:val="20"/>
-                <w:szCs w:val="20"/>
-              </w:rPr>
-              <w:t xml:space="preserve">75.26%</w:t>
-            </w:r>
-          </w:p>
-        </w:tc>
-        <w:tc>
-          <w:tcPr>
-            <w:tcW w:type="dxa" w:w="1200"/>
-            <w:tcBorders>
-              <w:top w:val="single" w:color="999999" w:sz="4"/>
-              <w:left w:val="single" w:color="999999" w:sz="4"/>
-              <w:bottom w:val="single" w:color="999999" w:sz="4"/>
-              <w:right w:val="single" w:color="999999" w:sz="4"/>
-            </w:tcBorders>
-            <w:tcMar>
-              <w:top w:type="dxa" w:w="60"/>
-              <w:left w:type="dxa" w:w="100"/>
-              <w:bottom w:type="dxa" w:w="60"/>
-              <w:right w:type="dxa" w:w="100"/>
-            </w:tcMar>
-          </w:tcPr>
-          <w:p>
-            <w:r>
-              <w:rPr>
-                <w:b w:val="false"/>
-                <w:bCs w:val="false"/>
-                <w:sz w:val="20"/>
-                <w:szCs w:val="20"/>
-              </w:rPr>
-              <w:t xml:space="preserve">86.66%</w:t>
-            </w:r>
-          </w:p>
-        </w:tc>
-        <w:tc>
-          <w:tcPr>
-            <w:tcW w:type="dxa" w:w="1200"/>
-            <w:tcBorders>
-              <w:top w:val="single" w:color="999999" w:sz="4"/>
-              <w:left w:val="single" w:color="999999" w:sz="4"/>
-              <w:bottom w:val="single" w:color="999999" w:sz="4"/>
-              <w:right w:val="single" w:color="999999" w:sz="4"/>
-            </w:tcBorders>
-            <w:tcMar>
-              <w:top w:type="dxa" w:w="60"/>
-              <w:left w:type="dxa" w:w="100"/>
-              <w:bottom w:type="dxa" w:w="60"/>
-              <w:right w:type="dxa" w:w="100"/>
-            </w:tcMar>
-          </w:tcPr>
-          <w:p>
-            <w:r>
-              <w:rPr>
-                <w:b w:val="false"/>
-                <w:bCs w:val="false"/>
-                <w:sz w:val="20"/>
-                <w:szCs w:val="20"/>
-              </w:rPr>
-              <w:t xml:space="preserve">79.72%</w:t>
+              <w:t xml:space="preserve">51.8%</w:t>
+            </w:r>
+          </w:p>
+        </w:tc>
+        <w:tc>
+          <w:tcPr>
+            <w:tcW w:type="dxa" w:w="1200"/>
+            <w:tcBorders>
+              <w:top w:val="single" w:color="999999" w:sz="4"/>
+              <w:left w:val="single" w:color="999999" w:sz="4"/>
+              <w:bottom w:val="single" w:color="999999" w:sz="4"/>
+              <w:right w:val="single" w:color="999999" w:sz="4"/>
+            </w:tcBorders>
+            <w:tcMar>
+              <w:top w:type="dxa" w:w="60"/>
+              <w:left w:type="dxa" w:w="100"/>
+              <w:bottom w:type="dxa" w:w="60"/>
+              <w:right w:type="dxa" w:w="100"/>
+            </w:tcMar>
+          </w:tcPr>
+          <w:p>
+            <w:r>
+              <w:rPr>
+                <w:b w:val="false"/>
+                <w:bCs w:val="false"/>
+                <w:sz w:val="20"/>
+                <w:szCs w:val="20"/>
+              </w:rPr>
+              <w:t xml:space="preserve">43.01%</w:t>
+            </w:r>
+          </w:p>
+        </w:tc>
+        <w:tc>
+          <w:tcPr>
+            <w:tcW w:type="dxa" w:w="1200"/>
+            <w:tcBorders>
+              <w:top w:val="single" w:color="999999" w:sz="4"/>
+              <w:left w:val="single" w:color="999999" w:sz="4"/>
+              <w:bottom w:val="single" w:color="999999" w:sz="4"/>
+              <w:right w:val="single" w:color="999999" w:sz="4"/>
+            </w:tcBorders>
+            <w:tcMar>
+              <w:top w:type="dxa" w:w="60"/>
+              <w:left w:type="dxa" w:w="100"/>
+              <w:bottom w:type="dxa" w:w="60"/>
+              <w:right w:type="dxa" w:w="100"/>
+            </w:tcMar>
+          </w:tcPr>
+          <w:p>
+            <w:r>
+              <w:rPr>
+                <w:b w:val="false"/>
+                <w:bCs w:val="false"/>
+                <w:sz w:val="20"/>
+                <w:szCs w:val="20"/>
+              </w:rPr>
+              <w:t xml:space="preserve">66.66%</w:t>
+            </w:r>
+          </w:p>
+        </w:tc>
+        <w:tc>
+          <w:tcPr>
+            <w:tcW w:type="dxa" w:w="1200"/>
+            <w:tcBorders>
+              <w:top w:val="single" w:color="999999" w:sz="4"/>
+              <w:left w:val="single" w:color="999999" w:sz="4"/>
+              <w:bottom w:val="single" w:color="999999" w:sz="4"/>
+              <w:right w:val="single" w:color="999999" w:sz="4"/>
+            </w:tcBorders>
+            <w:tcMar>
+              <w:top w:type="dxa" w:w="60"/>
+              <w:left w:type="dxa" w:w="100"/>
+              <w:bottom w:type="dxa" w:w="60"/>
+              <w:right w:type="dxa" w:w="100"/>
+            </w:tcMar>
+          </w:tcPr>
+          <w:p>
+            <w:r>
+              <w:rPr>
+                <w:b w:val="false"/>
+                <w:bCs w:val="false"/>
+                <w:sz w:val="20"/>
+                <w:szCs w:val="20"/>
+              </w:rPr>
+              <w:t xml:space="preserve">56.75%</w:t>
             </w:r>
           </w:p>
         </w:tc>
@@ -7884,7 +7594,7 @@
         <w:spacing w:after="60"/>
       </w:pPr>
       <w:r>
-        <w:t xml:space="preserve">Las reglas de negocio más importantes: validación de RUN y correo, cálculo del carrito, filtros y pago simulado.</w:t>
+        <w:t xml:space="preserve">Las reglas de negocio principales: validación del RUN, total del carrito, búsqueda de usuarios, pago simulado y total de ventas.</w:t>
       </w:r>
     </w:p>
     <w:p>
@@ -7897,7 +7607,7 @@
         <w:spacing w:after="60"/>
       </w:pPr>
       <w:r>
-        <w:t xml:space="preserve">Los componentes reutilizables de la tienda (Boton, ProductGrid, ProductCard, ResumenOrden).</w:t>
+        <w:t xml:space="preserve">Los componentes reutilizables Boton y ResumenOrden, con 100% de cobertura.</w:t>
       </w:r>
     </w:p>
     <w:p>
@@ -7910,7 +7620,7 @@
         <w:spacing w:after="60"/>
       </w:pPr>
       <w:r>
-        <w:t xml:space="preserve">Los flujos de contacto, búsqueda en el catálogo, inicio de sesión y eliminación de productos en el panel de administración.</w:t>
+        <w:t xml:space="preserve">Los flujos de contacto, inicio de sesión con correo inválido, confirmación antes de eliminar e impresión de la boleta.</w:t>
       </w:r>
     </w:p>
     <w:p>
@@ -7923,7 +7633,7 @@
         <w:spacing w:after="60"/>
       </w:pPr>
       <w:r>
-        <w:t xml:space="preserve">El mantenedor de usuarios, el historial de compras y la boleta de órdenes, todos con 100% de cobertura de sentencias.</w:t>
+        <w:t xml:space="preserve">Las páginas de órdenes, boleta, historial de compras, usuarios y perfil, todas sobre 80% de cobertura de sentencias.</w:t>
       </w:r>
     </w:p>
     <w:p>
@@ -7944,7 +7654,7 @@
         <w:spacing w:after="60"/>
       </w:pPr>
       <w:r>
-        <w:t xml:space="preserve">data/usuarios.js (84.61%): ya se prueban el alta, la búsqueda y la eliminación desde el mantenedor; falta cubrir algún caso de actualización parcial.</w:t>
+        <w:t xml:space="preserve">context/CarritoContext.js (33.33%): se prueba el total y las unidades; faltan agregar, quitar y cambiar cantidades.</w:t>
       </w:r>
     </w:p>
     <w:p>
@@ -7957,7 +7667,7 @@
         <w:spacing w:after="60"/>
       </w:pPr>
       <w:r>
-        <w:t xml:space="preserve">data/categorias.js (50%): las funciones de agregar y eliminar categorías no se usan aún en la interfaz.</w:t>
+        <w:t xml:space="preserve">context/AuthContext.js (40%): falta probar el inicio de sesión correcto y el cierre de sesión.</w:t>
       </w:r>
     </w:p>
     <w:p>
@@ -7970,7 +7680,7 @@
         <w:spacing w:after="60"/>
       </w:pPr>
       <w:r>
-        <w:t xml:space="preserve">utils/validaciones.js (74.69%): faltan pruebas de las validaciones de dirección, comentario y tarjeta de forma directa.</w:t>
+        <w:t xml:space="preserve">utils/validaciones.js (51.8%): se prueba el RUN; faltan correo, contraseña, precio, stock, dirección y tarjeta.</w:t>
       </w:r>
     </w:p>
     <w:p>
@@ -7983,7 +7693,20 @@
         <w:spacing w:after="60"/>
       </w:pPr>
       <w:r>
-        <w:t xml:space="preserve">data/ordenes.js (60%): falta probar la creación de órdenes desde el checkout, todavía sin pruebas propias.</w:t>
+        <w:t xml:space="preserve">data/productos.js (50%): faltan actualizar, eliminar y productos críticos.</w:t>
+      </w:r>
+    </w:p>
+    <w:p>
+      <w:pPr>
+        <w:pStyle w:val="ListParagraph"/>
+        <w:numPr>
+          <w:ilvl w:val="0"/>
+          <w:numId w:val="2"/>
+        </w:numPr>
+        <w:spacing w:after="60"/>
+      </w:pPr>
+      <w:r>
+        <w:t xml:space="preserve">utils/reportes.js (50%): falta la función contarPor, que usa la página de reportes.</w:t>
       </w:r>
     </w:p>
     <w:p>
@@ -8033,7 +7756,7 @@
         <w:spacing w:after="60"/>
       </w:pPr>
       <w:r>
-        <w:t xml:space="preserve">Mantenedor de usuarios, historial de compras y boleta: hecho (R1 y R2), con 17 pruebas nuevas.</w:t>
+        <w:t xml:space="preserve">Sumar pruebas de validaciones, carrito y sesión para subir la cobertura de ramas.</w:t>
       </w:r>
     </w:p>
     <w:p>
@@ -8046,7 +7769,7 @@
         <w:spacing w:after="60"/>
       </w:pPr>
       <w:r>
-        <w:t xml:space="preserve">Actualizar los números de este documento después de agregar esas pruebas.</w:t>
+        <w:t xml:space="preserve">Probar las páginas de catálogo, reportes y el Dashboard del administrador.</w:t>
       </w:r>
     </w:p>
     <w:sectPr>
